--- a/Универ/5 курс/ХИУД/ЛР/ХИУД.ЛР3.250541.Власов.docx
+++ b/Универ/5 курс/ХИУД/ЛР/ХИУД.ЛР3.250541.Власов.docx
@@ -848,6 +848,7 @@
           <w:b w:val="0"/>
           <w:bCs w:val="0"/>
         </w:rPr>
+        <w:lastRenderedPageBreak/>
         <w:t>Содержание</w:t>
       </w:r>
     </w:p>
@@ -902,9 +903,9 @@
               <w:rPr>
                 <w:sz w:val="28"/>
                 <w:szCs w:val="28"/>
-                <w:lang w:val="ru-RU" w:eastAsia="en-US"/>
-              </w:rPr>
-              <w:t xml:space="preserve">Введение</w:t>
+                <w:lang w:eastAsia="en-US"/>
+              </w:rPr>
+              <w:t>Введение</w:t>
             </w:r>
             <w:r>
               <w:rPr>
@@ -965,9 +966,9 @@
               <w:rPr>
                 <w:sz w:val="28"/>
                 <w:szCs w:val="28"/>
-                <w:lang w:val="ru-RU" w:eastAsia="en-US"/>
-              </w:rPr>
-              <w:t xml:space="preserve">1 Выполнение работы</w:t>
+                <w:lang w:eastAsia="en-US"/>
+              </w:rPr>
+              <w:t>1 Выполнение работы</w:t>
             </w:r>
             <w:r>
               <w:rPr>
@@ -1028,9 +1029,9 @@
               <w:rPr>
                 <w:sz w:val="28"/>
                 <w:szCs w:val="28"/>
-                <w:lang w:val="ru-RU" w:eastAsia="en-US"/>
-              </w:rPr>
-              <w:t xml:space="preserve">1.1 Настройка FC SAN</w:t>
+                <w:lang w:eastAsia="en-US"/>
+              </w:rPr>
+              <w:t>1.1 Настройка FC SAN</w:t>
             </w:r>
             <w:r>
               <w:rPr>
@@ -1091,9 +1092,9 @@
               <w:rPr>
                 <w:sz w:val="28"/>
                 <w:szCs w:val="28"/>
-                <w:lang w:val="ru-RU" w:eastAsia="en-US"/>
-              </w:rPr>
-              <w:t xml:space="preserve">1.2 Анализ трассы FC SAN</w:t>
+                <w:lang w:eastAsia="en-US"/>
+              </w:rPr>
+              <w:t>1.2 Анализ трассы FC SAN</w:t>
             </w:r>
             <w:r>
               <w:rPr>
@@ -1154,9 +1155,9 @@
               <w:rPr>
                 <w:sz w:val="28"/>
                 <w:szCs w:val="28"/>
-                <w:lang w:val="ru-RU" w:eastAsia="en-US"/>
-              </w:rPr>
-              <w:t xml:space="preserve">1.3 Настройка IP SAN</w:t>
+                <w:lang w:eastAsia="en-US"/>
+              </w:rPr>
+              <w:t>1.3 Настройка IP SAN</w:t>
             </w:r>
             <w:r>
               <w:rPr>
@@ -1217,9 +1218,9 @@
               <w:rPr>
                 <w:sz w:val="28"/>
                 <w:szCs w:val="28"/>
-                <w:lang w:val="ru-RU" w:eastAsia="en-US"/>
-              </w:rPr>
-              <w:t xml:space="preserve">1.4 Анализ трассы iSCSI SAN</w:t>
+                <w:lang w:eastAsia="en-US"/>
+              </w:rPr>
+              <w:t>1.4 Анализ трассы iSCSI SAN</w:t>
             </w:r>
             <w:r>
               <w:rPr>
@@ -1280,9 +1281,9 @@
               <w:rPr>
                 <w:sz w:val="28"/>
                 <w:szCs w:val="28"/>
-                <w:lang w:val="ru-RU" w:eastAsia="en-US"/>
-              </w:rPr>
-              <w:t xml:space="preserve">Заключение</w:t>
+                <w:lang w:eastAsia="en-US"/>
+              </w:rPr>
+              <w:t>Заключение</w:t>
             </w:r>
             <w:r>
               <w:rPr>
@@ -1325,84 +1326,99 @@
         <w:pStyle w:val="a5"/>
         <w:pageBreakBefore/>
         <w:rPr>
-          <w:lang w:val="ru-RU" w:eastAsia="en-US"/>
-        </w:rPr>
-      </w:pPr>
-      <w:r>
-        <w:rPr>
-          <w:lang w:val="ru-RU" w:eastAsia="en-US"/>
-        </w:rPr>
-        <w:t xml:space="preserve">Введение</w:t>
-      </w:r>
-    </w:p>
-    <w:p>
-      <w:pPr>
-        <w:pStyle w:val="a7"/>
-        <w:rPr>
-          <w:lang w:val="ru-RU" w:eastAsia="en-US"/>
-        </w:rPr>
-      </w:pPr>
-      <w:r>
-        <w:rPr>
-          <w:lang w:val="ru-RU" w:eastAsia="en-US"/>
-        </w:rPr>
-        <w:t xml:space="preserve">Лабораторная работа посвящена двум видам сетей хранения данных: Fibre Channel SAN (FC SAN) и IP SAN на основе протокола iSCSI. Обе сети передают блочные данные между хостами и системой хранения. FC SAN строится на выделенных коммутаторах Fibre Channel, IP SAN передаёт команды SCSI поверх сети TCP/IP и использует обычное сетевое оборудование Ethernet.</w:t>
-      </w:r>
-    </w:p>
-    <w:p>
-      <w:pPr>
-        <w:pStyle w:val="a7"/>
-        <w:rPr>
-          <w:lang w:val="ru-RU" w:eastAsia="en-US"/>
-        </w:rPr>
-      </w:pPr>
-      <w:r>
-        <w:rPr>
-          <w:lang w:val="ru-RU" w:eastAsia="en-US"/>
-        </w:rPr>
-        <w:t xml:space="preserve">Цель первой части работы: рассмотреть основные задачи, выполняемые посредством Fibre Channel SAN. Задачи: определить конфигурацию настроек коммутатора, определить принадлежность портов к системе хранения данных (СХД) и конфигурацию виртуального коммутатора. Для этого определяются мировые имена портов хранения VNXe и портов хоста-инициатора, они сравниваются с выводом конфигурации коммутатора Fibre Channel, и по результатам сравнения предлагаются изменения конфигурации. Затем в анализаторе Wireshark изучается трасса FC_SAN_Trace.pcap с процедурой входа порта в фабрику.</w:t>
-      </w:r>
-    </w:p>
-    <w:p>
-      <w:pPr>
-        <w:pStyle w:val="a7"/>
-        <w:rPr>
-          <w:lang w:val="ru-RU" w:eastAsia="en-US"/>
-        </w:rPr>
-      </w:pPr>
-      <w:r>
-        <w:rPr>
-          <w:lang w:val="ru-RU" w:eastAsia="en-US"/>
-        </w:rPr>
-        <w:t xml:space="preserve">Цель второй части работы: настроить интерфейс и обеспечить хранилище в iSCSI SAN. Задачи: убедиться в правильности настроек iSCSI, настроить iSCSI LUN и привязать его к хосту. На порту Ethernet Port 3 создаётся iSCSI-интерфейс для обоих процессоров хранения, затем создаётся LUN объёмом 100 ГБ, и доступ к нему открывается хосту Windows 2k8. В конце анализируется трасса iSCSI_SAN_Trace.pcap: вход инициатора в сеанс iSCSI и согласованные параметры сеанса.</w:t>
-      </w:r>
-    </w:p>
-    <w:p>
-      <w:pPr>
-        <w:pStyle w:val="a7"/>
-        <w:rPr>
-          <w:lang w:val="ru-RU" w:eastAsia="en-US"/>
-        </w:rPr>
-      </w:pPr>
-      <w:r>
-        <w:rPr>
-          <w:lang w:val="ru-RU" w:eastAsia="en-US"/>
-        </w:rPr>
-        <w:t xml:space="preserve">Устройства Fibre Channel различаются по мировым именам (World Wide Name, WWN). Мировое имя представляет собой 64-битный идентификатор, который задаёт производитель. У адаптера или системы хранения есть имя узла (WWNN) и по одному имени на каждый порт (WWPN). Коммутатор использует имена портов при зонировании, то есть когда разрешает конкретным портам обмениваться данными. В iSCSI ту же роль играет имя IQN (iSCSI Qualified Name).</w:t>
-      </w:r>
-    </w:p>
-    <w:p>
-      <w:pPr>
-        <w:pStyle w:val="a7"/>
-        <w:rPr>
-          <w:lang w:val="ru-RU" w:eastAsia="en-US"/>
-        </w:rPr>
-      </w:pPr>
-      <w:r>
-        <w:rPr>
-          <w:lang w:val="ru-RU" w:eastAsia="en-US"/>
-        </w:rPr>
-        <w:t xml:space="preserve">Работа выполняется в симуляторе Unisphere VNXe Demo и в анализаторе трафика Wireshark 1.10.7. В отчёт вошли описание каждого шага, снимки экрана, ответы на вопросы задания и предложения по изменению конфигурации коммутатора.</w:t>
+          <w:lang w:eastAsia="en-US"/>
+        </w:rPr>
+      </w:pPr>
+      <w:r>
+        <w:rPr>
+          <w:lang w:eastAsia="en-US"/>
+        </w:rPr>
+        <w:lastRenderedPageBreak/>
+        <w:t>Введение</w:t>
+      </w:r>
+    </w:p>
+    <w:p>
+      <w:pPr>
+        <w:pStyle w:val="a7"/>
+        <w:rPr>
+          <w:lang w:val="ru-RU" w:eastAsia="en-US"/>
+        </w:rPr>
+      </w:pPr>
+      <w:r>
+        <w:rPr>
+          <w:lang w:val="ru-RU" w:eastAsia="en-US"/>
+        </w:rPr>
+        <w:t>Лабораторная работа посвящена двум видам сетей хранения данных: Fibre Channel SAN (FC SAN) и IP SAN на основе протокола iSCSI. Обе сети передают блочные данные между хостами и системой хранения. FC SAN строится на выделенных коммутаторах Fibre Channel, IP SAN передаёт команды SCSI поверх сети TCP/IP и использует обычное сетевое оборудование Ethernet.</w:t>
+      </w:r>
+    </w:p>
+    <w:p>
+      <w:pPr>
+        <w:pStyle w:val="a7"/>
+        <w:rPr>
+          <w:lang w:val="ru-RU" w:eastAsia="en-US"/>
+        </w:rPr>
+      </w:pPr>
+      <w:r>
+        <w:rPr>
+          <w:lang w:val="ru-RU" w:eastAsia="en-US"/>
+        </w:rPr>
+        <w:t xml:space="preserve">Цель работы: рассмотреть основные задачи, выполняемые посредством Fibre Channel SAN, настроить интерфейс и обеспечить хранилище в iSCSI SAN. Задачи работы: определить конфигурацию настроек коммутатора, определить принадлежность портов к системе хранения данных (СХД) и конфигурацию виртуального коммутатора, убедиться в правильности настроек iSCSI, настроить iSCSI LUN и привязать его к хосту.</w:t>
+      </w:r>
+    </w:p>
+    <w:p>
+      <w:pPr>
+        <w:pStyle w:val="a7"/>
+        <w:rPr>
+          <w:lang w:val="ru-RU" w:eastAsia="en-US"/>
+        </w:rPr>
+      </w:pPr>
+      <w:r>
+        <w:rPr>
+          <w:lang w:val="ru-RU" w:eastAsia="en-US"/>
+        </w:rPr>
+        <w:t xml:space="preserve">Сначала определяются мировые имена портов хранения VNXe и портов хоста-инициатора, они сравниваются с выводом конфигурации коммутатора Fibre Channel, и по результатам сравнения предлагаются изменения конфигурации. В анализаторе Wireshark изучается трасса FC_SAN_Trace.pcap с процедурой входа порта в фабрику. Затем на порту Ethernet Port 3 создаётся iSCSI-интерфейс для обоих процессоров хранения, создаётся LUN объёмом 100 ГБ, и доступ к нему открывается хосту Windows 2k8. В конце анализируется трасса iSCSI_SAN_Trace.pcap: вход инициатора в сеанс iSCSI и согласованные параметры сеанса.</w:t>
+      </w:r>
+    </w:p>
+    <w:p>
+      <w:pPr>
+        <w:pStyle w:val="a7"/>
+        <w:rPr>
+          <w:lang w:val="ru-RU" w:eastAsia="en-US"/>
+        </w:rPr>
+      </w:pPr>
+      <w:r>
+        <w:rPr>
+          <w:lang w:val="ru-RU" w:eastAsia="en-US"/>
+        </w:rPr>
+        <w:t>Устройства Fibre Channel различаются по мировым именам (World Wide Name, WWN). Мировое имя представляет собой 64-битный идентификатор, который задаёт производитель. У адаптера или системы хранения есть имя узла (WWNN) и по одному имени на каждый порт (WWPN). Коммутатор использует имена портов при зонировании, то есть когда разрешает конкретным портам обмениваться данными. В iSCSI ту же роль играет имя IQN (iSCSI Qualified Name).</w:t>
+      </w:r>
+    </w:p>
+    <w:p>
+      <w:pPr>
+        <w:pStyle w:val="a7"/>
+        <w:rPr>
+          <w:lang w:val="ru-RU" w:eastAsia="en-US"/>
+        </w:rPr>
+      </w:pPr>
+      <w:r>
+        <w:rPr>
+          <w:lang w:val="ru-RU" w:eastAsia="en-US"/>
+        </w:rPr>
+        <w:t xml:space="preserve">Работа выполняется в симуляторе Unisphere VNXe Demo и в анализаторе трафика </w:t>
+      </w:r>
+      <w:proofErr w:type="spellStart"/>
+      <w:r>
+        <w:rPr>
+          <w:lang w:val="ru-RU" w:eastAsia="en-US"/>
+        </w:rPr>
+        <w:t>Wireshark</w:t>
+      </w:r>
+      <w:proofErr w:type="spellEnd"/>
+      <w:r>
+        <w:rPr>
+          <w:lang w:val="ru-RU" w:eastAsia="en-US"/>
+        </w:rPr>
+        <w:t xml:space="preserve"> 1.10.7.</w:t>
       </w:r>
     </w:p>
     <w:p>
@@ -1411,60 +1427,54 @@
         <w:pageBreakBefore/>
         <w:ind w:left="0" w:firstLine="709"/>
         <w:rPr>
-          <w:lang w:val="ru-RU" w:eastAsia="en-US"/>
-        </w:rPr>
-      </w:pPr>
-      <w:r>
-        <w:rPr>
-          <w:lang w:val="ru-RU" w:eastAsia="en-US"/>
-        </w:rPr>
-        <w:t xml:space="preserve">Выполнение работы</w:t>
+          <w:lang w:eastAsia="en-US"/>
+        </w:rPr>
+      </w:pPr>
+      <w:r>
+        <w:rPr>
+          <w:lang w:eastAsia="en-US"/>
+        </w:rPr>
+        <w:lastRenderedPageBreak/>
+        <w:t>Выполнение работы</w:t>
       </w:r>
     </w:p>
     <w:p>
       <w:pPr>
         <w:pStyle w:val="a0"/>
-        <w:keepNext/>
-        <w:rPr>
-          <w:lang w:val="ru-RU" w:eastAsia="en-US"/>
-        </w:rPr>
-      </w:pPr>
-      <w:r>
-        <w:rPr>
-          <w:lang w:val="ru-RU" w:eastAsia="en-US"/>
-        </w:rPr>
-        <w:t xml:space="preserve">Настройка FC SAN</w:t>
-      </w:r>
-    </w:p>
-    <w:p>
-      <w:pPr>
-        <w:pStyle w:val="a7"/>
-        <w:rPr>
-          <w:lang w:val="ru-RU" w:eastAsia="en-US"/>
-        </w:rPr>
-      </w:pPr>
-      <w:r>
-        <w:rPr>
-          <w:lang w:val="ru-RU" w:eastAsia="en-US"/>
-        </w:rPr>
-        <w:t xml:space="preserve">Работа начинается с определения мировых имён портов хранения. В симуляторе выполняется переход Settings → More configuration → Port Settings, в русской локализации «Настройки» → «Дополнительные настройки…» → «Расширенные настройки». В левой части окна перечислены порты массива: базовые порты Ethernet Port 2–5 и модуль ввода-вывода IO Module 0 с четырьмя оптоволоконными каналами FC port 0–3. Для каждого порта показано состояние на процессорах SP A и SP B, все порты исправны.</w:t>
-      </w:r>
-    </w:p>
-    <w:p>
-      <w:pPr>
-        <w:pStyle w:val="a7"/>
-        <w:rPr>
-          <w:lang w:val="ru-RU" w:eastAsia="en-US"/>
-        </w:rPr>
-      </w:pPr>
-      <w:r>
-        <w:rPr>
-          <w:lang w:val="ru-RU" w:eastAsia="en-US"/>
-        </w:rPr>
-        <w:t xml:space="preserve">При выборе порта справа открывается панель Port Details. Для порта FC port 0 указаны тип Fibre Channel, мировые имена на процессорах SP A и SP B, фактическая скорость 8 Гбит/с на обоих процессорах и максимальная скорость модуля SFP 8 Гбит/с (рисунок 1.1). Флажок Set the same speed on SPA and SPB задаёт одинаковую скорость порта на обоих процессорах.</w:t>
-      </w:r>
-    </w:p>
-    <w:p xmlns:a="http://schemas.openxmlformats.org/drawingml/2006/main" xmlns:pic="http://schemas.openxmlformats.org/drawingml/2006/picture">
+      </w:pPr>
+      <w:r>
+        <w:t>Настройка FC SAN</w:t>
+      </w:r>
+    </w:p>
+    <w:p>
+      <w:pPr>
+        <w:pStyle w:val="a7"/>
+        <w:rPr>
+          <w:lang w:val="ru-RU" w:eastAsia="en-US"/>
+        </w:rPr>
+      </w:pPr>
+      <w:r>
+        <w:rPr>
+          <w:lang w:val="ru-RU" w:eastAsia="en-US"/>
+        </w:rPr>
+        <w:t>Работа начинается с определения мировых имён портов хранения. В симуляторе выполняется переход Settings → More configuration → Port Settings, в русской локализации «Настройки» → «Дополнительные настройки…» → «Расширенные настройки». В левой части окна перечислены порты массива: базовые порты Ethernet Port 2–5 и модуль ввода-вывода IO Module 0 с четырьмя оптоволоконными каналами FC port 0–3. Для каждого порта показано состояние на процессорах SP A и SP B, все порты исправны.</w:t>
+      </w:r>
+    </w:p>
+    <w:p>
+      <w:pPr>
+        <w:pStyle w:val="a7"/>
+        <w:rPr>
+          <w:lang w:val="ru-RU" w:eastAsia="en-US"/>
+        </w:rPr>
+      </w:pPr>
+      <w:r>
+        <w:rPr>
+          <w:lang w:val="ru-RU" w:eastAsia="en-US"/>
+        </w:rPr>
+        <w:t>При выборе порта справа открывается панель Port Details. Для порта FC port 0 указаны тип Fibre Channel, мировые имена на процессорах SP A и SP B, фактическая скорость 8 Гбит/с на обоих процессорах и максимальная скорость модуля SFP 8 Гбит/с (рисунок 1.1). Флажок Set the same speed on SPA and SPB задаёт одинаковую скорость порта на обоих процессорах.</w:t>
+      </w:r>
+    </w:p>
+    <w:p>
       <w:pPr>
         <w:pStyle w:val="a7"/>
         <w:keepNext/>
@@ -1480,22 +1490,22 @@
           <w:noProof/>
         </w:rPr>
         <w:drawing>
-          <wp:inline distT="0" distB="0" distL="0" distR="0">
+          <wp:inline distT="0" distB="0" distL="0" distR="0" wp14:anchorId="4DF26D1E" wp14:editId="6850F34F">
             <wp:extent cx="5400000" cy="2575881"/>
             <wp:effectExtent l="0" t="0" r="0" b="0"/>
             <wp:docPr id="1001" name="Рисунок 1001"/>
             <wp:cNvGraphicFramePr>
-              <a:graphicFrameLocks noChangeAspect="1"/>
+              <a:graphicFrameLocks xmlns:a="http://schemas.openxmlformats.org/drawingml/2006/main" noChangeAspect="1"/>
             </wp:cNvGraphicFramePr>
-            <a:graphic>
+            <a:graphic xmlns:a="http://schemas.openxmlformats.org/drawingml/2006/main">
               <a:graphicData uri="http://schemas.openxmlformats.org/drawingml/2006/picture">
-                <pic:pic>
+                <pic:pic xmlns:pic="http://schemas.openxmlformats.org/drawingml/2006/picture">
                   <pic:nvPicPr>
                     <pic:cNvPr id="1001" name="fig01.png"/>
                     <pic:cNvPicPr/>
                   </pic:nvPicPr>
                   <pic:blipFill>
-                    <a:blip r:embed="rIdFig1"/>
+                    <a:blip r:embed="rId8"/>
                     <a:stretch>
                       <a:fillRect/>
                     </a:stretch>
@@ -1530,38 +1540,108 @@
         <w:rPr>
           <w:lang w:val="ru-RU" w:eastAsia="en-US"/>
         </w:rPr>
-        <w:t xml:space="preserve">Рисунок 1.1 – Сведения о порте FC port 0</w:t>
-      </w:r>
-    </w:p>
-    <w:p>
-      <w:pPr>
-        <w:pStyle w:val="a7"/>
-        <w:rPr>
-          <w:lang w:val="ru-RU" w:eastAsia="en-US"/>
-        </w:rPr>
-      </w:pPr>
-      <w:r>
-        <w:rPr>
-          <w:lang w:val="ru-RU" w:eastAsia="en-US"/>
-        </w:rPr>
-        <w:t xml:space="preserve">Unisphere записывает мировое имя порта хранения как два 16-разрядных шестнадцатеричных числа подряд. Для порта FC port 0 процессора SP A это 50:06:01:60:88:E0:02:22:50:06:01:64:08:E0:02:22. Первые 16 цифр, 50:06:01:60:88:E0:02:22, составляют мировое имя узла, оно одинаково для всех портов массива. Вторые 16 цифр, 50:06:01:64:08:E0:02:22, составляют мировое имя порта. Префикс 50:06:01:6 принадлежит компании EMC, а следующая цифра кодирует процессор и номер порта: значения 4–7 соответствуют портам 0–3 процессора SP A, значения C–F соответствуют портам 0–3 процессора SP B.</w:t>
-      </w:r>
-    </w:p>
-    <w:p>
-      <w:pPr>
-        <w:pStyle w:val="a7"/>
-        <w:rPr>
-          <w:lang w:val="ru-RU" w:eastAsia="en-US"/>
-        </w:rPr>
-      </w:pPr>
-      <w:r>
-        <w:rPr>
-          <w:lang w:val="ru-RU" w:eastAsia="en-US"/>
-        </w:rPr>
-        <w:t xml:space="preserve">Далее определяются мировые имена портов хоста-инициатора. Для этого открывается раздел «Хосты» → Initiators (рисунок 1.2). В списке восемь инициаторов: четыре инициатора Fibre Channel и четыре инициатора iSCSI.</w:t>
-      </w:r>
-    </w:p>
-    <w:p xmlns:a="http://schemas.openxmlformats.org/drawingml/2006/main" xmlns:pic="http://schemas.openxmlformats.org/drawingml/2006/picture">
+        <w:t>Рисунок 1.1 – Сведения о порте FC port 0</w:t>
+      </w:r>
+    </w:p>
+    <w:p>
+      <w:pPr>
+        <w:pStyle w:val="a7"/>
+        <w:rPr>
+          <w:lang w:val="ru-RU" w:eastAsia="en-US"/>
+        </w:rPr>
+      </w:pPr>
+      <w:r>
+        <w:rPr>
+          <w:lang w:val="ru-RU" w:eastAsia="en-US"/>
+        </w:rPr>
+        <w:t xml:space="preserve">Unisphere записывает мировое имя порта хранения как два 16-разрядных шестнадцатеричных числа подряд. Для порта FC port 0 процессора SP A это </w:t>
+      </w:r>
+      <w:proofErr w:type="gramStart"/>
+      <w:r>
+        <w:rPr>
+          <w:lang w:val="ru-RU" w:eastAsia="en-US"/>
+        </w:rPr>
+        <w:t>50:06:01:60:88</w:t>
+      </w:r>
+      <w:proofErr w:type="gramEnd"/>
+      <w:r>
+        <w:rPr>
+          <w:lang w:val="ru-RU" w:eastAsia="en-US"/>
+        </w:rPr>
+        <w:t>:E</w:t>
+      </w:r>
+      <w:proofErr w:type="gramStart"/>
+      <w:r>
+        <w:rPr>
+          <w:lang w:val="ru-RU" w:eastAsia="en-US"/>
+        </w:rPr>
+        <w:t>0:02:22:50:06:01</w:t>
+      </w:r>
+      <w:proofErr w:type="gramEnd"/>
+      <w:r>
+        <w:rPr>
+          <w:lang w:val="ru-RU" w:eastAsia="en-US"/>
+        </w:rPr>
+        <w:t>:</w:t>
+      </w:r>
+      <w:proofErr w:type="gramStart"/>
+      <w:r>
+        <w:rPr>
+          <w:lang w:val="ru-RU" w:eastAsia="en-US"/>
+        </w:rPr>
+        <w:t>64:08:E</w:t>
+      </w:r>
+      <w:proofErr w:type="gramEnd"/>
+      <w:r>
+        <w:rPr>
+          <w:lang w:val="ru-RU" w:eastAsia="en-US"/>
+        </w:rPr>
+        <w:t xml:space="preserve">0:02:22. </w:t>
+      </w:r>
+    </w:p>
+    <w:p>
+      <w:pPr>
+        <w:pStyle w:val="a7"/>
+        <w:rPr>
+          <w:lang w:val="ru-RU" w:eastAsia="en-US"/>
+        </w:rPr>
+      </w:pPr>
+      <w:r>
+        <w:rPr>
+          <w:lang w:val="ru-RU" w:eastAsia="en-US"/>
+        </w:rPr>
+        <w:t>Первые 16 цифр, 50:06:01:60:</w:t>
+      </w:r>
+      <w:proofErr w:type="gramStart"/>
+      <w:r>
+        <w:rPr>
+          <w:lang w:val="ru-RU" w:eastAsia="en-US"/>
+        </w:rPr>
+        <w:t>88:E</w:t>
+      </w:r>
+      <w:proofErr w:type="gramEnd"/>
+      <w:r>
+        <w:rPr>
+          <w:lang w:val="ru-RU" w:eastAsia="en-US"/>
+        </w:rPr>
+        <w:t>0:02:22, составляют мировое имя узла, оно одинаково для всех портов массива. Вторые 16 цифр, 50:06:01:64:08:E0:02:22, составляют мировое имя порта. Префикс 50:06:01:6 принадлежит компании EMC, а следующая цифра кодирует процессор и номер порта: значения 4–7 соответствуют портам 0–3 процессора SP A, значения C–F соответствуют портам 0–3 процессора SP B.</w:t>
+      </w:r>
+    </w:p>
+    <w:p>
+      <w:pPr>
+        <w:pStyle w:val="a7"/>
+        <w:rPr>
+          <w:lang w:val="ru-RU" w:eastAsia="en-US"/>
+        </w:rPr>
+      </w:pPr>
+      <w:r>
+        <w:rPr>
+          <w:lang w:val="ru-RU" w:eastAsia="en-US"/>
+        </w:rPr>
+        <w:t>Далее определяются мировые имена портов хоста-инициатора. Для этого открывается раздел «Хосты» → Initiators (рисунок 1.2). В списке восемь инициаторов: четыре инициатора Fibre Channel и четыре инициатора iSCSI.</w:t>
+      </w:r>
+    </w:p>
+    <w:p>
       <w:pPr>
         <w:pStyle w:val="a7"/>
         <w:keepNext/>
@@ -1576,23 +1656,24 @@
         <w:rPr>
           <w:noProof/>
         </w:rPr>
+        <w:lastRenderedPageBreak/>
         <w:drawing>
-          <wp:inline distT="0" distB="0" distL="0" distR="0">
-            <wp:extent cx="5400000" cy="1950096"/>
-            <wp:effectExtent l="0" t="0" r="0" b="0"/>
+          <wp:inline distT="0" distB="0" distL="0" distR="0" wp14:anchorId="04930E9F" wp14:editId="3527D0A7">
+            <wp:extent cx="5868423" cy="2119257"/>
+            <wp:effectExtent l="0" t="0" r="0" b="1905"/>
             <wp:docPr id="1002" name="Рисунок 1002"/>
             <wp:cNvGraphicFramePr>
-              <a:graphicFrameLocks noChangeAspect="1"/>
+              <a:graphicFrameLocks xmlns:a="http://schemas.openxmlformats.org/drawingml/2006/main" noChangeAspect="1"/>
             </wp:cNvGraphicFramePr>
-            <a:graphic>
+            <a:graphic xmlns:a="http://schemas.openxmlformats.org/drawingml/2006/main">
               <a:graphicData uri="http://schemas.openxmlformats.org/drawingml/2006/picture">
-                <pic:pic>
+                <pic:pic xmlns:pic="http://schemas.openxmlformats.org/drawingml/2006/picture">
                   <pic:nvPicPr>
                     <pic:cNvPr id="1002" name="fig02.png"/>
                     <pic:cNvPicPr/>
                   </pic:nvPicPr>
                   <pic:blipFill>
-                    <a:blip r:embed="rIdFig2"/>
+                    <a:blip r:embed="rId9"/>
                     <a:stretch>
                       <a:fillRect/>
                     </a:stretch>
@@ -1600,7 +1681,7 @@
                   <pic:spPr>
                     <a:xfrm>
                       <a:off x="0" y="0"/>
-                      <a:ext cx="5400000" cy="1950096"/>
+                      <a:ext cx="5897696" cy="2129828"/>
                     </a:xfrm>
                     <a:prstGeom prst="rect">
                       <a:avLst/>
@@ -1627,42 +1708,112 @@
         <w:rPr>
           <w:lang w:val="ru-RU" w:eastAsia="en-US"/>
         </w:rPr>
-        <w:t xml:space="preserve">Рисунок 1.2 – Список инициаторов</w:t>
-      </w:r>
-    </w:p>
-    <w:p>
-      <w:pPr>
-        <w:pStyle w:val="a7"/>
-        <w:rPr>
-          <w:lang w:val="ru-RU" w:eastAsia="en-US"/>
-        </w:rPr>
-      </w:pPr>
-      <w:r>
-        <w:rPr>
-          <w:lang w:val="ru-RU" w:eastAsia="en-US"/>
-        </w:rPr>
-        <w:t xml:space="preserve">Мировое имя инициатора Fibre Channel Unisphere записывает тоже из 32 цифр, причём сначала идёт имя узла, затем имя порта: 20:00:00:90:FA:14:3D:60:10:00:00:90:FA:14:3D:60. В задании то же имя приведено в обратном порядке, и из него берутся первые 16 цифр. В обоих случаях мировое имя порта равно 10:00:00:90:FA:14:3D:60: имена портов адаптеров Emulex начинаются с 10:00, имена узлов с 20:00.</w:t>
-      </w:r>
-    </w:p>
-    <w:p>
-      <w:pPr>
-        <w:pStyle w:val="a7"/>
-        <w:rPr>
-          <w:lang w:val="ru-RU" w:eastAsia="en-US"/>
-        </w:rPr>
-      </w:pPr>
-      <w:r>
-        <w:rPr>
-          <w:lang w:val="ru-RU" w:eastAsia="en-US"/>
-        </w:rPr>
-        <w:t xml:space="preserve">Инициаторы 10:00:00:90:FA:14:3D:60 и 10:00:00:90:FA:14:3D:61 привязаны к хосту 10.244.214.222 и подключены к процессорам SP A и SP B соответственно. Инициаторы 10:00:00:90:FA:14:3F:10 и 10:00:00:90:FA:14:3F:11 тоже имеют пути к SP A и SP B, однако ни к одному хосту не привязаны, и Unisphere отмечает их жёлтым значком предупреждения. Такой же значок стоит у iSCSI-инициатора iqn.1998-01.com.vmware:localhost-5e52a582 хоста 10.244.214.222: у него нет ни одного целевого порта. Мировые имена портов хранения и портов хоста занесены в таблицу 1.1.</w:t>
+        <w:t>Рисунок 1.2 – Список инициаторов</w:t>
+      </w:r>
+    </w:p>
+    <w:p>
+      <w:pPr>
+        <w:pStyle w:val="a7"/>
+        <w:rPr>
+          <w:lang w:val="ru-RU" w:eastAsia="en-US"/>
+        </w:rPr>
+      </w:pPr>
+      <w:r>
+        <w:rPr>
+          <w:lang w:val="ru-RU" w:eastAsia="en-US"/>
+        </w:rPr>
+        <w:t>Мировое имя инициатора Fibre Channel Unisphere записывает тоже из 32 цифр, причём сначала идёт имя узла, затем имя порта: 20:00:00:90:FA:14:3D:60:10:00:00:90:FA:14:3D:60. В задании то же имя приведено в обратном порядке, и из него берутся первые 16 цифр. В обоих случаях мировое имя порта равно 10:00:00:90:FA:14:3D:60: имена портов адаптеров Emulex начинаются с 10:00, имена узлов с 20:00.</w:t>
+      </w:r>
+    </w:p>
+    <w:p>
+      <w:pPr>
+        <w:pStyle w:val="a7"/>
+        <w:rPr>
+          <w:lang w:val="ru-RU" w:eastAsia="en-US"/>
+        </w:rPr>
+      </w:pPr>
+      <w:r>
+        <w:rPr>
+          <w:lang w:val="ru-RU" w:eastAsia="en-US"/>
+        </w:rPr>
+        <w:t>Инициаторы 10:00:00:</w:t>
+      </w:r>
+      <w:proofErr w:type="gramStart"/>
+      <w:r>
+        <w:rPr>
+          <w:lang w:val="ru-RU" w:eastAsia="en-US"/>
+        </w:rPr>
+        <w:t>90:FA</w:t>
+      </w:r>
+      <w:proofErr w:type="gramEnd"/>
+      <w:r>
+        <w:rPr>
+          <w:lang w:val="ru-RU" w:eastAsia="en-US"/>
+        </w:rPr>
+        <w:t>:14:3D:60 и 10:00:00:</w:t>
+      </w:r>
+      <w:proofErr w:type="gramStart"/>
+      <w:r>
+        <w:rPr>
+          <w:lang w:val="ru-RU" w:eastAsia="en-US"/>
+        </w:rPr>
+        <w:t>90:FA</w:t>
+      </w:r>
+      <w:proofErr w:type="gramEnd"/>
+      <w:r>
+        <w:rPr>
+          <w:lang w:val="ru-RU" w:eastAsia="en-US"/>
+        </w:rPr>
+        <w:t xml:space="preserve">:14:3D:61 привязаны к хосту 10.244.214.222 и подключены к процессорам SP A и SP B соответственно. </w:t>
+      </w:r>
+    </w:p>
+    <w:p>
+      <w:pPr>
+        <w:pStyle w:val="a7"/>
+        <w:rPr>
+          <w:lang w:val="ru-RU" w:eastAsia="en-US"/>
+        </w:rPr>
+      </w:pPr>
+      <w:r>
+        <w:rPr>
+          <w:lang w:val="ru-RU" w:eastAsia="en-US"/>
+        </w:rPr>
+        <w:t>Инициаторы 10:00:00:</w:t>
+      </w:r>
+      <w:proofErr w:type="gramStart"/>
+      <w:r>
+        <w:rPr>
+          <w:lang w:val="ru-RU" w:eastAsia="en-US"/>
+        </w:rPr>
+        <w:t>90:FA</w:t>
+      </w:r>
+      <w:proofErr w:type="gramEnd"/>
+      <w:r>
+        <w:rPr>
+          <w:lang w:val="ru-RU" w:eastAsia="en-US"/>
+        </w:rPr>
+        <w:t>:14:3F:10 и 10:00:00:</w:t>
+      </w:r>
+      <w:proofErr w:type="gramStart"/>
+      <w:r>
+        <w:rPr>
+          <w:lang w:val="ru-RU" w:eastAsia="en-US"/>
+        </w:rPr>
+        <w:t>90:FA</w:t>
+      </w:r>
+      <w:proofErr w:type="gramEnd"/>
+      <w:r>
+        <w:rPr>
+          <w:lang w:val="ru-RU" w:eastAsia="en-US"/>
+        </w:rPr>
+        <w:t>:14:3F:11 тоже имеют пути к SP A и SP B, однако ни к одному хосту не привязаны, и Unisphere отмечает их жёлтым значком предупреждения. Такой же значок стоит у iSCSI-инициатора iqn.1998-01.com.vmware:localhost-5e52a582 хоста 10.244.214.222: у него нет ни одного целевого порта. Мировые имена портов хранения и портов хоста занесены в таблицу 1.1.</w:t>
       </w:r>
     </w:p>
     <w:p>
       <w:pPr>
         <w:pStyle w:val="a7"/>
         <w:keepNext/>
-        <w:spacing w:before="240" w:after="0"/>
+        <w:spacing w:before="240"/>
         <w:ind w:firstLine="0"/>
         <w:jc w:val="left"/>
         <w:rPr>
@@ -1673,7 +1824,7 @@
         <w:rPr>
           <w:lang w:val="ru-RU" w:eastAsia="en-US"/>
         </w:rPr>
-        <w:t xml:space="preserve">Таблица 1.1 – Мировые имена портов хранения и портов хоста-инициатора</w:t>
+        <w:t>Таблица 1.1 – Мировые имена портов хранения и портов хоста-инициатора</w:t>
       </w:r>
     </w:p>
     <w:tbl>
@@ -1708,11 +1859,9 @@
             </w:pPr>
             <w:r>
               <w:rPr>
-                <w:sz w:val="28"/>
-                <w:szCs w:val="28"/>
                 <w:lang w:val="ru-RU" w:eastAsia="en-US"/>
               </w:rPr>
-              <w:t xml:space="preserve">World Wide Port Name</w:t>
+              <w:t>World Wide Port Name</w:t>
             </w:r>
           </w:p>
         </w:tc>
@@ -1732,11 +1881,9 @@
             </w:pPr>
             <w:r>
               <w:rPr>
-                <w:sz w:val="28"/>
-                <w:szCs w:val="28"/>
                 <w:lang w:val="ru-RU" w:eastAsia="en-US"/>
               </w:rPr>
-              <w:t xml:space="preserve">Node Name</w:t>
+              <w:t>Node Name</w:t>
             </w:r>
           </w:p>
         </w:tc>
@@ -1761,11 +1908,9 @@
             </w:pPr>
             <w:r>
               <w:rPr>
-                <w:sz w:val="28"/>
-                <w:szCs w:val="28"/>
                 <w:lang w:val="ru-RU" w:eastAsia="en-US"/>
               </w:rPr>
-              <w:t xml:space="preserve">50:06:01:64:08:E0:02:22</w:t>
+              <w:t>50:06:01:64:08:E0:02:22</w:t>
             </w:r>
           </w:p>
         </w:tc>
@@ -1780,16 +1925,22 @@
               <w:ind w:firstLine="0"/>
               <w:jc w:val="left"/>
               <w:rPr>
-                <w:lang w:val="ru-RU" w:eastAsia="en-US"/>
+                <w:lang w:eastAsia="en-US"/>
               </w:rPr>
             </w:pPr>
+            <w:proofErr w:type="spellStart"/>
             <w:r>
               <w:rPr>
-                <w:sz w:val="28"/>
-                <w:szCs w:val="28"/>
-                <w:lang w:val="ru-RU" w:eastAsia="en-US"/>
-              </w:rPr>
-              <w:t xml:space="preserve">VNXe, SP A, FC port 0</w:t>
+                <w:lang w:eastAsia="en-US"/>
+              </w:rPr>
+              <w:t>VNXe</w:t>
+            </w:r>
+            <w:proofErr w:type="spellEnd"/>
+            <w:r>
+              <w:rPr>
+                <w:lang w:eastAsia="en-US"/>
+              </w:rPr>
+              <w:t>, SP A, FC port 0</w:t>
             </w:r>
           </w:p>
         </w:tc>
@@ -1812,13 +1963,19 @@
                 <w:lang w:val="ru-RU" w:eastAsia="en-US"/>
               </w:rPr>
             </w:pPr>
+            <w:proofErr w:type="gramStart"/>
             <w:r>
               <w:rPr>
-                <w:sz w:val="28"/>
-                <w:szCs w:val="28"/>
                 <w:lang w:val="ru-RU" w:eastAsia="en-US"/>
               </w:rPr>
-              <w:t xml:space="preserve">50:06:01:65:08:E0:02:22</w:t>
+              <w:t>50:06:01:65:08</w:t>
+            </w:r>
+            <w:proofErr w:type="gramEnd"/>
+            <w:r>
+              <w:rPr>
+                <w:lang w:val="ru-RU" w:eastAsia="en-US"/>
+              </w:rPr>
+              <w:t>:E0:02:22</w:t>
             </w:r>
           </w:p>
         </w:tc>
@@ -1833,16 +1990,22 @@
               <w:ind w:firstLine="0"/>
               <w:jc w:val="left"/>
               <w:rPr>
-                <w:lang w:val="ru-RU" w:eastAsia="en-US"/>
+                <w:lang w:eastAsia="en-US"/>
               </w:rPr>
             </w:pPr>
+            <w:proofErr w:type="spellStart"/>
             <w:r>
               <w:rPr>
-                <w:sz w:val="28"/>
-                <w:szCs w:val="28"/>
-                <w:lang w:val="ru-RU" w:eastAsia="en-US"/>
-              </w:rPr>
-              <w:t xml:space="preserve">VNXe, SP A, FC port 1</w:t>
+                <w:lang w:eastAsia="en-US"/>
+              </w:rPr>
+              <w:t>VNXe</w:t>
+            </w:r>
+            <w:proofErr w:type="spellEnd"/>
+            <w:r>
+              <w:rPr>
+                <w:lang w:eastAsia="en-US"/>
+              </w:rPr>
+              <w:t>, SP A, FC port 1</w:t>
             </w:r>
           </w:p>
         </w:tc>
@@ -1865,13 +2028,19 @@
                 <w:lang w:val="ru-RU" w:eastAsia="en-US"/>
               </w:rPr>
             </w:pPr>
+            <w:proofErr w:type="gramStart"/>
             <w:r>
               <w:rPr>
-                <w:sz w:val="28"/>
-                <w:szCs w:val="28"/>
                 <w:lang w:val="ru-RU" w:eastAsia="en-US"/>
               </w:rPr>
-              <w:t xml:space="preserve">50:06:01:66:08:E0:02:22</w:t>
+              <w:t>50:06:01:66:08</w:t>
+            </w:r>
+            <w:proofErr w:type="gramEnd"/>
+            <w:r>
+              <w:rPr>
+                <w:lang w:val="ru-RU" w:eastAsia="en-US"/>
+              </w:rPr>
+              <w:t>:E0:02:22</w:t>
             </w:r>
           </w:p>
         </w:tc>
@@ -1886,16 +2055,22 @@
               <w:ind w:firstLine="0"/>
               <w:jc w:val="left"/>
               <w:rPr>
-                <w:lang w:val="ru-RU" w:eastAsia="en-US"/>
+                <w:lang w:eastAsia="en-US"/>
               </w:rPr>
             </w:pPr>
+            <w:proofErr w:type="spellStart"/>
             <w:r>
               <w:rPr>
-                <w:sz w:val="28"/>
-                <w:szCs w:val="28"/>
-                <w:lang w:val="ru-RU" w:eastAsia="en-US"/>
-              </w:rPr>
-              <w:t xml:space="preserve">VNXe, SP A, FC port 2</w:t>
+                <w:lang w:eastAsia="en-US"/>
+              </w:rPr>
+              <w:t>VNXe</w:t>
+            </w:r>
+            <w:proofErr w:type="spellEnd"/>
+            <w:r>
+              <w:rPr>
+                <w:lang w:eastAsia="en-US"/>
+              </w:rPr>
+              <w:t>, SP A, FC port 2</w:t>
             </w:r>
           </w:p>
         </w:tc>
@@ -1918,13 +2093,19 @@
                 <w:lang w:val="ru-RU" w:eastAsia="en-US"/>
               </w:rPr>
             </w:pPr>
+            <w:proofErr w:type="gramStart"/>
             <w:r>
               <w:rPr>
-                <w:sz w:val="28"/>
-                <w:szCs w:val="28"/>
                 <w:lang w:val="ru-RU" w:eastAsia="en-US"/>
               </w:rPr>
-              <w:t xml:space="preserve">50:06:01:67:08:E0:02:22</w:t>
+              <w:t>50:06:01:67:08</w:t>
+            </w:r>
+            <w:proofErr w:type="gramEnd"/>
+            <w:r>
+              <w:rPr>
+                <w:lang w:val="ru-RU" w:eastAsia="en-US"/>
+              </w:rPr>
+              <w:t>:E0:02:22</w:t>
             </w:r>
           </w:p>
         </w:tc>
@@ -1939,16 +2120,22 @@
               <w:ind w:firstLine="0"/>
               <w:jc w:val="left"/>
               <w:rPr>
-                <w:lang w:val="ru-RU" w:eastAsia="en-US"/>
+                <w:lang w:eastAsia="en-US"/>
               </w:rPr>
             </w:pPr>
+            <w:proofErr w:type="spellStart"/>
             <w:r>
               <w:rPr>
-                <w:sz w:val="28"/>
-                <w:szCs w:val="28"/>
-                <w:lang w:val="ru-RU" w:eastAsia="en-US"/>
-              </w:rPr>
-              <w:t xml:space="preserve">VNXe, SP A, FC port 3</w:t>
+                <w:lang w:eastAsia="en-US"/>
+              </w:rPr>
+              <w:t>VNXe</w:t>
+            </w:r>
+            <w:proofErr w:type="spellEnd"/>
+            <w:r>
+              <w:rPr>
+                <w:lang w:eastAsia="en-US"/>
+              </w:rPr>
+              <w:t>, SP A, FC port 3</w:t>
             </w:r>
           </w:p>
         </w:tc>
@@ -1973,11 +2160,23 @@
             </w:pPr>
             <w:r>
               <w:rPr>
-                <w:sz w:val="28"/>
-                <w:szCs w:val="28"/>
                 <w:lang w:val="ru-RU" w:eastAsia="en-US"/>
               </w:rPr>
-              <w:t xml:space="preserve">50:06:01:6C:08:E0:02:22</w:t>
+              <w:t>50:06:01:6C:</w:t>
+            </w:r>
+            <w:proofErr w:type="gramStart"/>
+            <w:r>
+              <w:rPr>
+                <w:lang w:val="ru-RU" w:eastAsia="en-US"/>
+              </w:rPr>
+              <w:t>08:E</w:t>
+            </w:r>
+            <w:proofErr w:type="gramEnd"/>
+            <w:r>
+              <w:rPr>
+                <w:lang w:val="ru-RU" w:eastAsia="en-US"/>
+              </w:rPr>
+              <w:t>0:02:22</w:t>
             </w:r>
           </w:p>
         </w:tc>
@@ -1992,16 +2191,22 @@
               <w:ind w:firstLine="0"/>
               <w:jc w:val="left"/>
               <w:rPr>
-                <w:lang w:val="ru-RU" w:eastAsia="en-US"/>
+                <w:lang w:eastAsia="en-US"/>
               </w:rPr>
             </w:pPr>
+            <w:proofErr w:type="spellStart"/>
             <w:r>
               <w:rPr>
-                <w:sz w:val="28"/>
-                <w:szCs w:val="28"/>
-                <w:lang w:val="ru-RU" w:eastAsia="en-US"/>
-              </w:rPr>
-              <w:t xml:space="preserve">VNXe, SP B, FC port 0</w:t>
+                <w:lang w:eastAsia="en-US"/>
+              </w:rPr>
+              <w:t>VNXe</w:t>
+            </w:r>
+            <w:proofErr w:type="spellEnd"/>
+            <w:r>
+              <w:rPr>
+                <w:lang w:eastAsia="en-US"/>
+              </w:rPr>
+              <w:t>, SP B, FC port 0</w:t>
             </w:r>
           </w:p>
         </w:tc>
@@ -2026,11 +2231,23 @@
             </w:pPr>
             <w:r>
               <w:rPr>
-                <w:sz w:val="28"/>
-                <w:szCs w:val="28"/>
                 <w:lang w:val="ru-RU" w:eastAsia="en-US"/>
               </w:rPr>
-              <w:t xml:space="preserve">50:06:01:6D:08:E0:02:22</w:t>
+              <w:t>50:06:01:6D:</w:t>
+            </w:r>
+            <w:proofErr w:type="gramStart"/>
+            <w:r>
+              <w:rPr>
+                <w:lang w:val="ru-RU" w:eastAsia="en-US"/>
+              </w:rPr>
+              <w:t>08:E</w:t>
+            </w:r>
+            <w:proofErr w:type="gramEnd"/>
+            <w:r>
+              <w:rPr>
+                <w:lang w:val="ru-RU" w:eastAsia="en-US"/>
+              </w:rPr>
+              <w:t>0:02:22</w:t>
             </w:r>
           </w:p>
         </w:tc>
@@ -2045,16 +2262,22 @@
               <w:ind w:firstLine="0"/>
               <w:jc w:val="left"/>
               <w:rPr>
-                <w:lang w:val="ru-RU" w:eastAsia="en-US"/>
+                <w:lang w:eastAsia="en-US"/>
               </w:rPr>
             </w:pPr>
+            <w:proofErr w:type="spellStart"/>
             <w:r>
               <w:rPr>
-                <w:sz w:val="28"/>
-                <w:szCs w:val="28"/>
-                <w:lang w:val="ru-RU" w:eastAsia="en-US"/>
-              </w:rPr>
-              <w:t xml:space="preserve">VNXe, SP B, FC port 1</w:t>
+                <w:lang w:eastAsia="en-US"/>
+              </w:rPr>
+              <w:t>VNXe</w:t>
+            </w:r>
+            <w:proofErr w:type="spellEnd"/>
+            <w:r>
+              <w:rPr>
+                <w:lang w:eastAsia="en-US"/>
+              </w:rPr>
+              <w:t>, SP B, FC port 1</w:t>
             </w:r>
           </w:p>
         </w:tc>
@@ -2079,11 +2302,23 @@
             </w:pPr>
             <w:r>
               <w:rPr>
-                <w:sz w:val="28"/>
-                <w:szCs w:val="28"/>
                 <w:lang w:val="ru-RU" w:eastAsia="en-US"/>
               </w:rPr>
-              <w:t xml:space="preserve">50:06:01:6E:08:E0:02:22</w:t>
+              <w:t>50:06:01:6E:</w:t>
+            </w:r>
+            <w:proofErr w:type="gramStart"/>
+            <w:r>
+              <w:rPr>
+                <w:lang w:val="ru-RU" w:eastAsia="en-US"/>
+              </w:rPr>
+              <w:t>08:E</w:t>
+            </w:r>
+            <w:proofErr w:type="gramEnd"/>
+            <w:r>
+              <w:rPr>
+                <w:lang w:val="ru-RU" w:eastAsia="en-US"/>
+              </w:rPr>
+              <w:t>0:02:22</w:t>
             </w:r>
           </w:p>
         </w:tc>
@@ -2098,16 +2333,22 @@
               <w:ind w:firstLine="0"/>
               <w:jc w:val="left"/>
               <w:rPr>
-                <w:lang w:val="ru-RU" w:eastAsia="en-US"/>
+                <w:lang w:eastAsia="en-US"/>
               </w:rPr>
             </w:pPr>
+            <w:proofErr w:type="spellStart"/>
             <w:r>
               <w:rPr>
-                <w:sz w:val="28"/>
-                <w:szCs w:val="28"/>
-                <w:lang w:val="ru-RU" w:eastAsia="en-US"/>
-              </w:rPr>
-              <w:t xml:space="preserve">VNXe, SP B, FC port 2</w:t>
+                <w:lang w:eastAsia="en-US"/>
+              </w:rPr>
+              <w:t>VNXe</w:t>
+            </w:r>
+            <w:proofErr w:type="spellEnd"/>
+            <w:r>
+              <w:rPr>
+                <w:lang w:eastAsia="en-US"/>
+              </w:rPr>
+              <w:t>, SP B, FC port 2</w:t>
             </w:r>
           </w:p>
         </w:tc>
@@ -2132,11 +2373,23 @@
             </w:pPr>
             <w:r>
               <w:rPr>
-                <w:sz w:val="28"/>
-                <w:szCs w:val="28"/>
                 <w:lang w:val="ru-RU" w:eastAsia="en-US"/>
               </w:rPr>
-              <w:t xml:space="preserve">50:06:01:6F:08:E0:02:22</w:t>
+              <w:t>50:06:01:6F:</w:t>
+            </w:r>
+            <w:proofErr w:type="gramStart"/>
+            <w:r>
+              <w:rPr>
+                <w:lang w:val="ru-RU" w:eastAsia="en-US"/>
+              </w:rPr>
+              <w:t>08:E</w:t>
+            </w:r>
+            <w:proofErr w:type="gramEnd"/>
+            <w:r>
+              <w:rPr>
+                <w:lang w:val="ru-RU" w:eastAsia="en-US"/>
+              </w:rPr>
+              <w:t>0:02:22</w:t>
             </w:r>
           </w:p>
         </w:tc>
@@ -2151,16 +2404,22 @@
               <w:ind w:firstLine="0"/>
               <w:jc w:val="left"/>
               <w:rPr>
-                <w:lang w:val="ru-RU" w:eastAsia="en-US"/>
+                <w:lang w:eastAsia="en-US"/>
               </w:rPr>
             </w:pPr>
+            <w:proofErr w:type="spellStart"/>
             <w:r>
               <w:rPr>
-                <w:sz w:val="28"/>
-                <w:szCs w:val="28"/>
-                <w:lang w:val="ru-RU" w:eastAsia="en-US"/>
-              </w:rPr>
-              <w:t xml:space="preserve">VNXe, SP B, FC port 3</w:t>
+                <w:lang w:eastAsia="en-US"/>
+              </w:rPr>
+              <w:t>VNXe</w:t>
+            </w:r>
+            <w:proofErr w:type="spellEnd"/>
+            <w:r>
+              <w:rPr>
+                <w:lang w:eastAsia="en-US"/>
+              </w:rPr>
+              <w:t>, SP B, FC port 3</w:t>
             </w:r>
           </w:p>
         </w:tc>
@@ -2185,11 +2444,23 @@
             </w:pPr>
             <w:r>
               <w:rPr>
-                <w:sz w:val="28"/>
-                <w:szCs w:val="28"/>
                 <w:lang w:val="ru-RU" w:eastAsia="en-US"/>
               </w:rPr>
-              <w:t xml:space="preserve">10:00:00:90:FA:14:3D:60</w:t>
+              <w:t>10:00:00:</w:t>
+            </w:r>
+            <w:proofErr w:type="gramStart"/>
+            <w:r>
+              <w:rPr>
+                <w:lang w:val="ru-RU" w:eastAsia="en-US"/>
+              </w:rPr>
+              <w:t>90:FA</w:t>
+            </w:r>
+            <w:proofErr w:type="gramEnd"/>
+            <w:r>
+              <w:rPr>
+                <w:lang w:val="ru-RU" w:eastAsia="en-US"/>
+              </w:rPr>
+              <w:t>:14:3D:60</w:t>
             </w:r>
           </w:p>
         </w:tc>
@@ -2209,11 +2480,9 @@
             </w:pPr>
             <w:r>
               <w:rPr>
-                <w:sz w:val="28"/>
-                <w:szCs w:val="28"/>
                 <w:lang w:val="ru-RU" w:eastAsia="en-US"/>
               </w:rPr>
-              <w:t xml:space="preserve">Хост 10.244.214.222, путь к SP A</w:t>
+              <w:t>Хост 10.244.214.222, путь к SP A</w:t>
             </w:r>
           </w:p>
         </w:tc>
@@ -2238,11 +2507,9 @@
             </w:pPr>
             <w:r>
               <w:rPr>
-                <w:sz w:val="28"/>
-                <w:szCs w:val="28"/>
                 <w:lang w:val="ru-RU" w:eastAsia="en-US"/>
               </w:rPr>
-              <w:t xml:space="preserve">10:00:00:90:FA:14:3D:61</w:t>
+              <w:t>10:00:00:90:FA:14:3D:61</w:t>
             </w:r>
           </w:p>
         </w:tc>
@@ -2262,11 +2529,9 @@
             </w:pPr>
             <w:r>
               <w:rPr>
-                <w:sz w:val="28"/>
-                <w:szCs w:val="28"/>
                 <w:lang w:val="ru-RU" w:eastAsia="en-US"/>
               </w:rPr>
-              <w:t xml:space="preserve">Хост 10.244.214.222, путь к SP B</w:t>
+              <w:t>Хост 10.244.214.222, путь к SP B</w:t>
             </w:r>
           </w:p>
         </w:tc>
@@ -2291,11 +2556,9 @@
             </w:pPr>
             <w:r>
               <w:rPr>
-                <w:sz w:val="28"/>
-                <w:szCs w:val="28"/>
                 <w:lang w:val="ru-RU" w:eastAsia="en-US"/>
               </w:rPr>
-              <w:t xml:space="preserve">10:00:00:90:FA:14:3F:10</w:t>
+              <w:t>10:00:00:90:FA:14:3F:10</w:t>
             </w:r>
           </w:p>
         </w:tc>
@@ -2315,11 +2578,9 @@
             </w:pPr>
             <w:r>
               <w:rPr>
-                <w:sz w:val="28"/>
-                <w:szCs w:val="28"/>
                 <w:lang w:val="ru-RU" w:eastAsia="en-US"/>
               </w:rPr>
-              <w:t xml:space="preserve">Хост не задан, путь к SP A</w:t>
+              <w:t>Хост не задан, путь к SP A</w:t>
             </w:r>
           </w:p>
         </w:tc>
@@ -2343,11 +2604,9 @@
             </w:pPr>
             <w:r>
               <w:rPr>
-                <w:sz w:val="28"/>
-                <w:szCs w:val="28"/>
                 <w:lang w:val="ru-RU" w:eastAsia="en-US"/>
               </w:rPr>
-              <w:t xml:space="preserve">10:00:00:90:FA:14:3F:11</w:t>
+              <w:t>10:00:00:90:FA:14:3F:11</w:t>
             </w:r>
           </w:p>
         </w:tc>
@@ -2366,11 +2625,9 @@
             </w:pPr>
             <w:r>
               <w:rPr>
-                <w:sz w:val="28"/>
-                <w:szCs w:val="28"/>
                 <w:lang w:val="ru-RU" w:eastAsia="en-US"/>
               </w:rPr>
-              <w:t xml:space="preserve">Хост не задан, путь к SP B</w:t>
+              <w:t>Хост не задан, путь к SP B</w:t>
             </w:r>
           </w:p>
         </w:tc>
@@ -2388,35 +2645,36 @@
         <w:rPr>
           <w:lang w:val="ru-RU" w:eastAsia="en-US"/>
         </w:rPr>
-        <w:t xml:space="preserve">Далее имена из таблицы 1.1 сравниваются с выводом конфигурации коммутатора Fibre Channel, приведённым в задании. Вывод содержит результаты трёх команд коммутатора: show interface brief, show flogi database и show zoneset active.</w:t>
-      </w:r>
-    </w:p>
-    <w:p>
-      <w:pPr>
-        <w:pStyle w:val="a7"/>
-        <w:rPr>
-          <w:lang w:val="ru-RU" w:eastAsia="en-US"/>
-        </w:rPr>
-      </w:pPr>
-      <w:r>
-        <w:rPr>
-          <w:lang w:val="ru-RU" w:eastAsia="en-US"/>
-        </w:rPr>
-        <w:t xml:space="preserve">По выводу show interface brief у коммутатора 18 портов. Порты fc1/1 и fc1/8 работают в режиме E, то есть служат межкоммутаторными соединениями (ISL), и входят в виртуальную фабрику VSAN 100. Остальные рабочие порты работают в режиме F, к ним подключаются конечные устройства, и они распределены между двумя виртуальными фабриками: VSAN 10 и VSAN 20. Порты fc1/3, fc1/6, fc1/17 и fc1/18 остались в VSAN 1 по умолчанию и находятся в состоянии down.</w:t>
-      </w:r>
-    </w:p>
-    <w:p>
-      <w:pPr>
-        <w:pStyle w:val="a7"/>
-        <w:rPr>
-          <w:lang w:val="ru-RU" w:eastAsia="en-US"/>
-        </w:rPr>
-      </w:pPr>
-      <w:r>
-        <w:rPr>
-          <w:lang w:val="ru-RU" w:eastAsia="en-US"/>
-        </w:rPr>
-        <w:t xml:space="preserve">В базе FLOGI (show flogi database) зарегистрированы 12 портов, то есть все порты из таблицы 1.1. Порты процессора SP A подключены к портам коммутатора fc1/9, fc1/11, fc1/13 и fc1/15 и входят в VSAN 10. Порты процессора SP B подключены к портам fc1/10, fc1/12, fc1/14 и fc1/16 и входят в VSAN 20. Порты хоста 3D:60 и 3F:10 подключены к fc1/2 и fc1/5 в VSAN 10, порты 3D:61 и 3F:11 подключены к fc1/4 и fc1/7 в VSAN 20. Мировые имена в базе FLOGI полностью совпадают с именами, найденными в Unisphere. Получается схема с двумя независимыми фабриками: VSAN 10 связывает первые адаптеры хостов с процессором SP A, VSAN 20 связывает вторые адаптеры с процессором SP B, и отказ одной фабрики не лишает хост доступа к массиву.</w:t>
+        <w:lastRenderedPageBreak/>
+        <w:t>Далее имена из таблицы 1.1 сравниваются с выводом конфигурации коммутатора Fibre Channel, приведённым в задании. Вывод содержит результаты трёх команд коммутатора: show interface brief, show flogi database и show zoneset active.</w:t>
+      </w:r>
+    </w:p>
+    <w:p>
+      <w:pPr>
+        <w:pStyle w:val="a7"/>
+        <w:rPr>
+          <w:lang w:val="ru-RU" w:eastAsia="en-US"/>
+        </w:rPr>
+      </w:pPr>
+      <w:r>
+        <w:rPr>
+          <w:lang w:val="ru-RU" w:eastAsia="en-US"/>
+        </w:rPr>
+        <w:t>По выводу show interface brief у коммутатора 18 портов. Порты fc1/1 и fc1/8 работают в режиме E, то есть служат межкоммутаторными соединениями (ISL), и входят в виртуальную фабрику VSAN 100. Остальные рабочие порты работают в режиме F, к ним подключаются конечные устройства, и они распределены между двумя виртуальными фабриками: VSAN 10 и VSAN 20. Порты fc1/3, fc1/6, fc1/17 и fc1/18 остались в VSAN 1 по умолчанию и находятся в состоянии down.</w:t>
+      </w:r>
+    </w:p>
+    <w:p>
+      <w:pPr>
+        <w:pStyle w:val="a7"/>
+        <w:rPr>
+          <w:lang w:val="ru-RU" w:eastAsia="en-US"/>
+        </w:rPr>
+      </w:pPr>
+      <w:r>
+        <w:rPr>
+          <w:lang w:val="ru-RU" w:eastAsia="en-US"/>
+        </w:rPr>
+        <w:t>В базе FLOGI (show flogi database) зарегистрированы 12 портов, то есть все порты из таблицы 1.1. Порты процессора SP A подключены к портам коммутатора fc1/9, fc1/11, fc1/13 и fc1/15 и входят в VSAN 10. Порты процессора SP B подключены к портам fc1/10, fc1/12, fc1/14 и fc1/16 и входят в VSAN 20. Порты хоста 3D:60 и 3F:10 подключены к fc1/2 и fc1/5 в VSAN 10, порты 3D:61 и 3F:11 подключены к fc1/4 и fc1/7 в VSAN 20. Мировые имена в базе FLOGI полностью совпадают с именами, найденными в Unisphere. Получается схема с двумя независимыми фабриками: VSAN 10 связывает первые адаптеры хостов с процессором SP A, VSAN 20 связывает вторые адаптеры с процессором SP B, и отказ одной фабрики не лишает хост доступа к массиву.</w:t>
       </w:r>
     </w:p>
     <w:p>
@@ -2431,7 +2689,7 @@
         <w:rPr>
           <w:lang w:val="ru-RU" w:eastAsia="en-US"/>
         </w:rPr>
-        <w:t xml:space="preserve">В активной конфигурации зон (show zoneset active) каждая фабрика содержит три зоны: WIN1 для хоста Windows, LIN1 для хоста Linux и HP1 для хоста HP. Каждая зона связывает один порт адаптера хоста с одним портом хранения. Сравнение зон с базой FLOGI и с данными Unisphere выявляет следующие расхождения:</w:t>
+        <w:t>В активной конфигурации зон (show zoneset active) каждая фабрика содержит три зоны: WIN1 для хоста Windows, LIN1 для хоста Linux и HP1 для хоста HP. Каждая зона связывает один порт адаптера хоста с одним портом хранения. Сравнение зон с базой FLOGI и с данными Unisphere выявляет следующие расхождения:</w:t>
       </w:r>
     </w:p>
     <w:p>
@@ -2450,7 +2708,7 @@
         <w:rPr>
           <w:lang w:val="ru-RU" w:eastAsia="en-US"/>
         </w:rPr>
-        <w:t xml:space="preserve">в зоне LIN1_HBA1_VNX_SPB_0 фабрики VSAN 20 порт хранения 50:06:01:6C:08:E0:02:22 указан с идентификатором FCID 0x290004, хотя в базе FLOGI у этого порта FCID 0x290005, а адрес 0x290004 не выдан ни одному устройству;</w:t>
+        <w:t>в зоне LIN1_HBA1_VNX_SPB_0 фабрики VSAN 20 порт хранения 50:06:01:6C:08:E0:02:22 указан с идентификатором FCID 0x290004, хотя в базе FLOGI у этого порта FCID 0x290005, а адрес 0x290004 не выдан ни одному устройству;</w:t>
       </w:r>
     </w:p>
     <w:p>
@@ -2469,7 +2727,7 @@
         <w:rPr>
           <w:lang w:val="ru-RU" w:eastAsia="en-US"/>
         </w:rPr>
-        <w:t xml:space="preserve">мировое имя порта хоста HP 50:06:0b:00:00:1c:d6:4a записано в зоны обеих фабрик, хотя один порт адаптера подключается только к одной фабрике; в базе FLOGI этого имени нет, и в зонах оно отмечено без звёздочки, то есть порт не вошёл в фабрику;</w:t>
+        <w:t>мировое имя порта хоста HP 50:06:0b:00:00:1c:d6:4a записано в зоны обеих фабрик, хотя один порт адаптера подключается только к одной фабрике; в базе FLOGI этого имени нет, и в зонах оно отмечено без звёздочки, то есть порт не вошёл в фабрику;</w:t>
       </w:r>
     </w:p>
     <w:p>
@@ -2488,7 +2746,7 @@
         <w:rPr>
           <w:lang w:val="ru-RU" w:eastAsia="en-US"/>
         </w:rPr>
-        <w:t xml:space="preserve">зоны WIN1 относят к хосту Windows адаптеры 3D:60 и 3D:61, а в Unisphere эти адаптеры принадлежат хосту 10.244.214.222 под управлением VMware ESXi;</w:t>
+        <w:t>зоны WIN1 относят к хосту Windows адаптеры 3D:60 и 3D:61, а в Unisphere эти адаптеры принадлежат хосту 10.244.214.222 под управлением VMware ESXi;</w:t>
       </w:r>
     </w:p>
     <w:p>
@@ -2507,7 +2765,7 @@
         <w:rPr>
           <w:lang w:val="ru-RU" w:eastAsia="en-US"/>
         </w:rPr>
-        <w:t xml:space="preserve">адаптеры 3F:10 и 3F:11 хоста Linux вошли в фабрику и зонированы с портами SP A и SP B, однако в Unisphere они не привязаны ни к одному хосту;</w:t>
+        <w:t>адаптеры 3F:10 и 3F:11 хоста Linux вошли в фабрику и зонированы с портами SP A и SP B, однако в Unisphere они не привязаны ни к одному хосту;</w:t>
       </w:r>
     </w:p>
     <w:p>
@@ -2526,7 +2784,7 @@
         <w:rPr>
           <w:lang w:val="ru-RU" w:eastAsia="en-US"/>
         </w:rPr>
-        <w:t xml:space="preserve">каждый адаптер хоста зонирован только с портом FC port 0 своего процессора, а порты FC port 2 и FC port 3 обоих процессоров не входят ни в одну зону.</w:t>
+        <w:t>каждый адаптер хоста зонирован только с портом FC port 0 своего процессора, а порты FC port 2 и FC port 3 обоих процессоров не входят ни в одну зону.</w:t>
       </w:r>
     </w:p>
     <w:p>
@@ -2541,7 +2799,8 @@
         <w:rPr>
           <w:lang w:val="ru-RU" w:eastAsia="en-US"/>
         </w:rPr>
-        <w:t xml:space="preserve">По результатам сравнения в конфигурацию предлагается внести следующие изменения:</w:t>
+        <w:lastRenderedPageBreak/>
+        <w:t>По результатам сравнения в конфигурацию предлагается внести следующие изменения:</w:t>
       </w:r>
     </w:p>
     <w:p>
@@ -2560,7 +2819,7 @@
         <w:rPr>
           <w:lang w:val="ru-RU" w:eastAsia="en-US"/>
         </w:rPr>
-        <w:t xml:space="preserve">исправить зону LIN1_HBA1_VNX_SPB_0: указать порт хранения по мировому имени 50:06:01:6C:08:E0:02:22 или по действующему FCID 0x290005; зонирование по мировому имени порта (pwwn) не зависит от адреса, который коммутатор выдаёт при входе в фабрику;</w:t>
+        <w:t>исправить зону LIN1_HBA1_VNX_SPB_0: указать порт хранения по мировому имени 50:06:01:6C:08:E0:02:22 или по действующему FCID 0x290005; зонирование по мировому имени порта (pwwn) не зависит от адреса, который коммутатор выдаёт при входе в фабрику;</w:t>
       </w:r>
     </w:p>
     <w:p>
@@ -2579,7 +2838,7 @@
         <w:rPr>
           <w:lang w:val="ru-RU" w:eastAsia="en-US"/>
         </w:rPr>
-        <w:t xml:space="preserve">уточнить мировые имена двух портов адаптера хоста HP и записать в зону фабрики VSAN 20 имя второго порта, подключить адаптеры к свободным портам коммутатора (например, fc1/3 и fc1/6), перевести эти порты из VSAN 1 в VSAN 10 и VSAN 20 и проверить их вход в фабрику;</w:t>
+        <w:t>уточнить мировые имена двух портов адаптера хоста HP и записать в зону фабрики VSAN 20 имя второго порта, подключить адаптеры к свободным портам коммутатора (например, fc1/3 и fc1/6), перевести эти порты из VSAN 1 в VSAN 10 и VSAN 20 и проверить их вход в фабрику;</w:t>
       </w:r>
     </w:p>
     <w:p>
@@ -2598,7 +2857,7 @@
         <w:rPr>
           <w:lang w:val="ru-RU" w:eastAsia="en-US"/>
         </w:rPr>
-        <w:t xml:space="preserve">зарегистрировать хост Linux в Unisphere и привязать к нему инициаторы 3F:10 и 3F:11, иначе массив не сможет выдать этому хосту LUN;</w:t>
+        <w:t>зарегистрировать хост Linux в Unisphere и привязать к нему инициаторы 3F:10 и 3F:11, иначе массив не сможет выдать этому хосту LUN;</w:t>
       </w:r>
     </w:p>
     <w:p>
@@ -2617,7 +2876,7 @@
         <w:rPr>
           <w:lang w:val="ru-RU" w:eastAsia="en-US"/>
         </w:rPr>
-        <w:t xml:space="preserve">привести имена зон WIN1 в соответствие с хостом 10.244.214.222 либо проверить, какому хосту принадлежат адаптеры 3D:60 и 3D:61;</w:t>
+        <w:t>привести имена зон WIN1 в соответствие с хостом 10.244.214.222 либо проверить, какому хосту принадлежат адаптеры 3D:60 и 3D:61;</w:t>
       </w:r>
     </w:p>
     <w:p>
@@ -2636,39 +2895,32 @@
         <w:rPr>
           <w:lang w:val="ru-RU" w:eastAsia="en-US"/>
         </w:rPr>
-        <w:t xml:space="preserve">добавить в зоны второй порт каждого процессора (например, FC port 2), чтобы у каждого адаптера было по два пути к массиву и PowerPath или другая программа многопутевого ввода-вывода могла распределять нагрузку.</w:t>
+        <w:t>добавить в зоны второй порт каждого процессора (например, FC port 2), чтобы у каждого адаптера было по два пути к массиву и PowerPath или другая программа многопутевого ввода-вывода могла распределять нагрузку.</w:t>
       </w:r>
     </w:p>
     <w:p>
       <w:pPr>
         <w:pStyle w:val="a0"/>
-        <w:keepNext/>
-        <w:rPr>
-          <w:lang w:val="ru-RU" w:eastAsia="en-US"/>
-        </w:rPr>
-      </w:pPr>
-      <w:r>
-        <w:rPr>
-          <w:lang w:val="ru-RU" w:eastAsia="en-US"/>
-        </w:rPr>
-        <w:t xml:space="preserve">Анализ трассы FC SAN</w:t>
-      </w:r>
-    </w:p>
-    <w:p>
-      <w:pPr>
-        <w:pStyle w:val="a7"/>
-        <w:rPr>
-          <w:lang w:val="ru-RU" w:eastAsia="en-US"/>
-        </w:rPr>
-      </w:pPr>
-      <w:r>
-        <w:rPr>
-          <w:lang w:val="ru-RU" w:eastAsia="en-US"/>
-        </w:rPr>
-        <w:t xml:space="preserve">В Wireshark открывается файл FC_SAN_Trace.pcap (рисунок 1.3). Трасса содержит 652 кадра, снятых на коммутаторе Cisco MDS. Помимо служебных кадров коммутатора OHMS в ней записана процедура подключения нового порта к фабрике: вход в фабрику FLOGI, подписка на уведомления SCR, вход в сервер имён PLOGI, регистрация в сервере имён (RNN_ID, RSNN_NN, RFT_ID) и запрос списка устройств GID_FT.</w:t>
-      </w:r>
-    </w:p>
-    <w:p xmlns:a="http://schemas.openxmlformats.org/drawingml/2006/main" xmlns:pic="http://schemas.openxmlformats.org/drawingml/2006/picture">
+      </w:pPr>
+      <w:r>
+        <w:t>Анализ трассы FC SAN</w:t>
+      </w:r>
+    </w:p>
+    <w:p>
+      <w:pPr>
+        <w:pStyle w:val="a7"/>
+        <w:rPr>
+          <w:lang w:val="ru-RU" w:eastAsia="en-US"/>
+        </w:rPr>
+      </w:pPr>
+      <w:r>
+        <w:rPr>
+          <w:lang w:val="ru-RU" w:eastAsia="en-US"/>
+        </w:rPr>
+        <w:t>В Wireshark открывается файл FC_SAN_Trace.pcap (рисунок 1.3). Трасса содержит 652 кадра, снятых на коммутаторе Cisco MDS. Помимо служебных кадров коммутатора OHMS в ней записана процедура подключения нового порта к фабрике: вход в фабрику FLOGI, подписка на уведомления SCR, вход в сервер имён PLOGI, регистрация в сервере имён (RNN_ID, RSNN_NN, RFT_ID) и запрос списка устройств GID_FT.</w:t>
+      </w:r>
+    </w:p>
+    <w:p>
       <w:pPr>
         <w:pStyle w:val="a7"/>
         <w:keepNext/>
@@ -2683,23 +2935,24 @@
         <w:rPr>
           <w:noProof/>
         </w:rPr>
+        <w:lastRenderedPageBreak/>
         <w:drawing>
-          <wp:inline distT="0" distB="0" distL="0" distR="0">
-            <wp:extent cx="4680000" cy="4498383"/>
+          <wp:inline distT="0" distB="0" distL="0" distR="0" wp14:anchorId="7CA7308C" wp14:editId="1AD2974D">
+            <wp:extent cx="5450491" cy="5238974"/>
             <wp:effectExtent l="0" t="0" r="0" b="0"/>
             <wp:docPr id="1003" name="Рисунок 1003"/>
             <wp:cNvGraphicFramePr>
-              <a:graphicFrameLocks noChangeAspect="1"/>
+              <a:graphicFrameLocks xmlns:a="http://schemas.openxmlformats.org/drawingml/2006/main" noChangeAspect="1"/>
             </wp:cNvGraphicFramePr>
-            <a:graphic>
+            <a:graphic xmlns:a="http://schemas.openxmlformats.org/drawingml/2006/main">
               <a:graphicData uri="http://schemas.openxmlformats.org/drawingml/2006/picture">
-                <pic:pic>
+                <pic:pic xmlns:pic="http://schemas.openxmlformats.org/drawingml/2006/picture">
                   <pic:nvPicPr>
                     <pic:cNvPr id="1003" name="fig03.png"/>
                     <pic:cNvPicPr/>
                   </pic:nvPicPr>
                   <pic:blipFill>
-                    <a:blip r:embed="rIdFig3"/>
+                    <a:blip r:embed="rId10"/>
                     <a:stretch>
                       <a:fillRect/>
                     </a:stretch>
@@ -2707,7 +2960,7 @@
                   <pic:spPr>
                     <a:xfrm>
                       <a:off x="0" y="0"/>
-                      <a:ext cx="4680000" cy="4498383"/>
+                      <a:ext cx="5484187" cy="5271362"/>
                     </a:xfrm>
                     <a:prstGeom prst="rect">
                       <a:avLst/>
@@ -2734,38 +2987,38 @@
         <w:rPr>
           <w:lang w:val="ru-RU" w:eastAsia="en-US"/>
         </w:rPr>
-        <w:t xml:space="preserve">Рисунок 1.3 – Трасса FC_SAN_Trace.pcap в Wireshark</w:t>
-      </w:r>
-    </w:p>
-    <w:p>
-      <w:pPr>
-        <w:pStyle w:val="a7"/>
-        <w:rPr>
-          <w:lang w:val="ru-RU" w:eastAsia="en-US"/>
-        </w:rPr>
-      </w:pPr>
-      <w:r>
-        <w:rPr>
-          <w:lang w:val="ru-RU" w:eastAsia="en-US"/>
-        </w:rPr>
-        <w:t xml:space="preserve">FLOGI (Fabric Login) представляет собой запрос расширенных служб канала (ELS), который порт N_Port посылает первым при подключении к фабрике. Запрос направляется на хорошо известный адрес FF.FF.FE, принадлежащий серверу входа в фабрику (Fabric Login Server). В запросе порт сообщает свои мировые имена и сервисные параметры: поддерживаемые классы обслуживания, число буферных кредитов (B2B Credit) и размер принимаемого кадра. В ответе ACC коммутатор подтверждает вход, сообщает собственные параметры и назначает порту адрес в фабрике (FCID). В трассе запрос FLOGI записан в кадре 7, ответ ACC в кадре 8.</w:t>
-      </w:r>
-    </w:p>
-    <w:p>
-      <w:pPr>
-        <w:pStyle w:val="a7"/>
-        <w:rPr>
-          <w:lang w:val="ru-RU" w:eastAsia="en-US"/>
-        </w:rPr>
-      </w:pPr>
-      <w:r>
-        <w:rPr>
-          <w:lang w:val="ru-RU" w:eastAsia="en-US"/>
-        </w:rPr>
-        <w:t xml:space="preserve">Сразу после входа порт регистрируется в сервере имён и посылает PLOGI на адрес FF.FF.FC (кадр 10). В поле N_Port Port_Name этого кадра указано мировое имя первого порта, вошедшего в фабрику: 10:00:00:00:c9:44:49:55 (рисунок 1.4). Мировое имя узла равно 20:00:00:00:c9:44:49:55. Префикс 00:00:c9 принадлежит компании Emulex, то есть порт относится к адаптеру HBA Emulex. Те же имена порт передаёт в кадре FLOGI.</w:t>
-      </w:r>
-    </w:p>
-    <w:p xmlns:a="http://schemas.openxmlformats.org/drawingml/2006/main" xmlns:pic="http://schemas.openxmlformats.org/drawingml/2006/picture">
+        <w:t>Рисунок 1.3 – Трасса FC_SAN_Trace.pcap в Wireshark</w:t>
+      </w:r>
+    </w:p>
+    <w:p>
+      <w:pPr>
+        <w:pStyle w:val="a7"/>
+        <w:rPr>
+          <w:lang w:val="ru-RU" w:eastAsia="en-US"/>
+        </w:rPr>
+      </w:pPr>
+      <w:r>
+        <w:rPr>
+          <w:lang w:val="ru-RU" w:eastAsia="en-US"/>
+        </w:rPr>
+        <w:t>FLOGI (Fabric Login) представляет собой запрос расширенных служб канала (ELS), который порт N_Port посылает первым при подключении к фабрике. Запрос направляется на хорошо известный адрес FF.FF.FE, принадлежащий серверу входа в фабрику (Fabric Login Server). В запросе порт сообщает свои мировые имена и сервисные параметры: поддерживаемые классы обслуживания, число буферных кредитов (B2B Credit) и размер принимаемого кадра. В ответе ACC коммутатор подтверждает вход, сообщает собственные параметры и назначает порту адрес в фабрике (FCID). В трассе запрос FLOGI записан в кадре 7, ответ ACC в кадре 8.</w:t>
+      </w:r>
+    </w:p>
+    <w:p>
+      <w:pPr>
+        <w:pStyle w:val="a7"/>
+        <w:rPr>
+          <w:lang w:val="ru-RU" w:eastAsia="en-US"/>
+        </w:rPr>
+      </w:pPr>
+      <w:r>
+        <w:rPr>
+          <w:lang w:val="ru-RU" w:eastAsia="en-US"/>
+        </w:rPr>
+        <w:t>Сразу после входа порт регистрируется в сервере имён и посылает PLOGI на адрес FF.FF.FC (кадр 10). В поле N_Port Port_Name этого кадра указано мировое имя первого порта, вошедшего в фабрику: 10:00:00:00:c9:44:49:55 (рисунок 1.4). Мировое имя узла равно 20:00:00:00:c9:44:49:55. Префикс 00:00:c9 принадлежит компании Emulex, то есть порт относится к адаптеру HBA Emulex. Те же имена порт передаёт в кадре FLOGI.</w:t>
+      </w:r>
+    </w:p>
+    <w:p>
       <w:pPr>
         <w:pStyle w:val="a7"/>
         <w:keepNext/>
@@ -2780,23 +3033,24 @@
         <w:rPr>
           <w:noProof/>
         </w:rPr>
+        <w:lastRenderedPageBreak/>
         <w:drawing>
-          <wp:inline distT="0" distB="0" distL="0" distR="0">
-            <wp:extent cx="4680000" cy="4498383"/>
-            <wp:effectExtent l="0" t="0" r="0" b="0"/>
+          <wp:inline distT="0" distB="0" distL="0" distR="0" wp14:anchorId="1DAC0A04" wp14:editId="00A48E80">
+            <wp:extent cx="5810752" cy="5585254"/>
+            <wp:effectExtent l="0" t="0" r="6350" b="3175"/>
             <wp:docPr id="1005" name="Рисунок 1005"/>
             <wp:cNvGraphicFramePr>
-              <a:graphicFrameLocks noChangeAspect="1"/>
+              <a:graphicFrameLocks xmlns:a="http://schemas.openxmlformats.org/drawingml/2006/main" noChangeAspect="1"/>
             </wp:cNvGraphicFramePr>
-            <a:graphic>
+            <a:graphic xmlns:a="http://schemas.openxmlformats.org/drawingml/2006/main">
               <a:graphicData uri="http://schemas.openxmlformats.org/drawingml/2006/picture">
-                <pic:pic>
+                <pic:pic xmlns:pic="http://schemas.openxmlformats.org/drawingml/2006/picture">
                   <pic:nvPicPr>
                     <pic:cNvPr id="1005" name="fig05.png"/>
                     <pic:cNvPicPr/>
                   </pic:nvPicPr>
                   <pic:blipFill>
-                    <a:blip r:embed="rIdFig5"/>
+                    <a:blip r:embed="rId11"/>
                     <a:stretch>
                       <a:fillRect/>
                     </a:stretch>
@@ -2804,7 +3058,7 @@
                   <pic:spPr>
                     <a:xfrm>
                       <a:off x="0" y="0"/>
-                      <a:ext cx="4680000" cy="4498383"/>
+                      <a:ext cx="5847274" cy="5620359"/>
                     </a:xfrm>
                     <a:prstGeom prst="rect">
                       <a:avLst/>
@@ -2831,52 +3085,59 @@
         <w:rPr>
           <w:lang w:val="ru-RU" w:eastAsia="en-US"/>
         </w:rPr>
-        <w:t xml:space="preserve">Рисунок 1.4 – Мировое имя первого порта в кадре PLOGI</w:t>
-      </w:r>
-    </w:p>
-    <w:p>
-      <w:pPr>
-        <w:pStyle w:val="a7"/>
-        <w:rPr>
-          <w:lang w:val="ru-RU" w:eastAsia="en-US"/>
-        </w:rPr>
-      </w:pPr>
-      <w:r>
-        <w:rPr>
-          <w:lang w:val="ru-RU" w:eastAsia="en-US"/>
-        </w:rPr>
-        <w:t xml:space="preserve">Поле идентификатора источника S_ID кадра FLOGI содержит одни нули (00.00.00), потому что в момент запроса у порта ещё нет адреса. Адрес выдаёт коммутатор в ответ на FLOGI, и до получения ответа порт пользуется нулевым идентификатором источника.</w:t>
-      </w:r>
-    </w:p>
-    <w:p>
-      <w:pPr>
-        <w:pStyle w:val="a7"/>
-        <w:rPr>
-          <w:lang w:val="ru-RU" w:eastAsia="en-US"/>
-        </w:rPr>
-      </w:pPr>
-      <w:r>
-        <w:rPr>
-          <w:lang w:val="ru-RU" w:eastAsia="en-US"/>
-        </w:rPr>
-        <w:t xml:space="preserve">Назначенный адрес виден в ответе ACC (FLOGI) в кадре 8: коммутатор отправляет ответ с адреса FF.FF.FE на адрес 2B.00.0A. С этого момента порт подставляет 2B.00.0A в поле источника всех своих кадров, что видно в кадрах 9–15 на рисунке 1.3. Адрес 0x2B000A состоит из номера домена коммутатора 0x2B, номера области 0x00 и номера порта 0x0A.</w:t>
-      </w:r>
-    </w:p>
-    <w:p>
-      <w:pPr>
-        <w:pStyle w:val="a7"/>
-        <w:rPr>
-          <w:lang w:val="ru-RU" w:eastAsia="en-US"/>
-        </w:rPr>
-      </w:pPr>
-      <w:r>
-        <w:rPr>
-          <w:lang w:val="ru-RU" w:eastAsia="en-US"/>
-        </w:rPr>
-        <w:t xml:space="preserve">Кадр 15 содержит запрос GID_FT (Get Port IDs – FC-4 Type) (рисунок 1.5). Порт отправляет его на адрес FF.FF.FC службы каталогов (Directory Service, тип общих служб 0xFC), запрос обрабатывает её сервер имён (Name Server, dNS). Значение FC_CT (0x20) в поле Type заголовка Fibre Channel на рисунке обозначает транспорт общих служб (Common Transport), по которому передаются такие запросы. Сам запрос GID_FT содержит поле FC-4 TYPE со значением 0x08, это значение видно в последней строке шестнадцатеричного дампа. Тип 0x08 соответствует протоколу FCP (Fibre Channel Protocol), то есть передаче команд SCSI поверх Fibre Channel. В ответе (кадр 22) сервер имён перечисляет четыре порта, которые поддерживают FCP: 2B.00.07, 2B.00.09, 2B.00.0A и 2B.00.0F.</w:t>
-      </w:r>
-    </w:p>
-    <w:p xmlns:a="http://schemas.openxmlformats.org/drawingml/2006/main" xmlns:pic="http://schemas.openxmlformats.org/drawingml/2006/picture">
+        <w:t>Рисунок 1.4 – Мировое имя первого порта в кадре PLOGI</w:t>
+      </w:r>
+    </w:p>
+    <w:p>
+      <w:pPr>
+        <w:pStyle w:val="a7"/>
+        <w:rPr>
+          <w:lang w:val="ru-RU" w:eastAsia="en-US"/>
+        </w:rPr>
+      </w:pPr>
+      <w:r>
+        <w:rPr>
+          <w:lang w:val="ru-RU" w:eastAsia="en-US"/>
+        </w:rPr>
+        <w:t>Поле идентификатора источника S_ID кадра FLOGI содержит одни нули (00.00.00), потому что в момент запроса у порта ещё нет адреса. Адрес выдаёт коммутатор в ответ на FLOGI, и до получения ответа порт пользуется нулевым идентификатором источника.</w:t>
+      </w:r>
+    </w:p>
+    <w:p>
+      <w:pPr>
+        <w:pStyle w:val="a7"/>
+        <w:rPr>
+          <w:lang w:val="ru-RU" w:eastAsia="en-US"/>
+        </w:rPr>
+      </w:pPr>
+      <w:r>
+        <w:rPr>
+          <w:lang w:val="ru-RU" w:eastAsia="en-US"/>
+        </w:rPr>
+        <w:t>Назначенный адрес виден в ответе ACC (FLOGI) в кадре 8: коммутатор отправляет ответ с адреса FF.FF.FE на адрес 2B.00.0A. С этого момента порт подставляет 2B.00.0A в поле источника всех своих кадров, что видно в кадрах 9–15 на рисунке 1.3. Адрес 0x2B000A состоит из номера домена коммутатора 0x2B, номера области 0x00 и номера порта 0x0A.</w:t>
+      </w:r>
+    </w:p>
+    <w:p>
+      <w:pPr>
+        <w:pStyle w:val="a7"/>
+        <w:rPr>
+          <w:lang w:val="ru-RU" w:eastAsia="en-US"/>
+        </w:rPr>
+      </w:pPr>
+      <w:r>
+        <w:rPr>
+          <w:lang w:val="ru-RU" w:eastAsia="en-US"/>
+        </w:rPr>
+        <w:t xml:space="preserve">Кадр 15 содержит запрос GID_FT (Get Port IDs – FC-4 Type) (рисунок 1.5). Порт отправляет его на адрес FF.FF.FC службы каталогов (Directory Service, тип общих служб 0xFC), запрос обрабатывает её сервер имён (Name Server, dNS). Значение FC_CT (0x20) в поле Type заголовка Fibre Channel на рисунке обозначает транспорт общих служб (Common Transport), по которому </w:t>
+      </w:r>
+      <w:r>
+        <w:rPr>
+          <w:lang w:val="ru-RU" w:eastAsia="en-US"/>
+        </w:rPr>
+        <w:lastRenderedPageBreak/>
+        <w:t>передаются такие запросы. Сам запрос GID_FT содержит поле FC-4 TYPE со значением 0x08, это значение видно в последней строке шестнадцатеричного дампа. Тип 0x08 соответствует протоколу FCP (Fibre Channel Protocol), то есть передаче команд SCSI поверх Fibre Channel. В ответе (кадр 22) сервер имён перечисляет четыре порта, которые поддерживают FCP: 2B.00.07, 2B.00.09, 2B.00.0A и 2B.00.0F.</w:t>
+      </w:r>
+    </w:p>
+    <w:p>
       <w:pPr>
         <w:pStyle w:val="a7"/>
         <w:keepNext/>
@@ -2892,22 +3153,22 @@
           <w:noProof/>
         </w:rPr>
         <w:drawing>
-          <wp:inline distT="0" distB="0" distL="0" distR="0">
-            <wp:extent cx="4680000" cy="4498383"/>
-            <wp:effectExtent l="0" t="0" r="0" b="0"/>
+          <wp:inline distT="0" distB="0" distL="0" distR="0" wp14:anchorId="2EF6844C" wp14:editId="45207FAC">
+            <wp:extent cx="5874049" cy="5646095"/>
+            <wp:effectExtent l="0" t="0" r="0" b="5715"/>
             <wp:docPr id="1006" name="Рисунок 1006"/>
             <wp:cNvGraphicFramePr>
-              <a:graphicFrameLocks noChangeAspect="1"/>
+              <a:graphicFrameLocks xmlns:a="http://schemas.openxmlformats.org/drawingml/2006/main" noChangeAspect="1"/>
             </wp:cNvGraphicFramePr>
-            <a:graphic>
+            <a:graphic xmlns:a="http://schemas.openxmlformats.org/drawingml/2006/main">
               <a:graphicData uri="http://schemas.openxmlformats.org/drawingml/2006/picture">
-                <pic:pic>
+                <pic:pic xmlns:pic="http://schemas.openxmlformats.org/drawingml/2006/picture">
                   <pic:nvPicPr>
                     <pic:cNvPr id="1006" name="fig06.png"/>
                     <pic:cNvPicPr/>
                   </pic:nvPicPr>
                   <pic:blipFill>
-                    <a:blip r:embed="rIdFig6"/>
+                    <a:blip r:embed="rId12"/>
                     <a:stretch>
                       <a:fillRect/>
                     </a:stretch>
@@ -2915,7 +3176,7 @@
                   <pic:spPr>
                     <a:xfrm>
                       <a:off x="0" y="0"/>
-                      <a:ext cx="4680000" cy="4498383"/>
+                      <a:ext cx="5932324" cy="5702108"/>
                     </a:xfrm>
                     <a:prstGeom prst="rect">
                       <a:avLst/>
@@ -2942,39 +3203,32 @@
         <w:rPr>
           <w:lang w:val="ru-RU" w:eastAsia="en-US"/>
         </w:rPr>
-        <w:t xml:space="preserve">Рисунок 1.5 – Кадр GID_FT в Wireshark</w:t>
+        <w:t>Рисунок 1.5 – Кадр GID_FT в Wireshark</w:t>
       </w:r>
     </w:p>
     <w:p>
       <w:pPr>
         <w:pStyle w:val="a0"/>
-        <w:keepNext/>
-        <w:rPr>
-          <w:lang w:val="ru-RU" w:eastAsia="en-US"/>
-        </w:rPr>
-      </w:pPr>
-      <w:r>
-        <w:rPr>
-          <w:lang w:val="ru-RU" w:eastAsia="en-US"/>
-        </w:rPr>
-        <w:t xml:space="preserve">Настройка IP SAN</w:t>
-      </w:r>
-    </w:p>
-    <w:p>
-      <w:pPr>
-        <w:pStyle w:val="a7"/>
-        <w:rPr>
-          <w:lang w:val="ru-RU" w:eastAsia="en-US"/>
-        </w:rPr>
-      </w:pPr>
-      <w:r>
-        <w:rPr>
-          <w:lang w:val="ru-RU" w:eastAsia="en-US"/>
-        </w:rPr>
-        <w:t xml:space="preserve">Вторая часть работы начинается с создания iSCSI-интерфейса. В симуляторе выполняется переход Settings → iSCSI Settings → iSCSI Interfaces, в русской локализации «Настройки» → «Настройки сервера iSCSI» (рисунок 1.6). На вкладке «Серверы iSCSI» перечислены порты Ethernet Port 2–5. У портов Ethernet Port 2 и Ethernet Port 4 уже есть интерфейсы, их строки раскрываются. Порты Ethernet Port 3 и Ethernet Port 5 свободны. В списке выбирается Ethernet Port 3 и нажимается кнопка Create.</w:t>
-      </w:r>
-    </w:p>
-    <w:p xmlns:a="http://schemas.openxmlformats.org/drawingml/2006/main" xmlns:pic="http://schemas.openxmlformats.org/drawingml/2006/picture">
+      </w:pPr>
+      <w:r>
+        <w:t>Настройка IP SAN</w:t>
+      </w:r>
+    </w:p>
+    <w:p>
+      <w:pPr>
+        <w:pStyle w:val="a7"/>
+        <w:rPr>
+          <w:lang w:val="ru-RU" w:eastAsia="en-US"/>
+        </w:rPr>
+      </w:pPr>
+      <w:r>
+        <w:rPr>
+          <w:lang w:val="ru-RU" w:eastAsia="en-US"/>
+        </w:rPr>
+        <w:t xml:space="preserve">Настройка IP SAN начинается с создания iSCSI-интерфейса. В симуляторе выполняется переход Settings → iSCSI Settings → iSCSI Interfaces, в русской локализации «Настройки» → «Настройки сервера iSCSI» (рисунок 1.6). На вкладке «Серверы iSCSI» перечислены порты Ethernet Port 2–5. У портов Ethernet Port 2 и Ethernet Port 4 уже есть интерфейсы, их строки раскрываются. Порты Ethernet Port 3 и Ethernet Port 5 свободны. В списке выбирается Ethernet Port 3 и нажимается кнопка Create.</w:t>
+      </w:r>
+    </w:p>
+    <w:p>
       <w:pPr>
         <w:pStyle w:val="a7"/>
         <w:keepNext/>
@@ -2990,22 +3244,22 @@
           <w:noProof/>
         </w:rPr>
         <w:drawing>
-          <wp:inline distT="0" distB="0" distL="0" distR="0">
-            <wp:extent cx="5400000" cy="3700449"/>
-            <wp:effectExtent l="0" t="0" r="0" b="0"/>
+          <wp:inline distT="0" distB="0" distL="0" distR="0" wp14:anchorId="64163BD0" wp14:editId="3C5082AB">
+            <wp:extent cx="5902615" cy="4044875"/>
+            <wp:effectExtent l="0" t="0" r="3175" b="0"/>
             <wp:docPr id="1007" name="Рисунок 1007"/>
             <wp:cNvGraphicFramePr>
-              <a:graphicFrameLocks noChangeAspect="1"/>
+              <a:graphicFrameLocks xmlns:a="http://schemas.openxmlformats.org/drawingml/2006/main" noChangeAspect="1"/>
             </wp:cNvGraphicFramePr>
-            <a:graphic>
+            <a:graphic xmlns:a="http://schemas.openxmlformats.org/drawingml/2006/main">
               <a:graphicData uri="http://schemas.openxmlformats.org/drawingml/2006/picture">
-                <pic:pic>
+                <pic:pic xmlns:pic="http://schemas.openxmlformats.org/drawingml/2006/picture">
                   <pic:nvPicPr>
                     <pic:cNvPr id="1007" name="fig07.png"/>
                     <pic:cNvPicPr/>
                   </pic:nvPicPr>
                   <pic:blipFill>
-                    <a:blip r:embed="rIdFig7"/>
+                    <a:blip r:embed="rId13"/>
                     <a:stretch>
                       <a:fillRect/>
                     </a:stretch>
@@ -3013,7 +3267,7 @@
                   <pic:spPr>
                     <a:xfrm>
                       <a:off x="0" y="0"/>
-                      <a:ext cx="5400000" cy="3700449"/>
+                      <a:ext cx="5915928" cy="4053998"/>
                     </a:xfrm>
                     <a:prstGeom prst="rect">
                       <a:avLst/>
@@ -3040,7 +3294,7 @@
         <w:rPr>
           <w:lang w:val="ru-RU" w:eastAsia="en-US"/>
         </w:rPr>
-        <w:t xml:space="preserve">Рисунок 1.6 – Выбор порта Ethernet Port 3</w:t>
+        <w:t>Рисунок 1.6 – Выбор порта Ethernet Port 3</w:t>
       </w:r>
     </w:p>
     <w:p>
@@ -3055,7 +3309,31 @@
         <w:rPr>
           <w:lang w:val="ru-RU" w:eastAsia="en-US"/>
         </w:rPr>
-        <w:t xml:space="preserve">Открывается окно Create iSCSI Network Interface. В нём для каждого процессора хранения задаются IP-адрес, маска подсети, шлюз и псевдоним Port IQN. По заданию интерфейсы настраиваются на обоих процессорах (рисунок 1.7):</w:t>
+        <w:t>Открывается</w:t>
+      </w:r>
+      <w:r>
+        <w:rPr>
+          <w:lang w:eastAsia="en-US"/>
+        </w:rPr>
+        <w:t xml:space="preserve"> </w:t>
+      </w:r>
+      <w:r>
+        <w:rPr>
+          <w:lang w:val="ru-RU" w:eastAsia="en-US"/>
+        </w:rPr>
+        <w:t>окно</w:t>
+      </w:r>
+      <w:r>
+        <w:rPr>
+          <w:lang w:eastAsia="en-US"/>
+        </w:rPr>
+        <w:t xml:space="preserve"> Create iSCSI Network Interface. </w:t>
+      </w:r>
+      <w:r>
+        <w:rPr>
+          <w:lang w:val="ru-RU" w:eastAsia="en-US"/>
+        </w:rPr>
+        <w:t>В нём для каждого процессора хранения задаются IP-адрес, маска подсети, шлюз и псевдоним Port IQN. По заданию интерфейсы настраиваются на обоих процессорах (рисунок 1.7):</w:t>
       </w:r>
     </w:p>
     <w:p>
@@ -3074,7 +3352,7 @@
         <w:rPr>
           <w:lang w:val="ru-RU" w:eastAsia="en-US"/>
         </w:rPr>
-        <w:t xml:space="preserve">SP A: IP-адрес 10.244.214.145, маска 255.255.255.0, шлюз 10.244.214.1, псевдоним 4285.a1;</w:t>
+        <w:t>SP A: IP-адрес 10.244.214.145, маска 255.255.255.0, шлюз 10.244.214.1, псевдоним 4285.a1;</w:t>
       </w:r>
     </w:p>
     <w:p>
@@ -3093,10 +3371,10 @@
         <w:rPr>
           <w:lang w:val="ru-RU" w:eastAsia="en-US"/>
         </w:rPr>
-        <w:t xml:space="preserve">SP B: IP-адрес 10.244.214.146, маска 255.255.255.0, шлюз 10.244.214.1, псевдоним 4285.b1.</w:t>
-      </w:r>
-    </w:p>
-    <w:p xmlns:a="http://schemas.openxmlformats.org/drawingml/2006/main" xmlns:pic="http://schemas.openxmlformats.org/drawingml/2006/picture">
+        <w:t>SP B: IP-адрес 10.244.214.146, маска 255.255.255.0, шлюз 10.244.214.1, псевдоним 4285.b1.</w:t>
+      </w:r>
+    </w:p>
+    <w:p>
       <w:pPr>
         <w:pStyle w:val="a7"/>
         <w:keepNext/>
@@ -3111,23 +3389,24 @@
         <w:rPr>
           <w:noProof/>
         </w:rPr>
+        <w:lastRenderedPageBreak/>
         <w:drawing>
-          <wp:inline distT="0" distB="0" distL="0" distR="0">
-            <wp:extent cx="5400000" cy="3700449"/>
-            <wp:effectExtent l="0" t="0" r="0" b="0"/>
+          <wp:inline distT="0" distB="0" distL="0" distR="0" wp14:anchorId="0AE63689" wp14:editId="6AF07D54">
+            <wp:extent cx="5902617" cy="4044876"/>
+            <wp:effectExtent l="0" t="0" r="3175" b="0"/>
             <wp:docPr id="1008" name="Рисунок 1008"/>
             <wp:cNvGraphicFramePr>
-              <a:graphicFrameLocks noChangeAspect="1"/>
+              <a:graphicFrameLocks xmlns:a="http://schemas.openxmlformats.org/drawingml/2006/main" noChangeAspect="1"/>
             </wp:cNvGraphicFramePr>
-            <a:graphic>
+            <a:graphic xmlns:a="http://schemas.openxmlformats.org/drawingml/2006/main">
               <a:graphicData uri="http://schemas.openxmlformats.org/drawingml/2006/picture">
-                <pic:pic>
+                <pic:pic xmlns:pic="http://schemas.openxmlformats.org/drawingml/2006/picture">
                   <pic:nvPicPr>
                     <pic:cNvPr id="1008" name="fig08.png"/>
                     <pic:cNvPicPr/>
                   </pic:nvPicPr>
                   <pic:blipFill>
-                    <a:blip r:embed="rIdFig8"/>
+                    <a:blip r:embed="rId14"/>
                     <a:stretch>
                       <a:fillRect/>
                     </a:stretch>
@@ -3135,7 +3414,7 @@
                   <pic:spPr>
                     <a:xfrm>
                       <a:off x="0" y="0"/>
-                      <a:ext cx="5400000" cy="3700449"/>
+                      <a:ext cx="5924168" cy="4059644"/>
                     </a:xfrm>
                     <a:prstGeom prst="rect">
                       <a:avLst/>
@@ -3162,38 +3441,38 @@
         <w:rPr>
           <w:lang w:val="ru-RU" w:eastAsia="en-US"/>
         </w:rPr>
-        <w:t xml:space="preserve">Рисунок 1.7 – Параметры нового iSCSI-интерфейса</w:t>
-      </w:r>
-    </w:p>
-    <w:p>
-      <w:pPr>
-        <w:pStyle w:val="a7"/>
-        <w:rPr>
-          <w:lang w:val="ru-RU" w:eastAsia="en-US"/>
-        </w:rPr>
-      </w:pPr>
-      <w:r>
-        <w:rPr>
-          <w:lang w:val="ru-RU" w:eastAsia="en-US"/>
-        </w:rPr>
-        <w:t xml:space="preserve">Имя Port IQN мастер формирует сам: iqn.1992-04.com.emc:cx.fnm00131304285.a1 для SP A и iqn.1992-04.com.emc:cx.fnm00131304285.b1 для SP B. Окончания a1 и b1 совпадают с псевдонимами и обозначают процессор и номер интерфейса. Новые адреса лежат в той же подсети 10.244.214.0/24, что и интерфейсы портов Ethernet Port 2 и Ethernet Port 4 (10.244.214.140–143), поэтому хосты iSCSI достигают их без дополнительной маршрутизации. Интерфейс создаётся кнопкой Create.</w:t>
-      </w:r>
-    </w:p>
-    <w:p>
-      <w:pPr>
-        <w:pStyle w:val="a7"/>
-        <w:rPr>
-          <w:lang w:val="ru-RU" w:eastAsia="en-US"/>
-        </w:rPr>
-      </w:pPr>
-      <w:r>
-        <w:rPr>
-          <w:lang w:val="ru-RU" w:eastAsia="en-US"/>
-        </w:rPr>
-        <w:t xml:space="preserve">Затем создаётся LUN, который будет обслуживаться по iSCSI. Создание выполняется тем же мастером «Мастер настройки типовой системы хранения данных», что и в предыдущей работе. На первом шаге выбирается вариант Create a LUN group, вводятся имя RomaLun и описание des (рисунок 1.8). В группу входит один LUN, и позднее в неё можно добавить связанные с ним тома.</w:t>
-      </w:r>
-    </w:p>
-    <w:p xmlns:a="http://schemas.openxmlformats.org/drawingml/2006/main" xmlns:pic="http://schemas.openxmlformats.org/drawingml/2006/picture">
+        <w:t>Рисунок 1.7 – Параметры нового iSCSI-интерфейса</w:t>
+      </w:r>
+    </w:p>
+    <w:p>
+      <w:pPr>
+        <w:pStyle w:val="a7"/>
+        <w:rPr>
+          <w:lang w:val="ru-RU" w:eastAsia="en-US"/>
+        </w:rPr>
+      </w:pPr>
+      <w:r>
+        <w:rPr>
+          <w:lang w:val="ru-RU" w:eastAsia="en-US"/>
+        </w:rPr>
+        <w:t>Имя Port IQN мастер формирует сам: iqn.1992-04.com.emc:cx.fnm00131304285.a1 для SP A и iqn.1992-04.com.emc:cx.fnm00131304285.b1 для SP B. Окончания a1 и b1 совпадают с псевдонимами и обозначают процессор и номер интерфейса. Новые адреса лежат в той же подсети 10.244.214.0/24, что и интерфейсы портов Ethernet Port 2 и Ethernet Port 4 (10.244.214.140–143), поэтому хосты iSCSI достигают их без дополнительной маршрутизации. Интерфейс создаётся кнопкой Create.</w:t>
+      </w:r>
+    </w:p>
+    <w:p>
+      <w:pPr>
+        <w:pStyle w:val="a7"/>
+        <w:rPr>
+          <w:lang w:val="ru-RU" w:eastAsia="en-US"/>
+        </w:rPr>
+      </w:pPr>
+      <w:r>
+        <w:rPr>
+          <w:lang w:val="ru-RU" w:eastAsia="en-US"/>
+        </w:rPr>
+        <w:t>Затем создаётся LUN, который будет обслуживаться по iSCSI. Создание выполняется тем же мастером «Мастер настройки типовой системы хранения данных», что и в предыдущей работе. На первом шаге выбирается вариант Create a LUN group, вводятся имя RomaLun и описание des (рисунок 1.8). В группу входит один LUN, и позднее в неё можно добавить связанные с ним тома.</w:t>
+      </w:r>
+    </w:p>
+    <w:p>
       <w:pPr>
         <w:pStyle w:val="a7"/>
         <w:keepNext/>
@@ -3208,23 +3487,24 @@
         <w:rPr>
           <w:noProof/>
         </w:rPr>
+        <w:lastRenderedPageBreak/>
         <w:drawing>
-          <wp:inline distT="0" distB="0" distL="0" distR="0">
-            <wp:extent cx="5400000" cy="3700449"/>
-            <wp:effectExtent l="0" t="0" r="0" b="0"/>
+          <wp:inline distT="0" distB="0" distL="0" distR="0" wp14:anchorId="355AC29C" wp14:editId="18730CE0">
+            <wp:extent cx="5886918" cy="4034118"/>
+            <wp:effectExtent l="0" t="0" r="0" b="5080"/>
             <wp:docPr id="1009" name="Рисунок 1009"/>
             <wp:cNvGraphicFramePr>
-              <a:graphicFrameLocks noChangeAspect="1"/>
+              <a:graphicFrameLocks xmlns:a="http://schemas.openxmlformats.org/drawingml/2006/main" noChangeAspect="1"/>
             </wp:cNvGraphicFramePr>
-            <a:graphic>
+            <a:graphic xmlns:a="http://schemas.openxmlformats.org/drawingml/2006/main">
               <a:graphicData uri="http://schemas.openxmlformats.org/drawingml/2006/picture">
-                <pic:pic>
+                <pic:pic xmlns:pic="http://schemas.openxmlformats.org/drawingml/2006/picture">
                   <pic:nvPicPr>
                     <pic:cNvPr id="1009" name="fig09.png"/>
                     <pic:cNvPicPr/>
                   </pic:nvPicPr>
                   <pic:blipFill>
-                    <a:blip r:embed="rIdFig9"/>
+                    <a:blip r:embed="rId15"/>
                     <a:stretch>
                       <a:fillRect/>
                     </a:stretch>
@@ -3232,7 +3512,7 @@
                   <pic:spPr>
                     <a:xfrm>
                       <a:off x="0" y="0"/>
-                      <a:ext cx="5400000" cy="3700449"/>
+                      <a:ext cx="5899966" cy="4043059"/>
                     </a:xfrm>
                     <a:prstGeom prst="rect">
                       <a:avLst/>
@@ -3259,38 +3539,38 @@
         <w:rPr>
           <w:lang w:val="ru-RU" w:eastAsia="en-US"/>
         </w:rPr>
-        <w:t xml:space="preserve">Рисунок 1.8 – Ввод имени группы LUN</w:t>
-      </w:r>
-    </w:p>
-    <w:p>
-      <w:pPr>
-        <w:pStyle w:val="a7"/>
-        <w:rPr>
-          <w:lang w:val="ru-RU" w:eastAsia="en-US"/>
-        </w:rPr>
-      </w:pPr>
-      <w:r>
-        <w:rPr>
-          <w:lang w:val="ru-RU" w:eastAsia="en-US"/>
-        </w:rPr>
-        <w:t xml:space="preserve">На втором шаге выбирается пул хранения MultiTier, из которого будет выделен LUN, и задаётся многоуровневая политика Start High Then Auto-Tier. Размер LUN устанавливается равным 100 ГБ, тип LUN Thin. На третьем шаге в окне расписания снимков выбирается вариант, при котором расписание снимков не настраивается.</w:t>
-      </w:r>
-    </w:p>
-    <w:p>
-      <w:pPr>
-        <w:pStyle w:val="a7"/>
-        <w:rPr>
-          <w:lang w:val="ru-RU" w:eastAsia="en-US"/>
-        </w:rPr>
-      </w:pPr>
-      <w:r>
-        <w:rPr>
-          <w:lang w:val="ru-RU" w:eastAsia="en-US"/>
-        </w:rPr>
-        <w:t xml:space="preserve">На четвёртом шаге настраивается доступ к хосту (рисунок 1.9). Фильтр Protocols оставляет в списке только хосты выбранного протокола, в больших системах он сокращает список до нескольких строк. При фильтре FC or iSCSI в списке четыре хоста: 10.244.214.222 и 10.244.238.55 под управлением VMware ESXi, Win7 и Windows 2k8. Хост Windows 2k8 работает под Windows Server 2008, имеет сетевое имя windows2k8.app.com и уже подключён к массиву по iSCSI. Напротив этого хоста в столбце «Доступ» выбирается значение «Виртуальный диск», которое соответствует варианту LUN.</w:t>
-      </w:r>
-    </w:p>
-    <w:p xmlns:a="http://schemas.openxmlformats.org/drawingml/2006/main" xmlns:pic="http://schemas.openxmlformats.org/drawingml/2006/picture">
+        <w:t>Рисунок 1.8 – Ввод имени группы LUN</w:t>
+      </w:r>
+    </w:p>
+    <w:p>
+      <w:pPr>
+        <w:pStyle w:val="a7"/>
+        <w:rPr>
+          <w:lang w:val="ru-RU" w:eastAsia="en-US"/>
+        </w:rPr>
+      </w:pPr>
+      <w:r>
+        <w:rPr>
+          <w:lang w:val="ru-RU" w:eastAsia="en-US"/>
+        </w:rPr>
+        <w:t>На втором шаге выбирается пул хранения MultiTier, из которого будет выделен LUN, и задаётся многоуровневая политика Start High Then Auto-Tier. Размер LUN устанавливается равным 100 ГБ, тип LUN Thin. На третьем шаге в окне расписания снимков выбирается вариант, при котором расписание снимков не настраивается.</w:t>
+      </w:r>
+    </w:p>
+    <w:p>
+      <w:pPr>
+        <w:pStyle w:val="a7"/>
+        <w:rPr>
+          <w:lang w:val="ru-RU" w:eastAsia="en-US"/>
+        </w:rPr>
+      </w:pPr>
+      <w:r>
+        <w:rPr>
+          <w:lang w:val="ru-RU" w:eastAsia="en-US"/>
+        </w:rPr>
+        <w:t>На четвёртом шаге настраивается доступ к хосту (рисунок 1.9). Фильтр Protocols оставляет в списке только хосты выбранного протокола, в больших системах он сокращает список до нескольких строк. При фильтре FC or iSCSI в списке четыре хоста: 10.244.214.222 и 10.244.238.55 под управлением VMware ESXi, Win7 и Windows 2k8. Хост Windows 2k8 работает под Windows Server 2008, имеет сетевое имя windows2k8.app.com и уже подключён к массиву по iSCSI. Напротив этого хоста в столбце «Доступ» выбирается значение «Виртуальный диск», которое соответствует варианту LUN.</w:t>
+      </w:r>
+    </w:p>
+    <w:p>
       <w:pPr>
         <w:pStyle w:val="a7"/>
         <w:keepNext/>
@@ -3305,23 +3585,24 @@
         <w:rPr>
           <w:noProof/>
         </w:rPr>
+        <w:lastRenderedPageBreak/>
         <w:drawing>
-          <wp:inline distT="0" distB="0" distL="0" distR="0">
-            <wp:extent cx="5400000" cy="3700449"/>
-            <wp:effectExtent l="0" t="0" r="0" b="0"/>
+          <wp:inline distT="0" distB="0" distL="0" distR="0" wp14:anchorId="790072AD" wp14:editId="42EAE53A">
+            <wp:extent cx="5902617" cy="4044876"/>
+            <wp:effectExtent l="0" t="0" r="3175" b="0"/>
             <wp:docPr id="1010" name="Рисунок 1010"/>
             <wp:cNvGraphicFramePr>
-              <a:graphicFrameLocks noChangeAspect="1"/>
+              <a:graphicFrameLocks xmlns:a="http://schemas.openxmlformats.org/drawingml/2006/main" noChangeAspect="1"/>
             </wp:cNvGraphicFramePr>
-            <a:graphic>
+            <a:graphic xmlns:a="http://schemas.openxmlformats.org/drawingml/2006/main">
               <a:graphicData uri="http://schemas.openxmlformats.org/drawingml/2006/picture">
-                <pic:pic>
+                <pic:pic xmlns:pic="http://schemas.openxmlformats.org/drawingml/2006/picture">
                   <pic:nvPicPr>
                     <pic:cNvPr id="1010" name="fig10.png"/>
                     <pic:cNvPicPr/>
                   </pic:nvPicPr>
                   <pic:blipFill>
-                    <a:blip r:embed="rIdFig10"/>
+                    <a:blip r:embed="rId16"/>
                     <a:stretch>
                       <a:fillRect/>
                     </a:stretch>
@@ -3329,7 +3610,7 @@
                   <pic:spPr>
                     <a:xfrm>
                       <a:off x="0" y="0"/>
-                      <a:ext cx="5400000" cy="3700449"/>
+                      <a:ext cx="5902617" cy="4044876"/>
                     </a:xfrm>
                     <a:prstGeom prst="rect">
                       <a:avLst/>
@@ -3356,24 +3637,38 @@
         <w:rPr>
           <w:lang w:val="ru-RU" w:eastAsia="en-US"/>
         </w:rPr>
-        <w:t xml:space="preserve">Рисунок 1.9 – Настройка доступа хоста Windows 2k8</w:t>
-      </w:r>
-    </w:p>
-    <w:p>
-      <w:pPr>
-        <w:pStyle w:val="a7"/>
-        <w:rPr>
-          <w:lang w:val="ru-RU" w:eastAsia="en-US"/>
-        </w:rPr>
-      </w:pPr>
-      <w:r>
-        <w:rPr>
-          <w:lang w:val="ru-RU" w:eastAsia="en-US"/>
-        </w:rPr>
-        <w:t xml:space="preserve">Пятый шаг «Сводка» показывает итоговые настройки (рисунок 1.10): имя RomaLun, описание des, один настроенный LUN, расписание защиты не настроено, доступ к LUN открыт одному хосту, хостов с доступом к снимкам нет. Настройки соответствуют заданию, и нажимается кнопка «Готово» (Finish).</w:t>
-      </w:r>
-    </w:p>
-    <w:p xmlns:a="http://schemas.openxmlformats.org/drawingml/2006/main" xmlns:pic="http://schemas.openxmlformats.org/drawingml/2006/picture">
+        <w:t>Рисунок 1.9 – Настройка доступа хоста Windows 2k8</w:t>
+      </w:r>
+    </w:p>
+    <w:p>
+      <w:pPr>
+        <w:pStyle w:val="a7"/>
+        <w:rPr>
+          <w:lang w:val="ru-RU" w:eastAsia="en-US"/>
+        </w:rPr>
+      </w:pPr>
+      <w:r>
+        <w:rPr>
+          <w:lang w:val="ru-RU" w:eastAsia="en-US"/>
+        </w:rPr>
+        <w:t>Пятый шаг «Сводка» показывает итоговые настройки (рисунок 1.10): имя RomaLun, описание des, один настроенный LUN, расписание защиты не настроено, доступ к LUN открыт одному хосту, хостов с доступом к снимкам нет. Настройки соответствуют заданию, и нажимается кнопка «Готово» (</w:t>
+      </w:r>
+      <w:proofErr w:type="spellStart"/>
+      <w:r>
+        <w:rPr>
+          <w:lang w:val="ru-RU" w:eastAsia="en-US"/>
+        </w:rPr>
+        <w:t>Finish</w:t>
+      </w:r>
+      <w:proofErr w:type="spellEnd"/>
+      <w:r>
+        <w:rPr>
+          <w:lang w:val="ru-RU" w:eastAsia="en-US"/>
+        </w:rPr>
+        <w:t>).</w:t>
+      </w:r>
+    </w:p>
+    <w:p>
       <w:pPr>
         <w:pStyle w:val="a7"/>
         <w:keepNext/>
@@ -3388,23 +3683,24 @@
         <w:rPr>
           <w:noProof/>
         </w:rPr>
+        <w:lastRenderedPageBreak/>
         <w:drawing>
-          <wp:inline distT="0" distB="0" distL="0" distR="0">
-            <wp:extent cx="5400000" cy="3700449"/>
-            <wp:effectExtent l="0" t="0" r="0" b="0"/>
+          <wp:inline distT="0" distB="0" distL="0" distR="0" wp14:anchorId="2185AF40" wp14:editId="7764CFA3">
+            <wp:extent cx="5839822" cy="4001845"/>
+            <wp:effectExtent l="0" t="0" r="5715" b="0"/>
             <wp:docPr id="1011" name="Рисунок 1011"/>
             <wp:cNvGraphicFramePr>
-              <a:graphicFrameLocks noChangeAspect="1"/>
+              <a:graphicFrameLocks xmlns:a="http://schemas.openxmlformats.org/drawingml/2006/main" noChangeAspect="1"/>
             </wp:cNvGraphicFramePr>
-            <a:graphic>
+            <a:graphic xmlns:a="http://schemas.openxmlformats.org/drawingml/2006/main">
               <a:graphicData uri="http://schemas.openxmlformats.org/drawingml/2006/picture">
-                <pic:pic>
+                <pic:pic xmlns:pic="http://schemas.openxmlformats.org/drawingml/2006/picture">
                   <pic:nvPicPr>
                     <pic:cNvPr id="1011" name="fig11.png"/>
                     <pic:cNvPicPr/>
                   </pic:nvPicPr>
                   <pic:blipFill>
-                    <a:blip r:embed="rIdFig11"/>
+                    <a:blip r:embed="rId17"/>
                     <a:stretch>
                       <a:fillRect/>
                     </a:stretch>
@@ -3412,7 +3708,7 @@
                   <pic:spPr>
                     <a:xfrm>
                       <a:off x="0" y="0"/>
-                      <a:ext cx="5400000" cy="3700449"/>
+                      <a:ext cx="5839822" cy="4001845"/>
                     </a:xfrm>
                     <a:prstGeom prst="rect">
                       <a:avLst/>
@@ -3439,24 +3735,24 @@
         <w:rPr>
           <w:lang w:val="ru-RU" w:eastAsia="en-US"/>
         </w:rPr>
-        <w:t xml:space="preserve">Рисунок 1.10 – Сводка настроек iSCSI LUN</w:t>
-      </w:r>
-    </w:p>
-    <w:p>
-      <w:pPr>
-        <w:pStyle w:val="a7"/>
-        <w:rPr>
-          <w:lang w:val="ru-RU" w:eastAsia="en-US"/>
-        </w:rPr>
-      </w:pPr>
-      <w:r>
-        <w:rPr>
-          <w:lang w:val="ru-RU" w:eastAsia="en-US"/>
-        </w:rPr>
-        <w:t xml:space="preserve">После создания LUN проверяется его связь с хостом. Выполняется переход «Хосты» → «Хосты» → Windows 2k8, открывается карточка хоста и вкладка LUNs (рисунок 1.11). На вкладке указан ресурс хранения RomaLun с LUN RomaLun и идентификатором LUN ID 0. Хост Windows 2k8 получил доступ к созданному тому и увидит его как LUN 0 в своём сеансе iSCSI.</w:t>
-      </w:r>
-    </w:p>
-    <w:p xmlns:a="http://schemas.openxmlformats.org/drawingml/2006/main" xmlns:pic="http://schemas.openxmlformats.org/drawingml/2006/picture">
+        <w:t>Рисунок 1.10 – Сводка настроек iSCSI LUN</w:t>
+      </w:r>
+    </w:p>
+    <w:p>
+      <w:pPr>
+        <w:pStyle w:val="a7"/>
+        <w:rPr>
+          <w:lang w:val="ru-RU" w:eastAsia="en-US"/>
+        </w:rPr>
+      </w:pPr>
+      <w:r>
+        <w:rPr>
+          <w:lang w:val="ru-RU" w:eastAsia="en-US"/>
+        </w:rPr>
+        <w:t>После создания LUN проверяется его связь с хостом. Выполняется переход «Хосты» → «Хосты» → Windows 2k8, открывается карточка хоста и вкладка LUNs (рисунок 1.11). На вкладке указан ресурс хранения RomaLun с LUN RomaLun и идентификатором LUN ID 0. Хост Windows 2k8 получил доступ к созданному тому и увидит его как LUN 0 в своём сеансе iSCSI.</w:t>
+      </w:r>
+    </w:p>
+    <w:p>
       <w:pPr>
         <w:pStyle w:val="a7"/>
         <w:keepNext/>
@@ -3471,23 +3767,24 @@
         <w:rPr>
           <w:noProof/>
         </w:rPr>
+        <w:lastRenderedPageBreak/>
         <w:drawing>
-          <wp:inline distT="0" distB="0" distL="0" distR="0">
-            <wp:extent cx="5400000" cy="3700449"/>
-            <wp:effectExtent l="0" t="0" r="0" b="0"/>
+          <wp:inline distT="0" distB="0" distL="0" distR="0" wp14:anchorId="57FC4802" wp14:editId="144FCF5E">
+            <wp:extent cx="5871219" cy="4023360"/>
+            <wp:effectExtent l="0" t="0" r="0" b="2540"/>
             <wp:docPr id="1013" name="Рисунок 1013"/>
             <wp:cNvGraphicFramePr>
-              <a:graphicFrameLocks noChangeAspect="1"/>
+              <a:graphicFrameLocks xmlns:a="http://schemas.openxmlformats.org/drawingml/2006/main" noChangeAspect="1"/>
             </wp:cNvGraphicFramePr>
-            <a:graphic>
+            <a:graphic xmlns:a="http://schemas.openxmlformats.org/drawingml/2006/main">
               <a:graphicData uri="http://schemas.openxmlformats.org/drawingml/2006/picture">
-                <pic:pic>
+                <pic:pic xmlns:pic="http://schemas.openxmlformats.org/drawingml/2006/picture">
                   <pic:nvPicPr>
                     <pic:cNvPr id="1013" name="fig13.png"/>
                     <pic:cNvPicPr/>
                   </pic:nvPicPr>
                   <pic:blipFill>
-                    <a:blip r:embed="rIdFig13"/>
+                    <a:blip r:embed="rId18"/>
                     <a:stretch>
                       <a:fillRect/>
                     </a:stretch>
@@ -3495,7 +3792,7 @@
                   <pic:spPr>
                     <a:xfrm>
                       <a:off x="0" y="0"/>
-                      <a:ext cx="5400000" cy="3700449"/>
+                      <a:ext cx="5882926" cy="4031382"/>
                     </a:xfrm>
                     <a:prstGeom prst="rect">
                       <a:avLst/>
@@ -3522,39 +3819,32 @@
         <w:rPr>
           <w:lang w:val="ru-RU" w:eastAsia="en-US"/>
         </w:rPr>
-        <w:t xml:space="preserve">Рисунок 1.11 – LUN RomaLun в карточке хоста Windows 2k8</w:t>
+        <w:t>Рисунок 1.11 – LUN RomaLun в карточке хоста Windows 2k8</w:t>
       </w:r>
     </w:p>
     <w:p>
       <w:pPr>
         <w:pStyle w:val="a0"/>
-        <w:keepNext/>
-        <w:rPr>
-          <w:lang w:val="ru-RU" w:eastAsia="en-US"/>
-        </w:rPr>
-      </w:pPr>
-      <w:r>
-        <w:rPr>
-          <w:lang w:val="ru-RU" w:eastAsia="en-US"/>
-        </w:rPr>
-        <w:t xml:space="preserve">Анализ трассы iSCSI SAN</w:t>
-      </w:r>
-    </w:p>
-    <w:p>
-      <w:pPr>
-        <w:pStyle w:val="a7"/>
-        <w:rPr>
-          <w:lang w:val="ru-RU" w:eastAsia="en-US"/>
-        </w:rPr>
-      </w:pPr>
-      <w:r>
-        <w:rPr>
-          <w:lang w:val="ru-RU" w:eastAsia="en-US"/>
-        </w:rPr>
-        <w:t xml:space="preserve">В Wireshark открывается файл iSCSI_SAN_Trace.pcap (рисунок 1.12). Трасса содержит 1230 кадров. Первый кадр представляет собой команду Login Command, с которой инициатор начинает сеанс iSCSI.</w:t>
-      </w:r>
-    </w:p>
-    <w:p xmlns:a="http://schemas.openxmlformats.org/drawingml/2006/main" xmlns:pic="http://schemas.openxmlformats.org/drawingml/2006/picture">
+      </w:pPr>
+      <w:r>
+        <w:t>Анализ трассы iSCSI SAN</w:t>
+      </w:r>
+    </w:p>
+    <w:p>
+      <w:pPr>
+        <w:pStyle w:val="a7"/>
+        <w:rPr>
+          <w:lang w:val="ru-RU" w:eastAsia="en-US"/>
+        </w:rPr>
+      </w:pPr>
+      <w:r>
+        <w:rPr>
+          <w:lang w:val="ru-RU" w:eastAsia="en-US"/>
+        </w:rPr>
+        <w:t>В Wireshark открывается файл iSCSI_SAN_Trace.pcap (рисунок 1.12). Трасса содержит 1230 кадров. Первый кадр представляет собой команду Login Command, с которой инициатор начинает сеанс iSCSI.</w:t>
+      </w:r>
+    </w:p>
+    <w:p>
       <w:pPr>
         <w:pStyle w:val="a7"/>
         <w:keepNext/>
@@ -3569,23 +3859,24 @@
         <w:rPr>
           <w:noProof/>
         </w:rPr>
+        <w:lastRenderedPageBreak/>
         <w:drawing>
-          <wp:inline distT="0" distB="0" distL="0" distR="0">
-            <wp:extent cx="4680000" cy="4498383"/>
-            <wp:effectExtent l="0" t="0" r="0" b="0"/>
+          <wp:inline distT="0" distB="0" distL="0" distR="0" wp14:anchorId="6FE10CD2" wp14:editId="2093A0CE">
+            <wp:extent cx="5786251" cy="5561704"/>
+            <wp:effectExtent l="0" t="0" r="5080" b="1270"/>
             <wp:docPr id="1014" name="Рисунок 1014"/>
             <wp:cNvGraphicFramePr>
-              <a:graphicFrameLocks noChangeAspect="1"/>
+              <a:graphicFrameLocks xmlns:a="http://schemas.openxmlformats.org/drawingml/2006/main" noChangeAspect="1"/>
             </wp:cNvGraphicFramePr>
-            <a:graphic>
+            <a:graphic xmlns:a="http://schemas.openxmlformats.org/drawingml/2006/main">
               <a:graphicData uri="http://schemas.openxmlformats.org/drawingml/2006/picture">
-                <pic:pic>
+                <pic:pic xmlns:pic="http://schemas.openxmlformats.org/drawingml/2006/picture">
                   <pic:nvPicPr>
                     <pic:cNvPr id="1014" name="fig14.png"/>
                     <pic:cNvPicPr/>
                   </pic:nvPicPr>
                   <pic:blipFill>
-                    <a:blip r:embed="rIdFig14"/>
+                    <a:blip r:embed="rId19"/>
                     <a:stretch>
                       <a:fillRect/>
                     </a:stretch>
@@ -3593,7 +3884,7 @@
                   <pic:spPr>
                     <a:xfrm>
                       <a:off x="0" y="0"/>
-                      <a:ext cx="4680000" cy="4498383"/>
+                      <a:ext cx="5806336" cy="5581009"/>
                     </a:xfrm>
                     <a:prstGeom prst="rect">
                       <a:avLst/>
@@ -3620,38 +3911,38 @@
         <w:rPr>
           <w:lang w:val="ru-RU" w:eastAsia="en-US"/>
         </w:rPr>
-        <w:t xml:space="preserve">Рисунок 1.12 – Трасса iSCSI_SAN_Trace.pcap и первый кадр</w:t>
-      </w:r>
-    </w:p>
-    <w:p>
-      <w:pPr>
-        <w:pStyle w:val="a7"/>
-        <w:rPr>
-          <w:lang w:val="ru-RU" w:eastAsia="en-US"/>
-        </w:rPr>
-      </w:pPr>
-      <w:r>
-        <w:rPr>
-          <w:lang w:val="ru-RU" w:eastAsia="en-US"/>
-        </w:rPr>
-        <w:t xml:space="preserve">В заголовке IP первого кадра указаны адрес источника 172.12.10.10 и адрес назначения 172.12.12.4. Запрос на вход посылает инициатор, поэтому адрес инициатора 172.12.10.10, а адрес цели 172.12.12.4. Кадр направлен на TCP-порт 3260 (iscsi-target), закреплённый за целями iSCSI, инициатор использует порт 53498. Чтобы оставить в списке только обмен iSCSI, в поле Filter вводится фильтр iscsi, после чего служебные кадры TCP, ARP и ICMP скрываются.</w:t>
-      </w:r>
-    </w:p>
-    <w:p>
-      <w:pPr>
-        <w:pStyle w:val="a7"/>
-        <w:rPr>
-          <w:lang w:val="ru-RU" w:eastAsia="en-US"/>
-        </w:rPr>
-      </w:pPr>
-      <w:r>
-        <w:rPr>
-          <w:lang w:val="ru-RU" w:eastAsia="en-US"/>
-        </w:rPr>
-        <w:t xml:space="preserve">В поле Key/Value Pairs команды Login Command инициатор передаёт параметры входа: имя инициатора, тип сеанса Normal, имя цели и метод аутентификации None. Инициатор называется iqn.1991-05.com.microsoft:pod1-win2 (рисунок 1.13). Префикс iqn.1991-05.com.microsoft указывает на программный инициатор iSCSI Microsoft, окончание pod1-win2 задаёт имя компьютера.</w:t>
-      </w:r>
-    </w:p>
-    <w:p xmlns:a="http://schemas.openxmlformats.org/drawingml/2006/main" xmlns:pic="http://schemas.openxmlformats.org/drawingml/2006/picture">
+        <w:t>Рисунок 1.12 – Трасса iSCSI_SAN_Trace.pcap и первый кадр</w:t>
+      </w:r>
+    </w:p>
+    <w:p>
+      <w:pPr>
+        <w:pStyle w:val="a7"/>
+        <w:rPr>
+          <w:lang w:val="ru-RU" w:eastAsia="en-US"/>
+        </w:rPr>
+      </w:pPr>
+      <w:r>
+        <w:rPr>
+          <w:lang w:val="ru-RU" w:eastAsia="en-US"/>
+        </w:rPr>
+        <w:t>В заголовке IP первого кадра указаны адрес источника 172.12.10.10 и адрес назначения 172.12.12.4. Запрос на вход посылает инициатор, поэтому адрес инициатора 172.12.10.10, а адрес цели 172.12.12.4. Кадр направлен на TCP-порт 3260 (iscsi-target), закреплённый за целями iSCSI, инициатор использует порт 53498. Чтобы оставить в списке только обмен iSCSI, в поле Filter вводится фильтр iscsi, после чего служебные кадры TCP, ARP и ICMP скрываются.</w:t>
+      </w:r>
+    </w:p>
+    <w:p>
+      <w:pPr>
+        <w:pStyle w:val="a7"/>
+        <w:rPr>
+          <w:lang w:val="ru-RU" w:eastAsia="en-US"/>
+        </w:rPr>
+      </w:pPr>
+      <w:r>
+        <w:rPr>
+          <w:lang w:val="ru-RU" w:eastAsia="en-US"/>
+        </w:rPr>
+        <w:t>В поле Key/Value Pairs команды Login Command инициатор передаёт параметры входа: имя инициатора, тип сеанса Normal, имя цели и метод аутентификации None. Инициатор называется iqn.1991-05.com.microsoft:pod1-win2 (рисунок 1.13). Префикс iqn.1991-05.com.microsoft указывает на программный инициатор iSCSI Microsoft, окончание pod1-win2 задаёт имя компьютера.</w:t>
+      </w:r>
+    </w:p>
+    <w:p>
       <w:pPr>
         <w:pStyle w:val="a7"/>
         <w:keepNext/>
@@ -3666,23 +3957,24 @@
         <w:rPr>
           <w:noProof/>
         </w:rPr>
+        <w:lastRenderedPageBreak/>
         <w:drawing>
-          <wp:inline distT="0" distB="0" distL="0" distR="0">
-            <wp:extent cx="4680000" cy="4498383"/>
+          <wp:inline distT="0" distB="0" distL="0" distR="0" wp14:anchorId="03DCAC03" wp14:editId="22A3D50B">
+            <wp:extent cx="5898171" cy="5669280"/>
             <wp:effectExtent l="0" t="0" r="0" b="0"/>
             <wp:docPr id="1015" name="Рисунок 1015"/>
             <wp:cNvGraphicFramePr>
-              <a:graphicFrameLocks noChangeAspect="1"/>
+              <a:graphicFrameLocks xmlns:a="http://schemas.openxmlformats.org/drawingml/2006/main" noChangeAspect="1"/>
             </wp:cNvGraphicFramePr>
-            <a:graphic>
+            <a:graphic xmlns:a="http://schemas.openxmlformats.org/drawingml/2006/main">
               <a:graphicData uri="http://schemas.openxmlformats.org/drawingml/2006/picture">
-                <pic:pic>
+                <pic:pic xmlns:pic="http://schemas.openxmlformats.org/drawingml/2006/picture">
                   <pic:nvPicPr>
                     <pic:cNvPr id="1015" name="fig15.png"/>
                     <pic:cNvPicPr/>
                   </pic:nvPicPr>
                   <pic:blipFill>
-                    <a:blip r:embed="rIdFig15"/>
+                    <a:blip r:embed="rId20"/>
                     <a:stretch>
                       <a:fillRect/>
                     </a:stretch>
@@ -3690,7 +3982,7 @@
                   <pic:spPr>
                     <a:xfrm>
                       <a:off x="0" y="0"/>
-                      <a:ext cx="4680000" cy="4498383"/>
+                      <a:ext cx="5929758" cy="5699641"/>
                     </a:xfrm>
                     <a:prstGeom prst="rect">
                       <a:avLst/>
@@ -3717,24 +4009,24 @@
         <w:rPr>
           <w:lang w:val="ru-RU" w:eastAsia="en-US"/>
         </w:rPr>
-        <w:t xml:space="preserve">Рисунок 1.13 – Имя инициатора в первом кадре</w:t>
-      </w:r>
-    </w:p>
-    <w:p>
-      <w:pPr>
-        <w:pStyle w:val="a7"/>
-        <w:rPr>
-          <w:lang w:val="ru-RU" w:eastAsia="en-US"/>
-        </w:rPr>
-      </w:pPr>
-      <w:r>
-        <w:rPr>
-          <w:lang w:val="ru-RU" w:eastAsia="en-US"/>
-        </w:rPr>
-        <w:t xml:space="preserve">Цель называется iqn.1992-04.com.emc:cx.apm00112902555.a4 (рисунок 1.14). Имя содержит префикс EMC, серийный номер массива CLARiiON APM00112902555 и обозначение порта a4, то есть порта 4 процессора SP A. В ответе Login Response (кадр 6) цель сообщает свой псевдоним 2555.a4.</w:t>
-      </w:r>
-    </w:p>
-    <w:p xmlns:a="http://schemas.openxmlformats.org/drawingml/2006/main" xmlns:pic="http://schemas.openxmlformats.org/drawingml/2006/picture">
+        <w:t>Рисунок 1.13 – Имя инициатора в первом кадре</w:t>
+      </w:r>
+    </w:p>
+    <w:p>
+      <w:pPr>
+        <w:pStyle w:val="a7"/>
+        <w:rPr>
+          <w:lang w:val="ru-RU" w:eastAsia="en-US"/>
+        </w:rPr>
+      </w:pPr>
+      <w:r>
+        <w:rPr>
+          <w:lang w:val="ru-RU" w:eastAsia="en-US"/>
+        </w:rPr>
+        <w:t>Цель называется iqn.1992-04.com.emc:cx.apm00112902555.a4 (рисунок 1.14). Имя содержит префикс EMC, серийный номер массива CLARiiON APM00112902555 и обозначение порта a4, то есть порта 4 процессора SP A. В ответе Login Response (кадр 6) цель сообщает свой псевдоним 2555.a4.</w:t>
+      </w:r>
+    </w:p>
+    <w:p>
       <w:pPr>
         <w:pStyle w:val="a7"/>
         <w:keepNext/>
@@ -3749,23 +4041,24 @@
         <w:rPr>
           <w:noProof/>
         </w:rPr>
+        <w:lastRenderedPageBreak/>
         <w:drawing>
-          <wp:inline distT="0" distB="0" distL="0" distR="0">
-            <wp:extent cx="4680000" cy="4498383"/>
-            <wp:effectExtent l="0" t="0" r="0" b="0"/>
+          <wp:inline distT="0" distB="0" distL="0" distR="0" wp14:anchorId="2A3101D3" wp14:editId="38EF94A7">
+            <wp:extent cx="5886979" cy="5658523"/>
+            <wp:effectExtent l="0" t="0" r="6350" b="5715"/>
             <wp:docPr id="1016" name="Рисунок 1016"/>
             <wp:cNvGraphicFramePr>
-              <a:graphicFrameLocks noChangeAspect="1"/>
+              <a:graphicFrameLocks xmlns:a="http://schemas.openxmlformats.org/drawingml/2006/main" noChangeAspect="1"/>
             </wp:cNvGraphicFramePr>
-            <a:graphic>
+            <a:graphic xmlns:a="http://schemas.openxmlformats.org/drawingml/2006/main">
               <a:graphicData uri="http://schemas.openxmlformats.org/drawingml/2006/picture">
-                <pic:pic>
+                <pic:pic xmlns:pic="http://schemas.openxmlformats.org/drawingml/2006/picture">
                   <pic:nvPicPr>
                     <pic:cNvPr id="1016" name="fig16.png"/>
                     <pic:cNvPicPr/>
                   </pic:nvPicPr>
                   <pic:blipFill>
-                    <a:blip r:embed="rIdFig16"/>
+                    <a:blip r:embed="rId21"/>
                     <a:stretch>
                       <a:fillRect/>
                     </a:stretch>
@@ -3773,7 +4066,7 @@
                   <pic:spPr>
                     <a:xfrm>
                       <a:off x="0" y="0"/>
-                      <a:ext cx="4680000" cy="4498383"/>
+                      <a:ext cx="5914678" cy="5685148"/>
                     </a:xfrm>
                     <a:prstGeom prst="rect">
                       <a:avLst/>
@@ -3800,24 +4093,24 @@
         <w:rPr>
           <w:lang w:val="ru-RU" w:eastAsia="en-US"/>
         </w:rPr>
-        <w:t xml:space="preserve">Рисунок 1.14 – Имя цели в первом кадре</w:t>
-      </w:r>
-    </w:p>
-    <w:p>
-      <w:pPr>
-        <w:pStyle w:val="a7"/>
-        <w:rPr>
-          <w:lang w:val="ru-RU" w:eastAsia="en-US"/>
-        </w:rPr>
-      </w:pPr>
-      <w:r>
-        <w:rPr>
-          <w:lang w:val="ru-RU" w:eastAsia="en-US"/>
-        </w:rPr>
-        <w:t xml:space="preserve">На рисунке 1.15 раскрыт заголовок iSCSI той же команды. Версии протокола VersionMax и VersionMin равны 0x00, длина дополнительных сегментов заголовка TotalAHSLength равна нулю, идентификатор сеанса ISID равен 400001370000. Поле DataSegmentLength равно 0x89, то есть 137 байт: в этом сегменте данных и передаются пары ключей и значений.</w:t>
-      </w:r>
-    </w:p>
-    <w:p xmlns:a="http://schemas.openxmlformats.org/drawingml/2006/main" xmlns:pic="http://schemas.openxmlformats.org/drawingml/2006/picture">
+        <w:t>Рисунок 1.14 – Имя цели в первом кадре</w:t>
+      </w:r>
+    </w:p>
+    <w:p>
+      <w:pPr>
+        <w:pStyle w:val="a7"/>
+        <w:rPr>
+          <w:lang w:val="ru-RU" w:eastAsia="en-US"/>
+        </w:rPr>
+      </w:pPr>
+      <w:r>
+        <w:rPr>
+          <w:lang w:val="ru-RU" w:eastAsia="en-US"/>
+        </w:rPr>
+        <w:t>На рисунке 1.15 раскрыт заголовок iSCSI той же команды. Версии протокола VersionMax и VersionMin равны 0x00, длина дополнительных сегментов заголовка TotalAHSLength равна нулю, идентификатор сеанса ISID равен 400001370000. Поле DataSegmentLength равно 0x89, то есть 137 байт: в этом сегменте данных и передаются пары ключей и значений.</w:t>
+      </w:r>
+    </w:p>
+    <w:p>
       <w:pPr>
         <w:pStyle w:val="a7"/>
         <w:keepNext/>
@@ -3832,23 +4125,24 @@
         <w:rPr>
           <w:noProof/>
         </w:rPr>
+        <w:lastRenderedPageBreak/>
         <w:drawing>
-          <wp:inline distT="0" distB="0" distL="0" distR="0">
-            <wp:extent cx="4680000" cy="4498383"/>
-            <wp:effectExtent l="0" t="0" r="0" b="0"/>
+          <wp:inline distT="0" distB="0" distL="0" distR="0" wp14:anchorId="1CDEA788" wp14:editId="224D1E6C">
+            <wp:extent cx="5719099" cy="5497158"/>
+            <wp:effectExtent l="0" t="0" r="0" b="2540"/>
             <wp:docPr id="1017" name="Рисунок 1017"/>
             <wp:cNvGraphicFramePr>
-              <a:graphicFrameLocks noChangeAspect="1"/>
+              <a:graphicFrameLocks xmlns:a="http://schemas.openxmlformats.org/drawingml/2006/main" noChangeAspect="1"/>
             </wp:cNvGraphicFramePr>
-            <a:graphic>
+            <a:graphic xmlns:a="http://schemas.openxmlformats.org/drawingml/2006/main">
               <a:graphicData uri="http://schemas.openxmlformats.org/drawingml/2006/picture">
-                <pic:pic>
+                <pic:pic xmlns:pic="http://schemas.openxmlformats.org/drawingml/2006/picture">
                   <pic:nvPicPr>
                     <pic:cNvPr id="1017" name="fig17.png"/>
                     <pic:cNvPicPr/>
                   </pic:nvPicPr>
                   <pic:blipFill>
-                    <a:blip r:embed="rIdFig17"/>
+                    <a:blip r:embed="rId22"/>
                     <a:stretch>
                       <a:fillRect/>
                     </a:stretch>
@@ -3856,7 +4150,7 @@
                   <pic:spPr>
                     <a:xfrm>
                       <a:off x="0" y="0"/>
-                      <a:ext cx="4680000" cy="4498383"/>
+                      <a:ext cx="5759471" cy="5535963"/>
                     </a:xfrm>
                     <a:prstGeom prst="rect">
                       <a:avLst/>
@@ -3883,35 +4177,35 @@
         <w:rPr>
           <w:lang w:val="ru-RU" w:eastAsia="en-US"/>
         </w:rPr>
-        <w:t xml:space="preserve">Рисунок 1.15 – Поля заголовка iSCSI команды Login Command</w:t>
-      </w:r>
-    </w:p>
-    <w:p>
-      <w:pPr>
-        <w:pStyle w:val="a7"/>
-        <w:rPr>
-          <w:lang w:val="ru-RU" w:eastAsia="en-US"/>
-        </w:rPr>
-      </w:pPr>
-      <w:r>
-        <w:rPr>
-          <w:lang w:val="ru-RU" w:eastAsia="en-US"/>
-        </w:rPr>
-        <w:t xml:space="preserve">Параметры HeaderDigest, DataDigest и MaxRecvDataSegmentLength стороны согласуют на следующем этапе входа, в кадрах 7 и 9. В команде Login Command (кадр 7) инициатор предлагает для HeaderDigest и DataDigest значения None,CRC32C, то есть готов работать как без контрольных сумм, так и с контрольной суммой CRC32C. Цель в ответе Login Response (кадр 9) выбирает None для обоих параметров, поэтому заголовки и данные PDU идут без контрольных сумм iSCSI, и целостность обеспечивает только TCP. Параметр MaxRecvDataSegmentLength обе стороны устанавливают равным 65536 байт: это наибольший сегмент данных, который сторона принимает в одном PDU.</w:t>
-      </w:r>
-    </w:p>
-    <w:p>
-      <w:pPr>
-        <w:pStyle w:val="a7"/>
-        <w:rPr>
-          <w:lang w:val="ru-RU" w:eastAsia="en-US"/>
-        </w:rPr>
-      </w:pPr>
-      <w:r>
-        <w:rPr>
-          <w:lang w:val="ru-RU" w:eastAsia="en-US"/>
-        </w:rPr>
-        <w:t xml:space="preserve">Число доступных LUN определяется по команде SCSI Report LUNs (кадры 15 и 20) и ответам на неё (кадры 17 и 23). В ответе указана длина списка LUN 48 байт, а каждый LUN занимает в списке 8 байт. Значит, инициатору доступно 6 LUN с номерами от 0 до 5, и во втором ответе все шесть номеров перечислены явно.</w:t>
+        <w:t>Рисунок 1.15 – Поля заголовка iSCSI команды Login Command</w:t>
+      </w:r>
+    </w:p>
+    <w:p>
+      <w:pPr>
+        <w:pStyle w:val="a7"/>
+        <w:rPr>
+          <w:lang w:val="ru-RU" w:eastAsia="en-US"/>
+        </w:rPr>
+      </w:pPr>
+      <w:r>
+        <w:rPr>
+          <w:lang w:val="ru-RU" w:eastAsia="en-US"/>
+        </w:rPr>
+        <w:t>Параметры HeaderDigest, DataDigest и MaxRecvDataSegmentLength стороны согласуют на следующем этапе входа, в кадрах 7 и 9. В команде Login Command (кадр 7) инициатор предлагает для HeaderDigest и DataDigest значения None,CRC32C, то есть готов работать как без контрольных сумм, так и с контрольной суммой CRC32C. Цель в ответе Login Response (кадр 9) выбирает None для обоих параметров, поэтому заголовки и данные PDU идут без контрольных сумм iSCSI, и целостность обеспечивает только TCP. Параметр MaxRecvDataSegmentLength обе стороны устанавливают равным 65536 байт: это наибольший сегмент данных, который сторона принимает в одном PDU.</w:t>
+      </w:r>
+    </w:p>
+    <w:p>
+      <w:pPr>
+        <w:pStyle w:val="a7"/>
+        <w:rPr>
+          <w:lang w:val="ru-RU" w:eastAsia="en-US"/>
+        </w:rPr>
+      </w:pPr>
+      <w:r>
+        <w:rPr>
+          <w:lang w:val="ru-RU" w:eastAsia="en-US"/>
+        </w:rPr>
+        <w:t>Число доступных LUN определяется по команде SCSI Report LUNs (кадры 15 и 20) и ответам на неё (кадры 17 и 23). В ответе указана длина списка LUN 48 байт, а каждый LUN занимает в списке 8 байт. Значит, инициатору доступно 6 LUN с номерами от 0 до 5, и во втором ответе все шесть номеров перечислены явно.</w:t>
       </w:r>
     </w:p>
     <w:p>
@@ -3919,88 +4213,89 @@
         <w:pStyle w:val="a5"/>
         <w:pageBreakBefore/>
         <w:rPr>
-          <w:lang w:val="ru-RU" w:eastAsia="en-US"/>
-        </w:rPr>
-      </w:pPr>
-      <w:r>
-        <w:rPr>
-          <w:lang w:val="ru-RU" w:eastAsia="en-US"/>
-        </w:rPr>
-        <w:t xml:space="preserve">Заключение</w:t>
-      </w:r>
-    </w:p>
-    <w:p>
-      <w:pPr>
-        <w:pStyle w:val="a7"/>
-        <w:rPr>
-          <w:lang w:val="ru-RU" w:eastAsia="en-US"/>
-        </w:rPr>
-      </w:pPr>
-      <w:r>
-        <w:rPr>
-          <w:lang w:val="ru-RU" w:eastAsia="en-US"/>
-        </w:rPr>
-        <w:t xml:space="preserve">В ходе лабораторной работы изучены две сети хранения данных: Fibre Channel SAN и IP SAN на основе iSCSI.</w:t>
-      </w:r>
-    </w:p>
-    <w:p>
-      <w:pPr>
-        <w:pStyle w:val="a7"/>
-        <w:rPr>
-          <w:lang w:val="ru-RU" w:eastAsia="en-US"/>
-        </w:rPr>
-      </w:pPr>
-      <w:r>
-        <w:rPr>
-          <w:lang w:val="ru-RU" w:eastAsia="en-US"/>
-        </w:rPr>
-        <w:t xml:space="preserve">При исследовании FC SAN определены мировые имена восьми портов хранения VNXe (по четыре порта FC на процессорах SP A и SP B) и четырёх портов адаптеров хостов. Сравнение с выводом коммутатора показало, что все порты вошли в фабрику и разделены на две виртуальные фабрики, VSAN 10 и VSAN 20, по одной на каждый процессор хранения. В конфигурации зон найдены ошибки: неверный FCID порта хранения в зоне LIN1_HBA1_VNX_SPB_0, одинаковое мировое имя адаптера HP в обеих фабриках и отсутствие этого адаптера в базе FLOGI. Предложены исправления: зонирование по мировым именам портов, перевод свободных портов коммутатора в рабочие VSAN, регистрация хоста Linux в Unisphere и добавление вторых путей к массиву.</w:t>
-      </w:r>
-    </w:p>
-    <w:p>
-      <w:pPr>
-        <w:pStyle w:val="a7"/>
-        <w:rPr>
-          <w:lang w:val="ru-RU" w:eastAsia="en-US"/>
-        </w:rPr>
-      </w:pPr>
-      <w:r>
-        <w:rPr>
-          <w:lang w:val="ru-RU" w:eastAsia="en-US"/>
-        </w:rPr>
-        <w:t xml:space="preserve">Анализ трассы FC_SAN_Trace.pcap показал процедуру входа порта в фабрику. Порт с мировым именем 10:00:00:00:c9:44:49:55 посылает FLOGI с нулевым идентификатором источника, получает адрес 2B.00.0A, регистрируется в сервере имён и запросом GID_FT получает список портов с типом FC-4 0x08 (FCP).</w:t>
-      </w:r>
-    </w:p>
-    <w:p>
-      <w:pPr>
-        <w:pStyle w:val="a7"/>
-        <w:rPr>
-          <w:lang w:val="ru-RU" w:eastAsia="en-US"/>
-        </w:rPr>
-      </w:pPr>
-      <w:r>
-        <w:rPr>
-          <w:lang w:val="ru-RU" w:eastAsia="en-US"/>
-        </w:rPr>
-        <w:t xml:space="preserve">При настройке IP SAN на порту Ethernet Port 3 созданы iSCSI-интерфейсы 10.244.214.145 (SP A) и 10.244.214.146 (SP B), создан LUN RomaLun объёмом 100 ГБ с тонким выделением, и доступ к нему открыт хосту Windows 2k8, который видит этот том как LUN 0.</w:t>
-      </w:r>
-    </w:p>
-    <w:p>
-      <w:pPr>
-        <w:pStyle w:val="a7"/>
-        <w:rPr>
-          <w:lang w:val="ru-RU" w:eastAsia="en-US"/>
-        </w:rPr>
-      </w:pPr>
-      <w:r>
-        <w:rPr>
-          <w:lang w:val="ru-RU" w:eastAsia="en-US"/>
-        </w:rPr>
-        <w:t xml:space="preserve">Анализ трассы iSCSI_SAN_Trace.pcap показал вход инициатора iqn.1991-05.com.microsoft:pod1-win2 с адресом 172.12.10.10 в цель iqn.1992-04.com.emc:cx.apm00112902555.a4 с адресом 172.12.12.4. Стороны отказались от контрольных сумм HeaderDigest и DataDigest и установили MaxRecvDataSegmentLength 65536 байт, инициатору доступно 6 LUN.</w:t>
+          <w:lang w:eastAsia="en-US"/>
+        </w:rPr>
+      </w:pPr>
+      <w:r>
+        <w:rPr>
+          <w:lang w:eastAsia="en-US"/>
+        </w:rPr>
+        <w:lastRenderedPageBreak/>
+        <w:t>Заключение</w:t>
+      </w:r>
+    </w:p>
+    <w:p>
+      <w:pPr>
+        <w:pStyle w:val="a7"/>
+        <w:rPr>
+          <w:lang w:val="ru-RU" w:eastAsia="en-US"/>
+        </w:rPr>
+      </w:pPr>
+      <w:r>
+        <w:rPr>
+          <w:lang w:val="ru-RU" w:eastAsia="en-US"/>
+        </w:rPr>
+        <w:t>В ходе лабораторной работы изучены две сети хранения данных: Fibre Channel SAN и IP SAN на основе iSCSI.</w:t>
+      </w:r>
+    </w:p>
+    <w:p>
+      <w:pPr>
+        <w:pStyle w:val="a7"/>
+        <w:rPr>
+          <w:lang w:val="ru-RU" w:eastAsia="en-US"/>
+        </w:rPr>
+      </w:pPr>
+      <w:r>
+        <w:rPr>
+          <w:lang w:val="ru-RU" w:eastAsia="en-US"/>
+        </w:rPr>
+        <w:t>При исследовании FC SAN определены мировые имена восьми портов хранения VNXe (по четыре порта FC на процессорах SP A и SP B) и четырёх портов адаптеров хостов. Сравнение с выводом коммутатора показало, что все порты вошли в фабрику и разделены на две виртуальные фабрики, VSAN 10 и VSAN 20, по одной на каждый процессор хранения. В конфигурации зон найдены ошибки: неверный FCID порта хранения в зоне LIN1_HBA1_VNX_SPB_0, одинаковое мировое имя адаптера HP в обеих фабриках и отсутствие этого адаптера в базе FLOGI. Предложены исправления: зонирование по мировым именам портов, перевод свободных портов коммутатора в рабочие VSAN, регистрация хоста Linux в Unisphere и добавление вторых путей к массиву.</w:t>
+      </w:r>
+    </w:p>
+    <w:p>
+      <w:pPr>
+        <w:pStyle w:val="a7"/>
+        <w:rPr>
+          <w:lang w:val="ru-RU" w:eastAsia="en-US"/>
+        </w:rPr>
+      </w:pPr>
+      <w:r>
+        <w:rPr>
+          <w:lang w:val="ru-RU" w:eastAsia="en-US"/>
+        </w:rPr>
+        <w:t>Анализ трассы FC_SAN_Trace.pcap показал процедуру входа порта в фабрику. Порт с мировым именем 10:00:00:00:c9:44:49:55 посылает FLOGI с нулевым идентификатором источника, получает адрес 2B.00.0A, регистрируется в сервере имён и запросом GID_FT получает список портов с типом FC-4 0x08 (FCP).</w:t>
+      </w:r>
+    </w:p>
+    <w:p>
+      <w:pPr>
+        <w:pStyle w:val="a7"/>
+        <w:rPr>
+          <w:lang w:val="ru-RU" w:eastAsia="en-US"/>
+        </w:rPr>
+      </w:pPr>
+      <w:r>
+        <w:rPr>
+          <w:lang w:val="ru-RU" w:eastAsia="en-US"/>
+        </w:rPr>
+        <w:t>При настройке IP SAN на порту Ethernet Port 3 созданы iSCSI-интерфейсы 10.244.214.145 (SP A) и 10.244.214.146 (SP B), создан LUN RomaLun объёмом 100 ГБ с тонким выделением, и доступ к нему открыт хосту Windows 2k8, который видит этот том как LUN 0.</w:t>
+      </w:r>
+    </w:p>
+    <w:p>
+      <w:pPr>
+        <w:pStyle w:val="a7"/>
+        <w:rPr>
+          <w:lang w:val="ru-RU" w:eastAsia="en-US"/>
+        </w:rPr>
+      </w:pPr>
+      <w:r>
+        <w:rPr>
+          <w:lang w:val="ru-RU" w:eastAsia="en-US"/>
+        </w:rPr>
+        <w:t>Анализ трассы iSCSI_SAN_Trace.pcap показал вход инициатора iqn.1991-05.com.microsoft:pod1-win2 с адресом 172.12.10.10 в цель iqn.1992-04.com.emc:cx.apm00112902555.a4 с адресом 172.12.12.4. Стороны отказались от контрольных сумм HeaderDigest и DataDigest и установили MaxRecvDataSegmentLength 65536 байт, инициатору доступно 6 LUN.</w:t>
       </w:r>
     </w:p>
     <w:sectPr>
-      <w:footerReference w:type="default" r:id="rId34"/>
+      <w:footerReference w:type="default" r:id="rId23"/>
       <w:pgSz w:w="11906" w:h="16838"/>
       <w:pgMar w:top="1134" w:right="851" w:bottom="1531" w:left="1701" w:header="708" w:footer="708" w:gutter="0"/>
       <w:cols w:space="708"/>
@@ -4911,8 +5206,8 @@
     <w:lvl w:ilvl="0" w:tplc="E80A4508">
       <w:start w:val="1"/>
       <w:numFmt w:val="bullet"/>
-      <w:suff w:val="space"/>
-      <w:lvlText w:val="-"/>
+      <w:suff w:val="nothing"/>
+      <w:lvlText w:val="— "/>
       <w:lvlJc w:val="left"/>
       <w:pPr>
         <w:ind w:left="1428" w:hanging="360"/>

--- a/Универ/5 курс/ХИУД/ЛР/ХИУД.ЛР3.250541.Власов.docx
+++ b/Универ/5 курс/ХИУД/ЛР/ХИУД.ЛР3.250541.Власов.docx
@@ -1126,7 +1126,7 @@
                 <w:sz w:val="28"/>
                 <w:szCs w:val="28"/>
               </w:rPr>
-              <w:t>7</w:t>
+              <w:t>6</w:t>
             </w:r>
           </w:p>
         </w:tc>
@@ -1189,7 +1189,7 @@
                 <w:sz w:val="28"/>
                 <w:szCs w:val="28"/>
               </w:rPr>
-              <w:t>10</w:t>
+              <w:t>9</w:t>
             </w:r>
           </w:p>
         </w:tc>
@@ -1252,7 +1252,7 @@
                 <w:sz w:val="28"/>
                 <w:szCs w:val="28"/>
               </w:rPr>
-              <w:t>16</w:t>
+              <w:t>15</w:t>
             </w:r>
           </w:p>
         </w:tc>
@@ -1315,7 +1315,7 @@
                 <w:sz w:val="28"/>
                 <w:szCs w:val="28"/>
               </w:rPr>
-              <w:t>21</w:t>
+              <w:t>20</w:t>
             </w:r>
           </w:p>
         </w:tc>
@@ -1348,7 +1348,7 @@
         <w:rPr>
           <w:lang w:val="ru-RU" w:eastAsia="en-US"/>
         </w:rPr>
-        <w:t>Лабораторная работа посвящена двум видам сетей хранения данных: Fibre Channel SAN (FC SAN) и IP SAN на основе протокола iSCSI. Обе сети передают блочные данные между хостами и системой хранения. FC SAN строится на выделенных коммутаторах Fibre Channel, IP SAN передаёт команды SCSI поверх сети TCP/IP и использует обычное сетевое оборудование Ethernet.</w:t>
+        <w:t xml:space="preserve">В лабораторной работе рассматриваются два вида сетей хранения данных: Fibre Channel SAN (FC SAN) и IP SAN на основе протокола iSCSI. Обе сети связывают серверы с системой хранения, и сервер работает с ней как с обычным диском. FC SAN строится на отдельных коммутаторах Fibre Channel, а IP SAN работает в обычной сети Ethernet.</w:t>
       </w:r>
     </w:p>
     <w:p>
@@ -1376,21 +1376,21 @@
         <w:rPr>
           <w:lang w:val="ru-RU" w:eastAsia="en-US"/>
         </w:rPr>
-        <w:t xml:space="preserve">Сначала определяются мировые имена портов хранения VNXe и портов хоста-инициатора, они сравниваются с выводом конфигурации коммутатора Fibre Channel, и по результатам сравнения предлагаются изменения конфигурации. В анализаторе Wireshark изучается трасса FC_SAN_Trace.pcap с процедурой входа порта в фабрику. Затем на порту Ethernet Port 3 создаётся iSCSI-интерфейс для обоих процессоров хранения, создаётся LUN объёмом 100 ГБ, и доступ к нему открывается хосту Windows 2k8. В конце анализируется трасса iSCSI_SAN_Trace.pcap: вход инициатора в сеанс iSCSI и согласованные параметры сеанса.</w:t>
-      </w:r>
-    </w:p>
-    <w:p>
-      <w:pPr>
-        <w:pStyle w:val="a7"/>
-        <w:rPr>
-          <w:lang w:val="ru-RU" w:eastAsia="en-US"/>
-        </w:rPr>
-      </w:pPr>
-      <w:r>
-        <w:rPr>
-          <w:lang w:val="ru-RU" w:eastAsia="en-US"/>
-        </w:rPr>
-        <w:t>Устройства Fibre Channel различаются по мировым именам (World Wide Name, WWN). Мировое имя представляет собой 64-битный идентификатор, который задаёт производитель. У адаптера или системы хранения есть имя узла (WWNN) и по одному имени на каждый порт (WWPN). Коммутатор использует имена портов при зонировании, то есть когда разрешает конкретным портам обмениваться данными. В iSCSI ту же роль играет имя IQN (iSCSI Qualified Name).</w:t>
+        <w:t xml:space="preserve">Сначала определяются имена портов системы хранения и сервера, и они сравниваются с настройками коммутатора Fibre Channel. Затем в программе Wireshark разбирается запись трафика, на которой порт подключается к сети FC. После этого на массиве настраивается iSCSI-интерфейс, создаётся LUN для сервера Windows 2k8 и разбирается запись трафика iSCSI.</w:t>
+      </w:r>
+    </w:p>
+    <w:p>
+      <w:pPr>
+        <w:pStyle w:val="a7"/>
+        <w:rPr>
+          <w:lang w:val="ru-RU" w:eastAsia="en-US"/>
+        </w:rPr>
+      </w:pPr>
+      <w:r>
+        <w:rPr>
+          <w:lang w:val="ru-RU" w:eastAsia="en-US"/>
+        </w:rPr>
+        <w:t xml:space="preserve">Каждое устройство Fibre Channel имеет уникальное мировое имя (World Wide Name, WWN), похожее на MAC-адрес в Ethernet. Своё имя есть у устройства целиком (имя узла) и у каждого его порта (имя порта). По именам портов коммутатор решает, каким устройствам разрешено обмениваться данными. Такая настройка называется зонированием. В сети iSCSI ту же роль играет имя IQN.</w:t>
       </w:r>
     </w:p>
     <w:p>
@@ -1457,21 +1457,21 @@
         <w:rPr>
           <w:lang w:val="ru-RU" w:eastAsia="en-US"/>
         </w:rPr>
-        <w:t>Работа начинается с определения мировых имён портов хранения. В симуляторе выполняется переход Settings → More configuration → Port Settings, в русской локализации «Настройки» → «Дополнительные настройки…» → «Расширенные настройки». В левой части окна перечислены порты массива: базовые порты Ethernet Port 2–5 и модуль ввода-вывода IO Module 0 с четырьмя оптоволоконными каналами FC port 0–3. Для каждого порта показано состояние на процессорах SP A и SP B, все порты исправны.</w:t>
-      </w:r>
-    </w:p>
-    <w:p>
-      <w:pPr>
-        <w:pStyle w:val="a7"/>
-        <w:rPr>
-          <w:lang w:val="ru-RU" w:eastAsia="en-US"/>
-        </w:rPr>
-      </w:pPr>
-      <w:r>
-        <w:rPr>
-          <w:lang w:val="ru-RU" w:eastAsia="en-US"/>
-        </w:rPr>
-        <w:t>При выборе порта справа открывается панель Port Details. Для порта FC port 0 указаны тип Fibre Channel, мировые имена на процессорах SP A и SP B, фактическая скорость 8 Гбит/с на обоих процессорах и максимальная скорость модуля SFP 8 Гбит/с (рисунок 1.1). Флажок Set the same speed on SPA and SPB задаёт одинаковую скорость порта на обоих процессорах.</w:t>
+        <w:t xml:space="preserve">Работа начинается с поиска мировых имён портов хранения. Для этого открывается раздел Settings → More configuration → Port Settings («Настройки» → «Дополнительные настройки…» → «Расширенные настройки»). Слева перечислены порты массива: порты Ethernet и модуль ввода-вывода IO Module 0 с четырьмя оптоволоконными портами FC. Все порты исправны на обоих процессорах хранения, SP A и SP B.</w:t>
+      </w:r>
+    </w:p>
+    <w:p>
+      <w:pPr>
+        <w:pStyle w:val="a7"/>
+        <w:rPr>
+          <w:lang w:val="ru-RU" w:eastAsia="en-US"/>
+        </w:rPr>
+      </w:pPr>
+      <w:r>
+        <w:rPr>
+          <w:lang w:val="ru-RU" w:eastAsia="en-US"/>
+        </w:rPr>
+        <w:t xml:space="preserve">Если выбрать порт, справа появляются его свойства: тип, мировые имена на процессорах SP A и SP B и скорость работы, 8 Гбит/с (рисунок 1.1).</w:t>
       </w:r>
     </w:p>
     <w:p>
@@ -1554,91 +1554,35 @@
         <w:rPr>
           <w:lang w:val="ru-RU" w:eastAsia="en-US"/>
         </w:rPr>
-        <w:t xml:space="preserve">Unisphere записывает мировое имя порта хранения как два 16-разрядных шестнадцатеричных числа подряд. Для порта FC port 0 процессора SP A это </w:t>
-      </w:r>
-      <w:proofErr w:type="gramStart"/>
-      <w:r>
-        <w:rPr>
-          <w:lang w:val="ru-RU" w:eastAsia="en-US"/>
-        </w:rPr>
-        <w:t>50:06:01:60:88</w:t>
-      </w:r>
-      <w:proofErr w:type="gramEnd"/>
-      <w:r>
-        <w:rPr>
-          <w:lang w:val="ru-RU" w:eastAsia="en-US"/>
-        </w:rPr>
-        <w:t>:E</w:t>
-      </w:r>
-      <w:proofErr w:type="gramStart"/>
-      <w:r>
-        <w:rPr>
-          <w:lang w:val="ru-RU" w:eastAsia="en-US"/>
-        </w:rPr>
-        <w:t>0:02:22:50:06:01</w:t>
-      </w:r>
-      <w:proofErr w:type="gramEnd"/>
-      <w:r>
-        <w:rPr>
-          <w:lang w:val="ru-RU" w:eastAsia="en-US"/>
-        </w:rPr>
-        <w:t>:</w:t>
-      </w:r>
-      <w:proofErr w:type="gramStart"/>
-      <w:r>
-        <w:rPr>
-          <w:lang w:val="ru-RU" w:eastAsia="en-US"/>
-        </w:rPr>
-        <w:t>64:08:E</w:t>
-      </w:r>
-      <w:proofErr w:type="gramEnd"/>
-      <w:r>
-        <w:rPr>
-          <w:lang w:val="ru-RU" w:eastAsia="en-US"/>
-        </w:rPr>
-        <w:t xml:space="preserve">0:02:22. </w:t>
-      </w:r>
-    </w:p>
-    <w:p>
-      <w:pPr>
-        <w:pStyle w:val="a7"/>
-        <w:rPr>
-          <w:lang w:val="ru-RU" w:eastAsia="en-US"/>
-        </w:rPr>
-      </w:pPr>
-      <w:r>
-        <w:rPr>
-          <w:lang w:val="ru-RU" w:eastAsia="en-US"/>
-        </w:rPr>
-        <w:t>Первые 16 цифр, 50:06:01:60:</w:t>
-      </w:r>
-      <w:proofErr w:type="gramStart"/>
-      <w:r>
-        <w:rPr>
-          <w:lang w:val="ru-RU" w:eastAsia="en-US"/>
-        </w:rPr>
-        <w:t>88:E</w:t>
-      </w:r>
-      <w:proofErr w:type="gramEnd"/>
-      <w:r>
-        <w:rPr>
-          <w:lang w:val="ru-RU" w:eastAsia="en-US"/>
-        </w:rPr>
-        <w:t>0:02:22, составляют мировое имя узла, оно одинаково для всех портов массива. Вторые 16 цифр, 50:06:01:64:08:E0:02:22, составляют мировое имя порта. Префикс 50:06:01:6 принадлежит компании EMC, а следующая цифра кодирует процессор и номер порта: значения 4–7 соответствуют портам 0–3 процессора SP A, значения C–F соответствуют портам 0–3 процессора SP B.</w:t>
-      </w:r>
-    </w:p>
-    <w:p>
-      <w:pPr>
-        <w:pStyle w:val="a7"/>
-        <w:rPr>
-          <w:lang w:val="ru-RU" w:eastAsia="en-US"/>
-        </w:rPr>
-      </w:pPr>
-      <w:r>
-        <w:rPr>
-          <w:lang w:val="ru-RU" w:eastAsia="en-US"/>
-        </w:rPr>
-        <w:t>Далее определяются мировые имена портов хоста-инициатора. Для этого открывается раздел «Хосты» → Initiators (рисунок 1.2). В списке восемь инициаторов: четыре инициатора Fibre Channel и четыре инициатора iSCSI.</w:t>
+        <w:t xml:space="preserve">Unisphere показывает мировое имя одной длинной строкой, в которой записаны сразу два имени.</w:t>
+      </w:r>
+    </w:p>
+    <w:p>
+      <w:pPr>
+        <w:pStyle w:val="a7"/>
+        <w:rPr>
+          <w:lang w:val="ru-RU" w:eastAsia="en-US"/>
+        </w:rPr>
+      </w:pPr>
+      <w:r>
+        <w:rPr>
+          <w:lang w:val="ru-RU" w:eastAsia="en-US"/>
+        </w:rPr>
+        <w:t xml:space="preserve">Первая половина строки является именем узла, она одинакова у всех портов массива. Вторая половина является именем порта, и именно она нужна для таблицы. Имена портов массива отличаются одной цифрой: по ней видно, к какому процессору и номеру порта относится имя.</w:t>
+      </w:r>
+    </w:p>
+    <w:p>
+      <w:pPr>
+        <w:pStyle w:val="a7"/>
+        <w:rPr>
+          <w:lang w:val="ru-RU" w:eastAsia="en-US"/>
+        </w:rPr>
+      </w:pPr>
+      <w:r>
+        <w:rPr>
+          <w:lang w:val="ru-RU" w:eastAsia="en-US"/>
+        </w:rPr>
+        <w:t xml:space="preserve">Затем определяются имена портов сервера (хоста-инициатора) в разделе «Хосты» → Initiators (рисунок 1.2). В списке четыре инициатора Fibre Channel и четыре инициатора iSCSI.</w:t>
       </w:r>
     </w:p>
     <w:p>
@@ -1722,91 +1666,35 @@
         <w:rPr>
           <w:lang w:val="ru-RU" w:eastAsia="en-US"/>
         </w:rPr>
-        <w:t>Мировое имя инициатора Fibre Channel Unisphere записывает тоже из 32 цифр, причём сначала идёт имя узла, затем имя порта: 20:00:00:90:FA:14:3D:60:10:00:00:90:FA:14:3D:60. В задании то же имя приведено в обратном порядке, и из него берутся первые 16 цифр. В обоих случаях мировое имя порта равно 10:00:00:90:FA:14:3D:60: имена портов адаптеров Emulex начинаются с 10:00, имена узлов с 20:00.</w:t>
-      </w:r>
-    </w:p>
-    <w:p>
-      <w:pPr>
-        <w:pStyle w:val="a7"/>
-        <w:rPr>
-          <w:lang w:val="ru-RU" w:eastAsia="en-US"/>
-        </w:rPr>
-      </w:pPr>
-      <w:r>
-        <w:rPr>
-          <w:lang w:val="ru-RU" w:eastAsia="en-US"/>
-        </w:rPr>
-        <w:t>Инициаторы 10:00:00:</w:t>
-      </w:r>
-      <w:proofErr w:type="gramStart"/>
-      <w:r>
-        <w:rPr>
-          <w:lang w:val="ru-RU" w:eastAsia="en-US"/>
-        </w:rPr>
-        <w:t>90:FA</w:t>
-      </w:r>
-      <w:proofErr w:type="gramEnd"/>
-      <w:r>
-        <w:rPr>
-          <w:lang w:val="ru-RU" w:eastAsia="en-US"/>
-        </w:rPr>
-        <w:t>:14:3D:60 и 10:00:00:</w:t>
-      </w:r>
-      <w:proofErr w:type="gramStart"/>
-      <w:r>
-        <w:rPr>
-          <w:lang w:val="ru-RU" w:eastAsia="en-US"/>
-        </w:rPr>
-        <w:t>90:FA</w:t>
-      </w:r>
-      <w:proofErr w:type="gramEnd"/>
-      <w:r>
-        <w:rPr>
-          <w:lang w:val="ru-RU" w:eastAsia="en-US"/>
-        </w:rPr>
-        <w:t xml:space="preserve">:14:3D:61 привязаны к хосту 10.244.214.222 и подключены к процессорам SP A и SP B соответственно. </w:t>
-      </w:r>
-    </w:p>
-    <w:p>
-      <w:pPr>
-        <w:pStyle w:val="a7"/>
-        <w:rPr>
-          <w:lang w:val="ru-RU" w:eastAsia="en-US"/>
-        </w:rPr>
-      </w:pPr>
-      <w:r>
-        <w:rPr>
-          <w:lang w:val="ru-RU" w:eastAsia="en-US"/>
-        </w:rPr>
-        <w:t>Инициаторы 10:00:00:</w:t>
-      </w:r>
-      <w:proofErr w:type="gramStart"/>
-      <w:r>
-        <w:rPr>
-          <w:lang w:val="ru-RU" w:eastAsia="en-US"/>
-        </w:rPr>
-        <w:t>90:FA</w:t>
-      </w:r>
-      <w:proofErr w:type="gramEnd"/>
-      <w:r>
-        <w:rPr>
-          <w:lang w:val="ru-RU" w:eastAsia="en-US"/>
-        </w:rPr>
-        <w:t>:14:3F:10 и 10:00:00:</w:t>
-      </w:r>
-      <w:proofErr w:type="gramStart"/>
-      <w:r>
-        <w:rPr>
-          <w:lang w:val="ru-RU" w:eastAsia="en-US"/>
-        </w:rPr>
-        <w:t>90:FA</w:t>
-      </w:r>
-      <w:proofErr w:type="gramEnd"/>
-      <w:r>
-        <w:rPr>
-          <w:lang w:val="ru-RU" w:eastAsia="en-US"/>
-        </w:rPr>
-        <w:t>:14:3F:11 тоже имеют пути к SP A и SP B, однако ни к одному хосту не привязаны, и Unisphere отмечает их жёлтым значком предупреждения. Такой же значок стоит у iSCSI-инициатора iqn.1998-01.com.vmware:localhost-5e52a582 хоста 10.244.214.222: у него нет ни одного целевого порта. Мировые имена портов хранения и портов хоста занесены в таблицу 1.1.</w:t>
+        <w:t xml:space="preserve">Имя инициатора тоже состоит из двух половин, но в Unisphere сначала идёт имя узла, а затем имя порта. В задании половины записаны в обратном порядке. Имя порта легко отличить: оно начинается с 10:00, а имя узла начинается с 20:00.</w:t>
+      </w:r>
+    </w:p>
+    <w:p>
+      <w:pPr>
+        <w:pStyle w:val="a7"/>
+        <w:rPr>
+          <w:lang w:val="ru-RU" w:eastAsia="en-US"/>
+        </w:rPr>
+      </w:pPr>
+      <w:r>
+        <w:rPr>
+          <w:lang w:val="ru-RU" w:eastAsia="en-US"/>
+        </w:rPr>
+        <w:t xml:space="preserve">Два инициатора Fibre Channel принадлежат серверу 10.244.214.222: один подключён к процессору SP A, другой к SP B.</w:t>
+      </w:r>
+    </w:p>
+    <w:p>
+      <w:pPr>
+        <w:pStyle w:val="a7"/>
+        <w:rPr>
+          <w:lang w:val="ru-RU" w:eastAsia="en-US"/>
+        </w:rPr>
+      </w:pPr>
+      <w:r>
+        <w:rPr>
+          <w:lang w:val="ru-RU" w:eastAsia="en-US"/>
+        </w:rPr>
+        <w:t xml:space="preserve">Ещё два инициатора Fibre Channel тоже подключены к обоим процессорам, но не привязаны ни к одному серверу, поэтому Unisphere отмечает их жёлтым значком. Все найденные имена портов собраны в таблице 1.1.</w:t>
       </w:r>
     </w:p>
     <w:p>
@@ -2645,36 +2533,35 @@
         <w:rPr>
           <w:lang w:val="ru-RU" w:eastAsia="en-US"/>
         </w:rPr>
-        <w:lastRenderedPageBreak/>
-        <w:t>Далее имена из таблицы 1.1 сравниваются с выводом конфигурации коммутатора Fibre Channel, приведённым в задании. Вывод содержит результаты трёх команд коммутатора: show interface brief, show flogi database и show zoneset active.</w:t>
-      </w:r>
-    </w:p>
-    <w:p>
-      <w:pPr>
-        <w:pStyle w:val="a7"/>
-        <w:rPr>
-          <w:lang w:val="ru-RU" w:eastAsia="en-US"/>
-        </w:rPr>
-      </w:pPr>
-      <w:r>
-        <w:rPr>
-          <w:lang w:val="ru-RU" w:eastAsia="en-US"/>
-        </w:rPr>
-        <w:t>По выводу show interface brief у коммутатора 18 портов. Порты fc1/1 и fc1/8 работают в режиме E, то есть служат межкоммутаторными соединениями (ISL), и входят в виртуальную фабрику VSAN 100. Остальные рабочие порты работают в режиме F, к ним подключаются конечные устройства, и они распределены между двумя виртуальными фабриками: VSAN 10 и VSAN 20. Порты fc1/3, fc1/6, fc1/17 и fc1/18 остались в VSAN 1 по умолчанию и находятся в состоянии down.</w:t>
-      </w:r>
-    </w:p>
-    <w:p>
-      <w:pPr>
-        <w:pStyle w:val="a7"/>
-        <w:rPr>
-          <w:lang w:val="ru-RU" w:eastAsia="en-US"/>
-        </w:rPr>
-      </w:pPr>
-      <w:r>
-        <w:rPr>
-          <w:lang w:val="ru-RU" w:eastAsia="en-US"/>
-        </w:rPr>
-        <w:t>В базе FLOGI (show flogi database) зарегистрированы 12 портов, то есть все порты из таблицы 1.1. Порты процессора SP A подключены к портам коммутатора fc1/9, fc1/11, fc1/13 и fc1/15 и входят в VSAN 10. Порты процессора SP B подключены к портам fc1/10, fc1/12, fc1/14 и fc1/16 и входят в VSAN 20. Порты хоста 3D:60 и 3F:10 подключены к fc1/2 и fc1/5 в VSAN 10, порты 3D:61 и 3F:11 подключены к fc1/4 и fc1/7 в VSAN 20. Мировые имена в базе FLOGI полностью совпадают с именами, найденными в Unisphere. Получается схема с двумя независимыми фабриками: VSAN 10 связывает первые адаптеры хостов с процессором SP A, VSAN 20 связывает вторые адаптеры с процессором SP B, и отказ одной фабрики не лишает хост доступа к массиву.</w:t>
+        <w:t xml:space="preserve">Затем имена из таблицы 1.1 сравниваются с настройками коммутатора Fibre Channel, которые приведены в задании. Это вывод трёх команд: список портов коммутатора (show interface brief), список подключившихся устройств (show flogi database) и настройки зон (show zoneset active).</w:t>
+      </w:r>
+    </w:p>
+    <w:p>
+      <w:pPr>
+        <w:pStyle w:val="a7"/>
+        <w:rPr>
+          <w:lang w:val="ru-RU" w:eastAsia="en-US"/>
+        </w:rPr>
+      </w:pPr>
+      <w:r>
+        <w:rPr>
+          <w:lang w:val="ru-RU" w:eastAsia="en-US"/>
+        </w:rPr>
+        <w:t xml:space="preserve">По списку портов видно, что коммутатор разделён на две независимые виртуальные сети, VSAN 10 и VSAN 20. Ещё два порта соединяют его с другими коммутаторами, а четыре порта не используются.</w:t>
+      </w:r>
+    </w:p>
+    <w:p>
+      <w:pPr>
+        <w:pStyle w:val="a7"/>
+        <w:rPr>
+          <w:lang w:val="ru-RU" w:eastAsia="en-US"/>
+        </w:rPr>
+      </w:pPr>
+      <w:r>
+        <w:rPr>
+          <w:lang w:val="ru-RU" w:eastAsia="en-US"/>
+        </w:rPr>
+        <w:t xml:space="preserve">Список подключившихся устройств полностью совпадает с таблицей 1.1. Порты процессора SP A и первые порты серверов находятся в сети VSAN 10, порты процессора SP B и вторые порты серверов в сети VSAN 20. Так у каждого сервера есть два независимых пути к массиву: если одна сеть откажет, данные пойдут по другой.</w:t>
       </w:r>
     </w:p>
     <w:p>
@@ -2689,7 +2576,7 @@
         <w:rPr>
           <w:lang w:val="ru-RU" w:eastAsia="en-US"/>
         </w:rPr>
-        <w:t>В активной конфигурации зон (show zoneset active) каждая фабрика содержит три зоны: WIN1 для хоста Windows, LIN1 для хоста Linux и HP1 для хоста HP. Каждая зона связывает один порт адаптера хоста с одним портом хранения. Сравнение зон с базой FLOGI и с данными Unisphere выявляет следующие расхождения:</w:t>
+        <w:t xml:space="preserve">В каждой виртуальной сети настроены три зоны: для сервера Windows (WIN1), сервера Linux (LIN1) и сервера HP (HP1). Каждая зона связывает один порт сервера с одним портом массива. При сравнении зон со списком устройств и с данными Unisphere найдены такие ошибки:</w:t>
       </w:r>
     </w:p>
     <w:p>
@@ -2708,7 +2595,7 @@
         <w:rPr>
           <w:lang w:val="ru-RU" w:eastAsia="en-US"/>
         </w:rPr>
-        <w:t>в зоне LIN1_HBA1_VNX_SPB_0 фабрики VSAN 20 порт хранения 50:06:01:6C:08:E0:02:22 указан с идентификатором FCID 0x290004, хотя в базе FLOGI у этого порта FCID 0x290005, а адрес 0x290004 не выдан ни одному устройству;</w:t>
+        <w:t xml:space="preserve">в зоне LIN1_HBA1_VNX_SPB_0 сети VSAN 20 порт массива указан с неверным адресом, и такого адреса нет ни у одного устройства;</w:t>
       </w:r>
     </w:p>
     <w:p>
@@ -2727,7 +2614,7 @@
         <w:rPr>
           <w:lang w:val="ru-RU" w:eastAsia="en-US"/>
         </w:rPr>
-        <w:t>мировое имя порта хоста HP 50:06:0b:00:00:1c:d6:4a записано в зоны обеих фабрик, хотя один порт адаптера подключается только к одной фабрике; в базе FLOGI этого имени нет, и в зонах оно отмечено без звёздочки, то есть порт не вошёл в фабрику;</w:t>
+        <w:t xml:space="preserve">порт сервера HP записан одинаково в зонах обеих сетей, хотя один порт может быть подключён только к одной сети, а среди подключившихся устройств этого порта нет вообще;</w:t>
       </w:r>
     </w:p>
     <w:p>
@@ -2746,7 +2633,23 @@
         <w:rPr>
           <w:lang w:val="ru-RU" w:eastAsia="en-US"/>
         </w:rPr>
-        <w:t>зоны WIN1 относят к хосту Windows адаптеры 3D:60 и 3D:61, а в Unisphere эти адаптеры принадлежат хосту 10.244.214.222 под управлением VMware ESXi;</w:t>
+        <w:t xml:space="preserve">порты сервера Linux подключены и включены в зоны, но в Unisphere не привязаны ни к одному серверу.</w:t>
+      </w:r>
+    </w:p>
+    <w:p>
+      <w:pPr>
+        <w:pStyle w:val="a7"/>
+        <w:keepNext/>
+        <w:rPr>
+          <w:lang w:val="ru-RU" w:eastAsia="en-US"/>
+        </w:rPr>
+      </w:pPr>
+      <w:r>
+        <w:rPr>
+          <w:lang w:val="ru-RU" w:eastAsia="en-US"/>
+        </w:rPr>
+        <w:lastRenderedPageBreak/>
+        <w:t>По результатам сравнения в конфигурацию предлагается внести следующие изменения:</w:t>
       </w:r>
     </w:p>
     <w:p>
@@ -2765,7 +2668,7 @@
         <w:rPr>
           <w:lang w:val="ru-RU" w:eastAsia="en-US"/>
         </w:rPr>
-        <w:t>адаптеры 3F:10 и 3F:11 хоста Linux вошли в фабрику и зонированы с портами SP A и SP B, однако в Unisphere они не привязаны ни к одному хосту;</w:t>
+        <w:t xml:space="preserve">исправить адрес порта массива в зоне LIN1_HBA1_VNX_SPB_0, а лучше указывать в зонах имена портов вместо адресов: имя порта не меняется при переподключении;</w:t>
       </w:r>
     </w:p>
     <w:p>
@@ -2784,23 +2687,7 @@
         <w:rPr>
           <w:lang w:val="ru-RU" w:eastAsia="en-US"/>
         </w:rPr>
-        <w:t>каждый адаптер хоста зонирован только с портом FC port 0 своего процессора, а порты FC port 2 и FC port 3 обоих процессоров не входят ни в одну зону.</w:t>
-      </w:r>
-    </w:p>
-    <w:p>
-      <w:pPr>
-        <w:pStyle w:val="a7"/>
-        <w:keepNext/>
-        <w:rPr>
-          <w:lang w:val="ru-RU" w:eastAsia="en-US"/>
-        </w:rPr>
-      </w:pPr>
-      <w:r>
-        <w:rPr>
-          <w:lang w:val="ru-RU" w:eastAsia="en-US"/>
-        </w:rPr>
-        <w:lastRenderedPageBreak/>
-        <w:t>По результатам сравнения в конфигурацию предлагается внести следующие изменения:</w:t>
+        <w:t xml:space="preserve">уточнить имена двух портов сервера HP, записать в каждую сеть своё имя и подключить сервер к свободным портам коммутатора;</w:t>
       </w:r>
     </w:p>
     <w:p>
@@ -2819,7 +2706,7 @@
         <w:rPr>
           <w:lang w:val="ru-RU" w:eastAsia="en-US"/>
         </w:rPr>
-        <w:t>исправить зону LIN1_HBA1_VNX_SPB_0: указать порт хранения по мировому имени 50:06:01:6C:08:E0:02:22 или по действующему FCID 0x290005; зонирование по мировому имени порта (pwwn) не зависит от адреса, который коммутатор выдаёт при входе в фабрику;</w:t>
+        <w:t xml:space="preserve">зарегистрировать сервер Linux в Unisphere и привязать к нему его инициаторы;</w:t>
       </w:r>
     </w:p>
     <w:p>
@@ -2838,64 +2725,7 @@
         <w:rPr>
           <w:lang w:val="ru-RU" w:eastAsia="en-US"/>
         </w:rPr>
-        <w:t>уточнить мировые имена двух портов адаптера хоста HP и записать в зону фабрики VSAN 20 имя второго порта, подключить адаптеры к свободным портам коммутатора (например, fc1/3 и fc1/6), перевести эти порты из VSAN 1 в VSAN 10 и VSAN 20 и проверить их вход в фабрику;</w:t>
-      </w:r>
-    </w:p>
-    <w:p>
-      <w:pPr>
-        <w:pStyle w:val="a7"/>
-        <w:numPr>
-          <w:ilvl w:val="0"/>
-          <w:numId w:val="17"/>
-        </w:numPr>
-        <w:ind w:left="0" w:firstLine="709"/>
-        <w:rPr>
-          <w:lang w:val="ru-RU" w:eastAsia="en-US"/>
-        </w:rPr>
-      </w:pPr>
-      <w:r>
-        <w:rPr>
-          <w:lang w:val="ru-RU" w:eastAsia="en-US"/>
-        </w:rPr>
-        <w:t>зарегистрировать хост Linux в Unisphere и привязать к нему инициаторы 3F:10 и 3F:11, иначе массив не сможет выдать этому хосту LUN;</w:t>
-      </w:r>
-    </w:p>
-    <w:p>
-      <w:pPr>
-        <w:pStyle w:val="a7"/>
-        <w:numPr>
-          <w:ilvl w:val="0"/>
-          <w:numId w:val="17"/>
-        </w:numPr>
-        <w:ind w:left="0" w:firstLine="709"/>
-        <w:rPr>
-          <w:lang w:val="ru-RU" w:eastAsia="en-US"/>
-        </w:rPr>
-      </w:pPr>
-      <w:r>
-        <w:rPr>
-          <w:lang w:val="ru-RU" w:eastAsia="en-US"/>
-        </w:rPr>
-        <w:t>привести имена зон WIN1 в соответствие с хостом 10.244.214.222 либо проверить, какому хосту принадлежат адаптеры 3D:60 и 3D:61;</w:t>
-      </w:r>
-    </w:p>
-    <w:p>
-      <w:pPr>
-        <w:pStyle w:val="a7"/>
-        <w:numPr>
-          <w:ilvl w:val="0"/>
-          <w:numId w:val="17"/>
-        </w:numPr>
-        <w:ind w:left="0" w:firstLine="709"/>
-        <w:rPr>
-          <w:lang w:val="ru-RU" w:eastAsia="en-US"/>
-        </w:rPr>
-      </w:pPr>
-      <w:r>
-        <w:rPr>
-          <w:lang w:val="ru-RU" w:eastAsia="en-US"/>
-        </w:rPr>
-        <w:t>добавить в зоны второй порт каждого процессора (например, FC port 2), чтобы у каждого адаптера было по два пути к массиву и PowerPath или другая программа многопутевого ввода-вывода могла распределять нагрузку.</w:t>
+        <w:t xml:space="preserve">добавить в зоны неиспользуемые порты массива, чтобы у каждого сервера было больше путей к данным.</w:t>
       </w:r>
     </w:p>
     <w:p>
@@ -2917,7 +2747,7 @@
         <w:rPr>
           <w:lang w:val="ru-RU" w:eastAsia="en-US"/>
         </w:rPr>
-        <w:t>В Wireshark открывается файл FC_SAN_Trace.pcap (рисунок 1.3). Трасса содержит 652 кадра, снятых на коммутаторе Cisco MDS. Помимо служебных кадров коммутатора OHMS в ней записана процедура подключения нового порта к фабрике: вход в фабрику FLOGI, подписка на уведомления SCR, вход в сервер имён PLOGI, регистрация в сервере имён (RNN_ID, RSNN_NN, RFT_ID) и запрос списка устройств GID_FT.</w:t>
+        <w:t xml:space="preserve">В Wireshark открывается файл FC_SAN_Trace.pcap (рисунок 1.3). В нём записано, как новый порт подключается к сети Fibre Channel (фабрике): входит в неё, регистрируется в справочной службе коммутатора и запрашивает список других устройств.</w:t>
       </w:r>
     </w:p>
     <w:p>
@@ -3001,21 +2831,21 @@
         <w:rPr>
           <w:lang w:val="ru-RU" w:eastAsia="en-US"/>
         </w:rPr>
-        <w:t>FLOGI (Fabric Login) представляет собой запрос расширенных служб канала (ELS), который порт N_Port посылает первым при подключении к фабрике. Запрос направляется на хорошо известный адрес FF.FF.FE, принадлежащий серверу входа в фабрику (Fabric Login Server). В запросе порт сообщает свои мировые имена и сервисные параметры: поддерживаемые классы обслуживания, число буферных кредитов (B2B Credit) и размер принимаемого кадра. В ответе ACC коммутатор подтверждает вход, сообщает собственные параметры и назначает порту адрес в фабрике (FCID). В трассе запрос FLOGI записан в кадре 7, ответ ACC в кадре 8.</w:t>
-      </w:r>
-    </w:p>
-    <w:p>
-      <w:pPr>
-        <w:pStyle w:val="a7"/>
-        <w:rPr>
-          <w:lang w:val="ru-RU" w:eastAsia="en-US"/>
-        </w:rPr>
-      </w:pPr>
-      <w:r>
-        <w:rPr>
-          <w:lang w:val="ru-RU" w:eastAsia="en-US"/>
-        </w:rPr>
-        <w:t>Сразу после входа порт регистрируется в сервере имён и посылает PLOGI на адрес FF.FF.FC (кадр 10). В поле N_Port Port_Name этого кадра указано мировое имя первого порта, вошедшего в фабрику: 10:00:00:00:c9:44:49:55 (рисунок 1.4). Мировое имя узла равно 20:00:00:00:c9:44:49:55. Префикс 00:00:c9 принадлежит компании Emulex, то есть порт относится к адаптеру HBA Emulex. Те же имена порт передаёт в кадре FLOGI.</w:t>
+        <w:t xml:space="preserve">FLOGI (Fabric Login) означает вход в фабрику. Это первый запрос, который порт отправляет коммутатору после подключения. В нём порт сообщает своё имя и возможности, а коммутатор в ответе подтверждает вход и выдаёт порту адрес. В трассе запрос FLOGI записан в кадре 7, ответ в кадре 8.</w:t>
+      </w:r>
+    </w:p>
+    <w:p>
+      <w:pPr>
+        <w:pStyle w:val="a7"/>
+        <w:rPr>
+          <w:lang w:val="ru-RU" w:eastAsia="en-US"/>
+        </w:rPr>
+      </w:pPr>
+      <w:r>
+        <w:rPr>
+          <w:lang w:val="ru-RU" w:eastAsia="en-US"/>
+        </w:rPr>
+        <w:t xml:space="preserve">Мировое имя первого порта, вошедшего в фабрику, видно в поле N_Port Port_Name: 10:00:00:00:c9:44:49:55 (рисунок 1.4). По имени видно, что порт принадлежит адаптеру производителя Emulex.</w:t>
       </w:r>
     </w:p>
     <w:p>
@@ -3099,42 +2929,35 @@
         <w:rPr>
           <w:lang w:val="ru-RU" w:eastAsia="en-US"/>
         </w:rPr>
-        <w:t>Поле идентификатора источника S_ID кадра FLOGI содержит одни нули (00.00.00), потому что в момент запроса у порта ещё нет адреса. Адрес выдаёт коммутатор в ответ на FLOGI, и до получения ответа порт пользуется нулевым идентификатором источника.</w:t>
-      </w:r>
-    </w:p>
-    <w:p>
-      <w:pPr>
-        <w:pStyle w:val="a7"/>
-        <w:rPr>
-          <w:lang w:val="ru-RU" w:eastAsia="en-US"/>
-        </w:rPr>
-      </w:pPr>
-      <w:r>
-        <w:rPr>
-          <w:lang w:val="ru-RU" w:eastAsia="en-US"/>
-        </w:rPr>
-        <w:t>Назначенный адрес виден в ответе ACC (FLOGI) в кадре 8: коммутатор отправляет ответ с адреса FF.FF.FE на адрес 2B.00.0A. С этого момента порт подставляет 2B.00.0A в поле источника всех своих кадров, что видно в кадрах 9–15 на рисунке 1.3. Адрес 0x2B000A состоит из номера домена коммутатора 0x2B, номера области 0x00 и номера порта 0x0A.</w:t>
-      </w:r>
-    </w:p>
-    <w:p>
-      <w:pPr>
-        <w:pStyle w:val="a7"/>
-        <w:rPr>
-          <w:lang w:val="ru-RU" w:eastAsia="en-US"/>
-        </w:rPr>
-      </w:pPr>
-      <w:r>
-        <w:rPr>
-          <w:lang w:val="ru-RU" w:eastAsia="en-US"/>
-        </w:rPr>
-        <w:t xml:space="preserve">Кадр 15 содержит запрос GID_FT (Get Port IDs – FC-4 Type) (рисунок 1.5). Порт отправляет его на адрес FF.FF.FC службы каталогов (Directory Service, тип общих служб 0xFC), запрос обрабатывает её сервер имён (Name Server, dNS). Значение FC_CT (0x20) в поле Type заголовка Fibre Channel на рисунке обозначает транспорт общих служб (Common Transport), по которому </w:t>
-      </w:r>
-      <w:r>
-        <w:rPr>
-          <w:lang w:val="ru-RU" w:eastAsia="en-US"/>
-        </w:rPr>
-        <w:lastRenderedPageBreak/>
-        <w:t>передаются такие запросы. Сам запрос GID_FT содержит поле FC-4 TYPE со значением 0x08, это значение видно в последней строке шестнадцатеричного дампа. Тип 0x08 соответствует протоколу FCP (Fibre Channel Protocol), то есть передаче команд SCSI поверх Fibre Channel. В ответе (кадр 22) сервер имён перечисляет четыре порта, которые поддерживают FCP: 2B.00.07, 2B.00.09, 2B.00.0A и 2B.00.0F.</w:t>
+        <w:t xml:space="preserve">В кадре FLOGI адрес отправителя (S_ID) состоит из одних нулей, потому что у порта ещё нет адреса: коммутатор выдаёт его только в ответ на этот запрос.</w:t>
+      </w:r>
+    </w:p>
+    <w:p>
+      <w:pPr>
+        <w:pStyle w:val="a7"/>
+        <w:rPr>
+          <w:lang w:val="ru-RU" w:eastAsia="en-US"/>
+        </w:rPr>
+      </w:pPr>
+      <w:r>
+        <w:rPr>
+          <w:lang w:val="ru-RU" w:eastAsia="en-US"/>
+        </w:rPr>
+        <w:t xml:space="preserve">Коммутатор назначил порту адрес 2B.00.0A. Он виден в ответе на FLOGI, а дальше порт указывает его как адрес отправителя во всех своих кадрах (рисунок 1.3).</w:t>
+      </w:r>
+    </w:p>
+    <w:p>
+      <w:pPr>
+        <w:pStyle w:val="a7"/>
+        <w:rPr>
+          <w:lang w:val="ru-RU" w:eastAsia="en-US"/>
+        </w:rPr>
+      </w:pPr>
+      <w:r>
+        <w:rPr>
+          <w:lang w:val="ru-RU" w:eastAsia="en-US"/>
+        </w:rPr>
+        <w:t xml:space="preserve">Кадр 15 содержит запрос GID_FT (рисунок 1.5). Им порт спрашивает у справочной службы коммутатора, какие ещё устройства в сети работают с нужным ему протоколом. Запрашивается тип FC-4 со значением 0x08, это протокол FCP, по которому команды SCSI передаются через Fibre Channel. За запрос отвечает служба каталогов (Directory Service), а именно её сервер имён (Name Server). В ответе сервер перечислил четыре таких устройства.</w:t>
       </w:r>
     </w:p>
     <w:p>
@@ -3225,7 +3048,7 @@
         <w:rPr>
           <w:lang w:val="ru-RU" w:eastAsia="en-US"/>
         </w:rPr>
-        <w:t xml:space="preserve">Настройка IP SAN начинается с создания iSCSI-интерфейса. В симуляторе выполняется переход Settings → iSCSI Settings → iSCSI Interfaces, в русской локализации «Настройки» → «Настройки сервера iSCSI» (рисунок 1.6). На вкладке «Серверы iSCSI» перечислены порты Ethernet Port 2–5. У портов Ethernet Port 2 и Ethernet Port 4 уже есть интерфейсы, их строки раскрываются. Порты Ethernet Port 3 и Ethernet Port 5 свободны. В списке выбирается Ethernet Port 3 и нажимается кнопка Create.</w:t>
+        <w:t xml:space="preserve">Настройка IP SAN начинается с создания iSCSI-интерфейса, то есть сетевого адреса, по которому серверы обращаются к массиву. Для этого открывается раздел Settings → iSCSI Settings → iSCSI Interfaces («Настройки» → «Настройки сервера iSCSI», рисунок 1.6). Порты Ethernet Port 2 и 4 уже настроены, а порт Ethernet Port 3 свободен. Он выбирается в списке, и нажимается кнопка Create.</w:t>
       </w:r>
     </w:p>
     <w:p>
@@ -3309,31 +3132,7 @@
         <w:rPr>
           <w:lang w:val="ru-RU" w:eastAsia="en-US"/>
         </w:rPr>
-        <w:t>Открывается</w:t>
-      </w:r>
-      <w:r>
-        <w:rPr>
-          <w:lang w:eastAsia="en-US"/>
-        </w:rPr>
-        <w:t xml:space="preserve"> </w:t>
-      </w:r>
-      <w:r>
-        <w:rPr>
-          <w:lang w:val="ru-RU" w:eastAsia="en-US"/>
-        </w:rPr>
-        <w:t>окно</w:t>
-      </w:r>
-      <w:r>
-        <w:rPr>
-          <w:lang w:eastAsia="en-US"/>
-        </w:rPr>
-        <w:t xml:space="preserve"> Create iSCSI Network Interface. </w:t>
-      </w:r>
-      <w:r>
-        <w:rPr>
-          <w:lang w:val="ru-RU" w:eastAsia="en-US"/>
-        </w:rPr>
-        <w:t>В нём для каждого процессора хранения задаются IP-адрес, маска подсети, шлюз и псевдоним Port IQN. По заданию интерфейсы настраиваются на обоих процессорах (рисунок 1.7):</w:t>
+        <w:t xml:space="preserve">В открывшемся окне задаются сетевые настройки для обоих процессоров хранения (рисунок 1.7):</w:t>
       </w:r>
     </w:p>
     <w:p>
@@ -3455,21 +3254,21 @@
         <w:rPr>
           <w:lang w:val="ru-RU" w:eastAsia="en-US"/>
         </w:rPr>
-        <w:t>Имя Port IQN мастер формирует сам: iqn.1992-04.com.emc:cx.fnm00131304285.a1 для SP A и iqn.1992-04.com.emc:cx.fnm00131304285.b1 для SP B. Окончания a1 и b1 совпадают с псевдонимами и обозначают процессор и номер интерфейса. Новые адреса лежат в той же подсети 10.244.214.0/24, что и интерфейсы портов Ethernet Port 2 и Ethernet Port 4 (10.244.214.140–143), поэтому хосты iSCSI достигают их без дополнительной маршрутизации. Интерфейс создаётся кнопкой Create.</w:t>
-      </w:r>
-    </w:p>
-    <w:p>
-      <w:pPr>
-        <w:pStyle w:val="a7"/>
-        <w:rPr>
-          <w:lang w:val="ru-RU" w:eastAsia="en-US"/>
-        </w:rPr>
-      </w:pPr>
-      <w:r>
-        <w:rPr>
-          <w:lang w:val="ru-RU" w:eastAsia="en-US"/>
-        </w:rPr>
-        <w:t>Затем создаётся LUN, который будет обслуживаться по iSCSI. Создание выполняется тем же мастером «Мастер настройки типовой системы хранения данных», что и в предыдущей работе. На первом шаге выбирается вариант Create a LUN group, вводятся имя RomaLun и описание des (рисунок 1.8). В группу входит один LUN, и позднее в неё можно добавить связанные с ним тома.</w:t>
+        <w:t xml:space="preserve">Имя iSCSI для каждого интерфейса мастер формирует сам. Новые адреса находятся в той же сети, что и уже настроенные интерфейсы, поэтому серверы получат к ним доступ без дополнительной настройки. Интерфейс создаётся кнопкой Create.</w:t>
+      </w:r>
+    </w:p>
+    <w:p>
+      <w:pPr>
+        <w:pStyle w:val="a7"/>
+        <w:rPr>
+          <w:lang w:val="ru-RU" w:eastAsia="en-US"/>
+        </w:rPr>
+      </w:pPr>
+      <w:r>
+        <w:rPr>
+          <w:lang w:val="ru-RU" w:eastAsia="en-US"/>
+        </w:rPr>
+        <w:t xml:space="preserve">Затем создаётся LUN, к которому сервер будет обращаться по iSCSI. Для этого используется тот же мастер, что и во второй лабораторной работе. На первом шаге вводятся имя RomaLun и краткое описание (рисунок 1.8).</w:t>
       </w:r>
     </w:p>
     <w:p>
@@ -3553,21 +3352,21 @@
         <w:rPr>
           <w:lang w:val="ru-RU" w:eastAsia="en-US"/>
         </w:rPr>
-        <w:t>На втором шаге выбирается пул хранения MultiTier, из которого будет выделен LUN, и задаётся многоуровневая политика Start High Then Auto-Tier. Размер LUN устанавливается равным 100 ГБ, тип LUN Thin. На третьем шаге в окне расписания снимков выбирается вариант, при котором расписание снимков не настраивается.</w:t>
-      </w:r>
-    </w:p>
-    <w:p>
-      <w:pPr>
-        <w:pStyle w:val="a7"/>
-        <w:rPr>
-          <w:lang w:val="ru-RU" w:eastAsia="en-US"/>
-        </w:rPr>
-      </w:pPr>
-      <w:r>
-        <w:rPr>
-          <w:lang w:val="ru-RU" w:eastAsia="en-US"/>
-        </w:rPr>
-        <w:t>На четвёртом шаге настраивается доступ к хосту (рисунок 1.9). Фильтр Protocols оставляет в списке только хосты выбранного протокола, в больших системах он сокращает список до нескольких строк. При фильтре FC or iSCSI в списке четыре хоста: 10.244.214.222 и 10.244.238.55 под управлением VMware ESXi, Win7 и Windows 2k8. Хост Windows 2k8 работает под Windows Server 2008, имеет сетевое имя windows2k8.app.com и уже подключён к массиву по iSCSI. Напротив этого хоста в столбце «Доступ» выбирается значение «Виртуальный диск», которое соответствует варианту LUN.</w:t>
+        <w:t xml:space="preserve">На втором шаге выбираются пул MultiTier и политика размещения данных Start High Then Auto-Tier, а размер LUN задаётся равным 100 ГБ с тонким выделением (Thin). На третьем шаге расписание снимков не настраивается.</w:t>
+      </w:r>
+    </w:p>
+    <w:p>
+      <w:pPr>
+        <w:pStyle w:val="a7"/>
+        <w:rPr>
+          <w:lang w:val="ru-RU" w:eastAsia="en-US"/>
+        </w:rPr>
+      </w:pPr>
+      <w:r>
+        <w:rPr>
+          <w:lang w:val="ru-RU" w:eastAsia="en-US"/>
+        </w:rPr>
+        <w:t xml:space="preserve">На четвёртом шаге выбирается сервер, который получит доступ к LUN (рисунок 1.9). Фильтр Protocols оставляет в списке только серверы с нужным протоколом, в большой системе это заметно сокращает список. Сервер Windows 2k8 уже подключён к массиву по iSCSI, поэтому напротив него в столбце «Доступ» выбирается значение «Виртуальный диск» (вариант LUN).</w:t>
       </w:r>
     </w:p>
     <w:p>
@@ -3651,21 +3450,7 @@
         <w:rPr>
           <w:lang w:val="ru-RU" w:eastAsia="en-US"/>
         </w:rPr>
-        <w:t>Пятый шаг «Сводка» показывает итоговые настройки (рисунок 1.10): имя RomaLun, описание des, один настроенный LUN, расписание защиты не настроено, доступ к LUN открыт одному хосту, хостов с доступом к снимкам нет. Настройки соответствуют заданию, и нажимается кнопка «Готово» (</w:t>
-      </w:r>
-      <w:proofErr w:type="spellStart"/>
-      <w:r>
-        <w:rPr>
-          <w:lang w:val="ru-RU" w:eastAsia="en-US"/>
-        </w:rPr>
-        <w:t>Finish</w:t>
-      </w:r>
-      <w:proofErr w:type="spellEnd"/>
-      <w:r>
-        <w:rPr>
-          <w:lang w:val="ru-RU" w:eastAsia="en-US"/>
-        </w:rPr>
-        <w:t>).</w:t>
+        <w:t xml:space="preserve">На пятом шаге мастер показывает сводку (рисунок 1.10): имя LUN, отсутствие расписания снимков и один сервер с доступом. Настройки совпадают с заданием, и нажимается кнопка «Готово» (Finish).</w:t>
       </w:r>
     </w:p>
     <w:p>
@@ -3749,7 +3534,7 @@
         <w:rPr>
           <w:lang w:val="ru-RU" w:eastAsia="en-US"/>
         </w:rPr>
-        <w:t>После создания LUN проверяется его связь с хостом. Выполняется переход «Хосты» → «Хосты» → Windows 2k8, открывается карточка хоста и вкладка LUNs (рисунок 1.11). На вкладке указан ресурс хранения RomaLun с LUN RomaLun и идентификатором LUN ID 0. Хост Windows 2k8 получил доступ к созданному тому и увидит его как LUN 0 в своём сеансе iSCSI.</w:t>
+        <w:t xml:space="preserve">После создания LUN проверяется, что сервер его видит. В карточке сервера Windows 2k8 на вкладке LUNs появился RomaLun (рисунок 1.11), значит, доступ настроен.</w:t>
       </w:r>
     </w:p>
     <w:p>
@@ -3841,7 +3626,7 @@
         <w:rPr>
           <w:lang w:val="ru-RU" w:eastAsia="en-US"/>
         </w:rPr>
-        <w:t>В Wireshark открывается файл iSCSI_SAN_Trace.pcap (рисунок 1.12). Трасса содержит 1230 кадров. Первый кадр представляет собой команду Login Command, с которой инициатор начинает сеанс iSCSI.</w:t>
+        <w:t xml:space="preserve">В Wireshark открывается файл iSCSI_SAN_Trace.pcap (рисунок 1.12). Первый кадр в нём является командой входа (Login Command): с неё сервер начинает работу с массивом по iSCSI.</w:t>
       </w:r>
     </w:p>
     <w:p>
@@ -3925,21 +3710,21 @@
         <w:rPr>
           <w:lang w:val="ru-RU" w:eastAsia="en-US"/>
         </w:rPr>
-        <w:t>В заголовке IP первого кадра указаны адрес источника 172.12.10.10 и адрес назначения 172.12.12.4. Запрос на вход посылает инициатор, поэтому адрес инициатора 172.12.10.10, а адрес цели 172.12.12.4. Кадр направлен на TCP-порт 3260 (iscsi-target), закреплённый за целями iSCSI, инициатор использует порт 53498. Чтобы оставить в списке только обмен iSCSI, в поле Filter вводится фильтр iscsi, после чего служебные кадры TCP, ARP и ICMP скрываются.</w:t>
-      </w:r>
-    </w:p>
-    <w:p>
-      <w:pPr>
-        <w:pStyle w:val="a7"/>
-        <w:rPr>
-          <w:lang w:val="ru-RU" w:eastAsia="en-US"/>
-        </w:rPr>
-      </w:pPr>
-      <w:r>
-        <w:rPr>
-          <w:lang w:val="ru-RU" w:eastAsia="en-US"/>
-        </w:rPr>
-        <w:t>В поле Key/Value Pairs команды Login Command инициатор передаёт параметры входа: имя инициатора, тип сеанса Normal, имя цели и метод аутентификации None. Инициатор называется iqn.1991-05.com.microsoft:pod1-win2 (рисунок 1.13). Префикс iqn.1991-05.com.microsoft указывает на программный инициатор iSCSI Microsoft, окончание pod1-win2 задаёт имя компьютера.</w:t>
+        <w:t xml:space="preserve">Команду входа отправляет инициатор, поэтому адрес отправителя первого кадра, 172.12.10.10, является адресом инициатора, а адрес получателя, 172.12.12.4, адресом цели. Чтобы видеть только обмен iSCSI, в поле Filter вводится фильтр iscsi.</w:t>
+      </w:r>
+    </w:p>
+    <w:p>
+      <w:pPr>
+        <w:pStyle w:val="a7"/>
+        <w:rPr>
+          <w:lang w:val="ru-RU" w:eastAsia="en-US"/>
+        </w:rPr>
+      </w:pPr>
+      <w:r>
+        <w:rPr>
+          <w:lang w:val="ru-RU" w:eastAsia="en-US"/>
+        </w:rPr>
+        <w:t xml:space="preserve">В команде входа инициатор сообщает своё имя и имя цели. Инициатор называется iqn.1991-05.com.microsoft:pod1-win2 (рисунок 1.13). По имени видно, что это стандартный iSCSI-инициатор Windows на компьютере pod1-win2.</w:t>
       </w:r>
     </w:p>
     <w:p>
@@ -4023,7 +3808,7 @@
         <w:rPr>
           <w:lang w:val="ru-RU" w:eastAsia="en-US"/>
         </w:rPr>
-        <w:t>Цель называется iqn.1992-04.com.emc:cx.apm00112902555.a4 (рисунок 1.14). Имя содержит префикс EMC, серийный номер массива CLARiiON APM00112902555 и обозначение порта a4, то есть порта 4 процессора SP A. В ответе Login Response (кадр 6) цель сообщает свой псевдоним 2555.a4.</w:t>
+        <w:t xml:space="preserve">Цель называется iqn.1992-04.com.emc:cx.apm00112902555.a4 (рисунок 1.14). Это порт массива EMC CLARiiON, окончание a4 обозначает порт 4 процессора SP A.</w:t>
       </w:r>
     </w:p>
     <w:p>
@@ -4107,7 +3892,7 @@
         <w:rPr>
           <w:lang w:val="ru-RU" w:eastAsia="en-US"/>
         </w:rPr>
-        <w:t>На рисунке 1.15 раскрыт заголовок iSCSI той же команды. Версии протокола VersionMax и VersionMin равны 0x00, длина дополнительных сегментов заголовка TotalAHSLength равна нулю, идентификатор сеанса ISID равен 400001370000. Поле DataSegmentLength равно 0x89, то есть 137 байт: в этом сегменте данных и передаются пары ключей и значений.</w:t>
+        <w:t xml:space="preserve">На рисунке 1.15 раскрыт заголовок той же команды. В нём указаны версия протокола, идентификатор сеанса и длина блока данных, в котором передаются имена и параметры входа.</w:t>
       </w:r>
     </w:p>
     <w:p>
@@ -4191,21 +3976,21 @@
         <w:rPr>
           <w:lang w:val="ru-RU" w:eastAsia="en-US"/>
         </w:rPr>
-        <w:t>Параметры HeaderDigest, DataDigest и MaxRecvDataSegmentLength стороны согласуют на следующем этапе входа, в кадрах 7 и 9. В команде Login Command (кадр 7) инициатор предлагает для HeaderDigest и DataDigest значения None,CRC32C, то есть готов работать как без контрольных сумм, так и с контрольной суммой CRC32C. Цель в ответе Login Response (кадр 9) выбирает None для обоих параметров, поэтому заголовки и данные PDU идут без контрольных сумм iSCSI, и целостность обеспечивает только TCP. Параметр MaxRecvDataSegmentLength обе стороны устанавливают равным 65536 байт: это наибольший сегмент данных, который сторона принимает в одном PDU.</w:t>
-      </w:r>
-    </w:p>
-    <w:p>
-      <w:pPr>
-        <w:pStyle w:val="a7"/>
-        <w:rPr>
-          <w:lang w:val="ru-RU" w:eastAsia="en-US"/>
-        </w:rPr>
-      </w:pPr>
-      <w:r>
-        <w:rPr>
-          <w:lang w:val="ru-RU" w:eastAsia="en-US"/>
-        </w:rPr>
-        <w:t>Число доступных LUN определяется по команде SCSI Report LUNs (кадры 15 и 20) и ответам на неё (кадры 17 и 23). В ответе указана длина списка LUN 48 байт, а каждый LUN занимает в списке 8 байт. Значит, инициатору доступно 6 LUN с номерами от 0 до 5, и во втором ответе все шесть номеров перечислены явно.</w:t>
+        <w:t xml:space="preserve">Параметры HeaderDigest, DataDigest и MaxRecvDataSegmentLength стороны согласуют чуть позже, на втором шаге входа. HeaderDigest и DataDigest включают контрольные суммы для заголовков и данных. Инициатор готов работать как с ними, так и без них, а цель выбирает вариант None, то есть контрольные суммы не используются. MaxRecvDataSegmentLength задаёт наибольший блок данных, который сторона принимает за один раз. Обе стороны установили его равным 65536 байт (64 КБ).</w:t>
+      </w:r>
+    </w:p>
+    <w:p>
+      <w:pPr>
+        <w:pStyle w:val="a7"/>
+        <w:rPr>
+          <w:lang w:val="ru-RU" w:eastAsia="en-US"/>
+        </w:rPr>
+      </w:pPr>
+      <w:r>
+        <w:rPr>
+          <w:lang w:val="ru-RU" w:eastAsia="en-US"/>
+        </w:rPr>
+        <w:t xml:space="preserve">Сколько LUN доступно инициатору, видно из ответа на команду Report LUNs: массив перечисляет шесть LUN с номерами от 0 до 5.</w:t>
       </w:r>
     </w:p>
     <w:p>
@@ -4249,49 +4034,49 @@
         <w:rPr>
           <w:lang w:val="ru-RU" w:eastAsia="en-US"/>
         </w:rPr>
-        <w:t>При исследовании FC SAN определены мировые имена восьми портов хранения VNXe (по четыре порта FC на процессорах SP A и SP B) и четырёх портов адаптеров хостов. Сравнение с выводом коммутатора показало, что все порты вошли в фабрику и разделены на две виртуальные фабрики, VSAN 10 и VSAN 20, по одной на каждый процессор хранения. В конфигурации зон найдены ошибки: неверный FCID порта хранения в зоне LIN1_HBA1_VNX_SPB_0, одинаковое мировое имя адаптера HP в обеих фабриках и отсутствие этого адаптера в базе FLOGI. Предложены исправления: зонирование по мировым именам портов, перевод свободных портов коммутатора в рабочие VSAN, регистрация хоста Linux в Unisphere и добавление вторых путей к массиву.</w:t>
-      </w:r>
-    </w:p>
-    <w:p>
-      <w:pPr>
-        <w:pStyle w:val="a7"/>
-        <w:rPr>
-          <w:lang w:val="ru-RU" w:eastAsia="en-US"/>
-        </w:rPr>
-      </w:pPr>
-      <w:r>
-        <w:rPr>
-          <w:lang w:val="ru-RU" w:eastAsia="en-US"/>
-        </w:rPr>
-        <w:t>Анализ трассы FC_SAN_Trace.pcap показал процедуру входа порта в фабрику. Порт с мировым именем 10:00:00:00:c9:44:49:55 посылает FLOGI с нулевым идентификатором источника, получает адрес 2B.00.0A, регистрируется в сервере имён и запросом GID_FT получает список портов с типом FC-4 0x08 (FCP).</w:t>
-      </w:r>
-    </w:p>
-    <w:p>
-      <w:pPr>
-        <w:pStyle w:val="a7"/>
-        <w:rPr>
-          <w:lang w:val="ru-RU" w:eastAsia="en-US"/>
-        </w:rPr>
-      </w:pPr>
-      <w:r>
-        <w:rPr>
-          <w:lang w:val="ru-RU" w:eastAsia="en-US"/>
-        </w:rPr>
-        <w:t>При настройке IP SAN на порту Ethernet Port 3 созданы iSCSI-интерфейсы 10.244.214.145 (SP A) и 10.244.214.146 (SP B), создан LUN RomaLun объёмом 100 ГБ с тонким выделением, и доступ к нему открыт хосту Windows 2k8, который видит этот том как LUN 0.</w:t>
-      </w:r>
-    </w:p>
-    <w:p>
-      <w:pPr>
-        <w:pStyle w:val="a7"/>
-        <w:rPr>
-          <w:lang w:val="ru-RU" w:eastAsia="en-US"/>
-        </w:rPr>
-      </w:pPr>
-      <w:r>
-        <w:rPr>
-          <w:lang w:val="ru-RU" w:eastAsia="en-US"/>
-        </w:rPr>
-        <w:t>Анализ трассы iSCSI_SAN_Trace.pcap показал вход инициатора iqn.1991-05.com.microsoft:pod1-win2 с адресом 172.12.10.10 в цель iqn.1992-04.com.emc:cx.apm00112902555.a4 с адресом 172.12.12.4. Стороны отказались от контрольных сумм HeaderDigest и DataDigest и установили MaxRecvDataSegmentLength 65536 байт, инициатору доступно 6 LUN.</w:t>
+        <w:t xml:space="preserve">Для сети Fibre Channel определены мировые имена портов массива и серверов. Сравнение с настройками коммутатора показало, что сеть разделена на две независимые части, по одной на каждый процессор хранения. В настройке зон найдены ошибки: неверный адрес порта в одной зоне и одинаковое имя порта сервера HP в обеих сетях. Для них предложены исправления.</w:t>
+      </w:r>
+    </w:p>
+    <w:p>
+      <w:pPr>
+        <w:pStyle w:val="a7"/>
+        <w:rPr>
+          <w:lang w:val="ru-RU" w:eastAsia="en-US"/>
+        </w:rPr>
+      </w:pPr>
+      <w:r>
+        <w:rPr>
+          <w:lang w:val="ru-RU" w:eastAsia="en-US"/>
+        </w:rPr>
+        <w:t xml:space="preserve">Разбор трассы Fibre Channel показал, как порт входит в фабрику: отправляет FLOGI без собственного адреса, получает адрес от коммутатора и запрашивает у сервера имён список устройств с протоколом FCP.</w:t>
+      </w:r>
+    </w:p>
+    <w:p>
+      <w:pPr>
+        <w:pStyle w:val="a7"/>
+        <w:rPr>
+          <w:lang w:val="ru-RU" w:eastAsia="en-US"/>
+        </w:rPr>
+      </w:pPr>
+      <w:r>
+        <w:rPr>
+          <w:lang w:val="ru-RU" w:eastAsia="en-US"/>
+        </w:rPr>
+        <w:t xml:space="preserve">Для IP SAN на массиве создан iSCSI-интерфейс на обоих процессорах хранения, создан LUN объёмом 100 ГБ, и доступ к нему открыт серверу Windows 2k8.</w:t>
+      </w:r>
+    </w:p>
+    <w:p>
+      <w:pPr>
+        <w:pStyle w:val="a7"/>
+        <w:rPr>
+          <w:lang w:val="ru-RU" w:eastAsia="en-US"/>
+        </w:rPr>
+      </w:pPr>
+      <w:r>
+        <w:rPr>
+          <w:lang w:val="ru-RU" w:eastAsia="en-US"/>
+        </w:rPr>
+        <w:t xml:space="preserve">Разбор трассы iSCSI показал, как сервер входит в сеанс с массивом: стороны обмениваются именами, отказываются от контрольных сумм и договариваются о размере блока данных. Инициатору доступно шесть LUN.</w:t>
       </w:r>
     </w:p>
     <w:sectPr>

--- a/Универ/5 курс/ХИУД/ЛР/ХИУД.ЛР3.250541.Власов.docx
+++ b/Универ/5 курс/ХИУД/ЛР/ХИУД.ЛР3.250541.Власов.docx
@@ -1348,49 +1348,49 @@
         <w:rPr>
           <w:lang w:val="ru-RU" w:eastAsia="en-US"/>
         </w:rPr>
-        <w:t xml:space="preserve">В лабораторной работе рассматриваются два вида сетей хранения данных: Fibre Channel SAN (FC SAN) и IP SAN на основе протокола iSCSI. Обе сети связывают серверы с системой хранения, и сервер работает с ней как с обычным диском. FC SAN строится на отдельных коммутаторах Fibre Channel, а IP SAN работает в обычной сети Ethernet.</w:t>
-      </w:r>
-    </w:p>
-    <w:p>
-      <w:pPr>
-        <w:pStyle w:val="a7"/>
-        <w:rPr>
-          <w:lang w:val="ru-RU" w:eastAsia="en-US"/>
-        </w:rPr>
-      </w:pPr>
-      <w:r>
-        <w:rPr>
-          <w:lang w:val="ru-RU" w:eastAsia="en-US"/>
-        </w:rPr>
-        <w:t xml:space="preserve">Цель работы: рассмотреть основные задачи, выполняемые посредством Fibre Channel SAN, настроить интерфейс и обеспечить хранилище в iSCSI SAN. Задачи работы: определить конфигурацию настроек коммутатора, определить принадлежность портов к системе хранения данных (СХД) и конфигурацию виртуального коммутатора, убедиться в правильности настроек iSCSI, настроить iSCSI LUN и привязать его к хосту.</w:t>
-      </w:r>
-    </w:p>
-    <w:p>
-      <w:pPr>
-        <w:pStyle w:val="a7"/>
-        <w:rPr>
-          <w:lang w:val="ru-RU" w:eastAsia="en-US"/>
-        </w:rPr>
-      </w:pPr>
-      <w:r>
-        <w:rPr>
-          <w:lang w:val="ru-RU" w:eastAsia="en-US"/>
-        </w:rPr>
-        <w:t xml:space="preserve">Сначала определяются имена портов системы хранения и сервера, и они сравниваются с настройками коммутатора Fibre Channel. Затем в программе Wireshark разбирается запись трафика, на которой порт подключается к сети FC. После этого на массиве настраивается iSCSI-интерфейс, создаётся LUN для сервера Windows 2k8 и разбирается запись трафика iSCSI.</w:t>
-      </w:r>
-    </w:p>
-    <w:p>
-      <w:pPr>
-        <w:pStyle w:val="a7"/>
-        <w:rPr>
-          <w:lang w:val="ru-RU" w:eastAsia="en-US"/>
-        </w:rPr>
-      </w:pPr>
-      <w:r>
-        <w:rPr>
-          <w:lang w:val="ru-RU" w:eastAsia="en-US"/>
-        </w:rPr>
-        <w:t xml:space="preserve">Каждое устройство Fibre Channel имеет уникальное мировое имя (World Wide Name, WWN), похожее на MAC-адрес в Ethernet. Своё имя есть у устройства целиком (имя узла) и у каждого его порта (имя порта). По именам портов коммутатор решает, каким устройствам разрешено обмениваться данными. Такая настройка называется зонированием. В сети iSCSI ту же роль играет имя IQN.</w:t>
+        <w:t>В лабораторной работе рассматриваются два вида сетей хранения данных: Fibre Channel SAN (FC SAN) и IP SAN на основе протокола iSCSI. Обе сети связывают серверы с системой хранения, и сервер работает с ней как с обычным диском. FC SAN строится на отдельных коммутаторах Fibre Channel, а IP SAN работает в обычной сети Ethernet.</w:t>
+      </w:r>
+    </w:p>
+    <w:p>
+      <w:pPr>
+        <w:pStyle w:val="a7"/>
+        <w:rPr>
+          <w:lang w:val="ru-RU" w:eastAsia="en-US"/>
+        </w:rPr>
+      </w:pPr>
+      <w:r>
+        <w:rPr>
+          <w:lang w:val="ru-RU" w:eastAsia="en-US"/>
+        </w:rPr>
+        <w:t>Цель работы: рассмотреть основные задачи, выполняемые посредством Fibre Channel SAN, настроить интерфейс и обеспечить хранилище в iSCSI SAN. Задачи работы: определить конфигурацию настроек коммутатора, определить принадлежность портов к системе хранения данных (СХД) и конфигурацию виртуального коммутатора, убедиться в правильности настроек iSCSI, настроить iSCSI LUN и привязать его к хосту.</w:t>
+      </w:r>
+    </w:p>
+    <w:p>
+      <w:pPr>
+        <w:pStyle w:val="a7"/>
+        <w:rPr>
+          <w:lang w:val="ru-RU" w:eastAsia="en-US"/>
+        </w:rPr>
+      </w:pPr>
+      <w:r>
+        <w:rPr>
+          <w:lang w:val="ru-RU" w:eastAsia="en-US"/>
+        </w:rPr>
+        <w:t>Сначала определяются имена портов системы хранения и сервера, и они сравниваются с настройками коммутатора Fibre Channel. Затем в программе Wireshark разбирается запись трафика, на которой порт подключается к сети FC. После этого на массиве настраивается iSCSI-интерфейс, создаётся LUN для сервера Windows 2k8 и разбирается запись трафика iSCSI.</w:t>
+      </w:r>
+    </w:p>
+    <w:p>
+      <w:pPr>
+        <w:pStyle w:val="a7"/>
+        <w:rPr>
+          <w:lang w:val="ru-RU" w:eastAsia="en-US"/>
+        </w:rPr>
+      </w:pPr>
+      <w:r>
+        <w:rPr>
+          <w:lang w:val="ru-RU" w:eastAsia="en-US"/>
+        </w:rPr>
+        <w:t>Каждое устройство Fibre Channel имеет уникальное мировое имя (World Wide Name, WWN), похожее на MAC-адрес в Ethernet. Своё имя есть у устройства целиком (имя узла) и у каждого его порта (имя порта). По именам портов коммутатор решает, каким устройствам разрешено обмениваться данными. Такая настройка называется зонированием. В сети iSCSI ту же роль играет имя IQN.</w:t>
       </w:r>
     </w:p>
     <w:p>
@@ -1457,21 +1457,21 @@
         <w:rPr>
           <w:lang w:val="ru-RU" w:eastAsia="en-US"/>
         </w:rPr>
-        <w:t xml:space="preserve">Работа начинается с поиска мировых имён портов хранения. Для этого открывается раздел Settings → More configuration → Port Settings («Настройки» → «Дополнительные настройки…» → «Расширенные настройки»). Слева перечислены порты массива: порты Ethernet и модуль ввода-вывода IO Module 0 с четырьмя оптоволоконными портами FC. Все порты исправны на обоих процессорах хранения, SP A и SP B.</w:t>
-      </w:r>
-    </w:p>
-    <w:p>
-      <w:pPr>
-        <w:pStyle w:val="a7"/>
-        <w:rPr>
-          <w:lang w:val="ru-RU" w:eastAsia="en-US"/>
-        </w:rPr>
-      </w:pPr>
-      <w:r>
-        <w:rPr>
-          <w:lang w:val="ru-RU" w:eastAsia="en-US"/>
-        </w:rPr>
-        <w:t xml:space="preserve">Если выбрать порт, справа появляются его свойства: тип, мировые имена на процессорах SP A и SP B и скорость работы, 8 Гбит/с (рисунок 1.1).</w:t>
+        <w:t>Работа начинается с поиска мировых имён портов хранения. Для этого открывается раздел Settings → More configuration → Port Settings («Настройки» → «Дополнительные настройки…» → «Расширенные настройки»). Слева перечислены порты массива: порты Ethernet и модуль ввода-вывода IO Module 0 с четырьмя оптоволоконными портами FC. Все порты исправны на обоих процессорах хранения, SP A и SP B.</w:t>
+      </w:r>
+    </w:p>
+    <w:p>
+      <w:pPr>
+        <w:pStyle w:val="a7"/>
+        <w:rPr>
+          <w:lang w:val="ru-RU" w:eastAsia="en-US"/>
+        </w:rPr>
+      </w:pPr>
+      <w:r>
+        <w:rPr>
+          <w:lang w:val="ru-RU" w:eastAsia="en-US"/>
+        </w:rPr>
+        <w:t>Если выбрать порт, справа появляются его свойства: тип, мировые имена на процессорах SP A и SP B и скорость работы, 8 Гбит/с (рисунок 1.1).</w:t>
       </w:r>
     </w:p>
     <w:p>
@@ -1554,35 +1554,35 @@
         <w:rPr>
           <w:lang w:val="ru-RU" w:eastAsia="en-US"/>
         </w:rPr>
-        <w:t xml:space="preserve">Unisphere показывает мировое имя одной длинной строкой, в которой записаны сразу два имени.</w:t>
-      </w:r>
-    </w:p>
-    <w:p>
-      <w:pPr>
-        <w:pStyle w:val="a7"/>
-        <w:rPr>
-          <w:lang w:val="ru-RU" w:eastAsia="en-US"/>
-        </w:rPr>
-      </w:pPr>
-      <w:r>
-        <w:rPr>
-          <w:lang w:val="ru-RU" w:eastAsia="en-US"/>
-        </w:rPr>
-        <w:t xml:space="preserve">Первая половина строки является именем узла, она одинакова у всех портов массива. Вторая половина является именем порта, и именно она нужна для таблицы. Имена портов массива отличаются одной цифрой: по ней видно, к какому процессору и номеру порта относится имя.</w:t>
-      </w:r>
-    </w:p>
-    <w:p>
-      <w:pPr>
-        <w:pStyle w:val="a7"/>
-        <w:rPr>
-          <w:lang w:val="ru-RU" w:eastAsia="en-US"/>
-        </w:rPr>
-      </w:pPr>
-      <w:r>
-        <w:rPr>
-          <w:lang w:val="ru-RU" w:eastAsia="en-US"/>
-        </w:rPr>
-        <w:t xml:space="preserve">Затем определяются имена портов сервера (хоста-инициатора) в разделе «Хосты» → Initiators (рисунок 1.2). В списке четыре инициатора Fibre Channel и четыре инициатора iSCSI.</w:t>
+        <w:t>Unisphere показывает мировое имя одной длинной строкой, в которой записаны сразу два имени.</w:t>
+      </w:r>
+    </w:p>
+    <w:p>
+      <w:pPr>
+        <w:pStyle w:val="a7"/>
+        <w:rPr>
+          <w:lang w:val="ru-RU" w:eastAsia="en-US"/>
+        </w:rPr>
+      </w:pPr>
+      <w:r>
+        <w:rPr>
+          <w:lang w:val="ru-RU" w:eastAsia="en-US"/>
+        </w:rPr>
+        <w:t>Первая половина строки является именем узла, она одинакова у всех портов массива. Вторая половина является именем порта, и именно она нужна для таблицы. Имена портов массива отличаются одной цифрой: по ней видно, к какому процессору и номеру порта относится имя.</w:t>
+      </w:r>
+    </w:p>
+    <w:p>
+      <w:pPr>
+        <w:pStyle w:val="a7"/>
+        <w:rPr>
+          <w:lang w:val="ru-RU" w:eastAsia="en-US"/>
+        </w:rPr>
+      </w:pPr>
+      <w:r>
+        <w:rPr>
+          <w:lang w:val="ru-RU" w:eastAsia="en-US"/>
+        </w:rPr>
+        <w:t>Затем определяются имена портов сервера (хоста-инициатора) в разделе «Хосты» → Initiators (рисунок 1.2). В списке четыре инициатора Fibre Channel и четыре инициатора iSCSI.</w:t>
       </w:r>
     </w:p>
     <w:p>
@@ -1666,35 +1666,35 @@
         <w:rPr>
           <w:lang w:val="ru-RU" w:eastAsia="en-US"/>
         </w:rPr>
-        <w:t xml:space="preserve">Имя инициатора тоже состоит из двух половин, но в Unisphere сначала идёт имя узла, а затем имя порта. В задании половины записаны в обратном порядке. Имя порта легко отличить: оно начинается с 10:00, а имя узла начинается с 20:00.</w:t>
-      </w:r>
-    </w:p>
-    <w:p>
-      <w:pPr>
-        <w:pStyle w:val="a7"/>
-        <w:rPr>
-          <w:lang w:val="ru-RU" w:eastAsia="en-US"/>
-        </w:rPr>
-      </w:pPr>
-      <w:r>
-        <w:rPr>
-          <w:lang w:val="ru-RU" w:eastAsia="en-US"/>
-        </w:rPr>
-        <w:t xml:space="preserve">Два инициатора Fibre Channel принадлежат серверу 10.244.214.222: один подключён к процессору SP A, другой к SP B.</w:t>
-      </w:r>
-    </w:p>
-    <w:p>
-      <w:pPr>
-        <w:pStyle w:val="a7"/>
-        <w:rPr>
-          <w:lang w:val="ru-RU" w:eastAsia="en-US"/>
-        </w:rPr>
-      </w:pPr>
-      <w:r>
-        <w:rPr>
-          <w:lang w:val="ru-RU" w:eastAsia="en-US"/>
-        </w:rPr>
-        <w:t xml:space="preserve">Ещё два инициатора Fibre Channel тоже подключены к обоим процессорам, но не привязаны ни к одному серверу, поэтому Unisphere отмечает их жёлтым значком. Все найденные имена портов собраны в таблице 1.1.</w:t>
+        <w:t>Имя инициатора тоже состоит из двух половин, но в Unisphere сначала идёт имя узла, а затем имя порта. В задании половины записаны в обратном порядке. Имя порта легко отличить: оно начинается с 10:00, а имя узла начинается с 20:00.</w:t>
+      </w:r>
+    </w:p>
+    <w:p>
+      <w:pPr>
+        <w:pStyle w:val="a7"/>
+        <w:rPr>
+          <w:lang w:val="ru-RU" w:eastAsia="en-US"/>
+        </w:rPr>
+      </w:pPr>
+      <w:r>
+        <w:rPr>
+          <w:lang w:val="ru-RU" w:eastAsia="en-US"/>
+        </w:rPr>
+        <w:t>Два инициатора Fibre Channel принадлежат серверу 10.244.214.222: один подключён к процессору SP A, другой к SP B.</w:t>
+      </w:r>
+    </w:p>
+    <w:p>
+      <w:pPr>
+        <w:pStyle w:val="a7"/>
+        <w:rPr>
+          <w:lang w:val="ru-RU" w:eastAsia="en-US"/>
+        </w:rPr>
+      </w:pPr>
+      <w:r>
+        <w:rPr>
+          <w:lang w:val="ru-RU" w:eastAsia="en-US"/>
+        </w:rPr>
+        <w:t>Ещё два инициатора Fibre Channel тоже подключены к обоим процессорам, но не привязаны ни к одному серверу, поэтому Unisphere отмечает их жёлтым значком. Все найденные имена портов собраны в таблице 1.1.</w:t>
       </w:r>
     </w:p>
     <w:p>
@@ -2533,35 +2533,36 @@
         <w:rPr>
           <w:lang w:val="ru-RU" w:eastAsia="en-US"/>
         </w:rPr>
-        <w:t xml:space="preserve">Затем имена из таблицы 1.1 сравниваются с настройками коммутатора Fibre Channel, которые приведены в задании. Это вывод трёх команд: список портов коммутатора (show interface brief), список подключившихся устройств (show flogi database) и настройки зон (show zoneset active).</w:t>
-      </w:r>
-    </w:p>
-    <w:p>
-      <w:pPr>
-        <w:pStyle w:val="a7"/>
-        <w:rPr>
-          <w:lang w:val="ru-RU" w:eastAsia="en-US"/>
-        </w:rPr>
-      </w:pPr>
-      <w:r>
-        <w:rPr>
-          <w:lang w:val="ru-RU" w:eastAsia="en-US"/>
-        </w:rPr>
-        <w:t xml:space="preserve">По списку портов видно, что коммутатор разделён на две независимые виртуальные сети, VSAN 10 и VSAN 20. Ещё два порта соединяют его с другими коммутаторами, а четыре порта не используются.</w:t>
-      </w:r>
-    </w:p>
-    <w:p>
-      <w:pPr>
-        <w:pStyle w:val="a7"/>
-        <w:rPr>
-          <w:lang w:val="ru-RU" w:eastAsia="en-US"/>
-        </w:rPr>
-      </w:pPr>
-      <w:r>
-        <w:rPr>
-          <w:lang w:val="ru-RU" w:eastAsia="en-US"/>
-        </w:rPr>
-        <w:t xml:space="preserve">Список подключившихся устройств полностью совпадает с таблицей 1.1. Порты процессора SP A и первые порты серверов находятся в сети VSAN 10, порты процессора SP B и вторые порты серверов в сети VSAN 20. Так у каждого сервера есть два независимых пути к массиву: если одна сеть откажет, данные пойдут по другой.</w:t>
+        <w:t>Затем имена из таблицы 1.1 сравниваются с настройками коммутатора Fibre Channel, которые приведены в задании. Это вывод трёх команд: список портов коммутатора (show interface brief), список подключившихся устройств (show flogi database) и настройки зон (show zoneset active).</w:t>
+      </w:r>
+    </w:p>
+    <w:p>
+      <w:pPr>
+        <w:pStyle w:val="a7"/>
+        <w:rPr>
+          <w:lang w:val="ru-RU" w:eastAsia="en-US"/>
+        </w:rPr>
+      </w:pPr>
+      <w:r>
+        <w:rPr>
+          <w:lang w:val="ru-RU" w:eastAsia="en-US"/>
+        </w:rPr>
+        <w:lastRenderedPageBreak/>
+        <w:t>По списку портов видно, что коммутатор разделён на две независимые виртуальные сети, VSAN 10 и VSAN 20. Ещё два порта соединяют его с другими коммутаторами, а четыре порта не используются.</w:t>
+      </w:r>
+    </w:p>
+    <w:p>
+      <w:pPr>
+        <w:pStyle w:val="a7"/>
+        <w:rPr>
+          <w:lang w:val="ru-RU" w:eastAsia="en-US"/>
+        </w:rPr>
+      </w:pPr>
+      <w:r>
+        <w:rPr>
+          <w:lang w:val="ru-RU" w:eastAsia="en-US"/>
+        </w:rPr>
+        <w:t>Список подключившихся устройств полностью совпадает с таблицей 1.1. Порты процессора SP A и первые порты серверов находятся в сети VSAN 10, порты процессора SP B и вторые порты серверов в сети VSAN 20. Так у каждого сервера есть два независимых пути к массиву: если одна сеть откажет, данные пойдут по другой.</w:t>
       </w:r>
     </w:p>
     <w:p>
@@ -2576,7 +2577,7 @@
         <w:rPr>
           <w:lang w:val="ru-RU" w:eastAsia="en-US"/>
         </w:rPr>
-        <w:t xml:space="preserve">В каждой виртуальной сети настроены три зоны: для сервера Windows (WIN1), сервера Linux (LIN1) и сервера HP (HP1). Каждая зона связывает один порт сервера с одним портом массива. При сравнении зон со списком устройств и с данными Unisphere найдены такие ошибки:</w:t>
+        <w:t>В каждой виртуальной сети настроены три зоны: для сервера Windows (WIN1), сервера Linux (LIN1) и сервера HP (HP1). Каждая зона связывает один порт сервера с одним портом массива. При сравнении зон со списком устройств и с данными Unisphere найдены такие ошибки:</w:t>
       </w:r>
     </w:p>
     <w:p>
@@ -2595,7 +2596,7 @@
         <w:rPr>
           <w:lang w:val="ru-RU" w:eastAsia="en-US"/>
         </w:rPr>
-        <w:t xml:space="preserve">в зоне LIN1_HBA1_VNX_SPB_0 сети VSAN 20 порт массива указан с неверным адресом, и такого адреса нет ни у одного устройства;</w:t>
+        <w:t>в зоне LIN1_HBA1_VNX_SPB_0 сети VSAN 20 порт массива указан с неверным адресом, и такого адреса нет ни у одного устройства;</w:t>
       </w:r>
     </w:p>
     <w:p>
@@ -2614,7 +2615,7 @@
         <w:rPr>
           <w:lang w:val="ru-RU" w:eastAsia="en-US"/>
         </w:rPr>
-        <w:t xml:space="preserve">порт сервера HP записан одинаково в зонах обеих сетей, хотя один порт может быть подключён только к одной сети, а среди подключившихся устройств этого порта нет вообще;</w:t>
+        <w:t>порт сервера HP записан одинаково в зонах обеих сетей, хотя один порт может быть подключён только к одной сети, а среди подключившихся устройств этого порта нет вообще;</w:t>
       </w:r>
     </w:p>
     <w:p>
@@ -2633,7 +2634,7 @@
         <w:rPr>
           <w:lang w:val="ru-RU" w:eastAsia="en-US"/>
         </w:rPr>
-        <w:t xml:space="preserve">порты сервера Linux подключены и включены в зоны, но в Unisphere не привязаны ни к одному серверу.</w:t>
+        <w:t>порты сервера Linux подключены и включены в зоны, но в Unisphere не привязаны ни к одному серверу.</w:t>
       </w:r>
     </w:p>
     <w:p>
@@ -2648,7 +2649,6 @@
         <w:rPr>
           <w:lang w:val="ru-RU" w:eastAsia="en-US"/>
         </w:rPr>
-        <w:lastRenderedPageBreak/>
         <w:t>По результатам сравнения в конфигурацию предлагается внести следующие изменения:</w:t>
       </w:r>
     </w:p>
@@ -2668,7 +2668,7 @@
         <w:rPr>
           <w:lang w:val="ru-RU" w:eastAsia="en-US"/>
         </w:rPr>
-        <w:t xml:space="preserve">исправить адрес порта массива в зоне LIN1_HBA1_VNX_SPB_0, а лучше указывать в зонах имена портов вместо адресов: имя порта не меняется при переподключении;</w:t>
+        <w:t>исправить адрес порта массива в зоне LIN1_HBA1_VNX_SPB_0, а лучше указывать в зонах имена портов вместо адресов: имя порта не меняется при переподключении;</w:t>
       </w:r>
     </w:p>
     <w:p>
@@ -2687,7 +2687,7 @@
         <w:rPr>
           <w:lang w:val="ru-RU" w:eastAsia="en-US"/>
         </w:rPr>
-        <w:t xml:space="preserve">уточнить имена двух портов сервера HP, записать в каждую сеть своё имя и подключить сервер к свободным портам коммутатора;</w:t>
+        <w:t>уточнить имена двух портов сервера HP, записать в каждую сеть своё имя и подключить сервер к свободным портам коммутатора;</w:t>
       </w:r>
     </w:p>
     <w:p>
@@ -2706,7 +2706,7 @@
         <w:rPr>
           <w:lang w:val="ru-RU" w:eastAsia="en-US"/>
         </w:rPr>
-        <w:t xml:space="preserve">зарегистрировать сервер Linux в Unisphere и привязать к нему его инициаторы;</w:t>
+        <w:t>зарегистрировать сервер Linux в Unisphere и привязать к нему его инициаторы;</w:t>
       </w:r>
     </w:p>
     <w:p>
@@ -2725,7 +2725,7 @@
         <w:rPr>
           <w:lang w:val="ru-RU" w:eastAsia="en-US"/>
         </w:rPr>
-        <w:t xml:space="preserve">добавить в зоны неиспользуемые порты массива, чтобы у каждого сервера было больше путей к данным.</w:t>
+        <w:t>добавить в зоны неиспользуемые порты массива, чтобы у каждого сервера было больше путей к данным.</w:t>
       </w:r>
     </w:p>
     <w:p>
@@ -2747,7 +2747,7 @@
         <w:rPr>
           <w:lang w:val="ru-RU" w:eastAsia="en-US"/>
         </w:rPr>
-        <w:t xml:space="preserve">В Wireshark открывается файл FC_SAN_Trace.pcap (рисунок 1.3). В нём записано, как новый порт подключается к сети Fibre Channel (фабрике): входит в неё, регистрируется в справочной службе коммутатора и запрашивает список других устройств.</w:t>
+        <w:t>В Wireshark открывается файл FC_SAN_Trace.pcap (рисунок 1.3). В нём записано, как новый порт подключается к сети Fibre Channel (фабрике): входит в неё, регистрируется в справочной службе коммутатора и запрашивает список других устройств.</w:t>
       </w:r>
     </w:p>
     <w:p>
@@ -2831,21 +2831,21 @@
         <w:rPr>
           <w:lang w:val="ru-RU" w:eastAsia="en-US"/>
         </w:rPr>
-        <w:t xml:space="preserve">FLOGI (Fabric Login) означает вход в фабрику. Это первый запрос, который порт отправляет коммутатору после подключения. В нём порт сообщает своё имя и возможности, а коммутатор в ответе подтверждает вход и выдаёт порту адрес. В трассе запрос FLOGI записан в кадре 7, ответ в кадре 8.</w:t>
-      </w:r>
-    </w:p>
-    <w:p>
-      <w:pPr>
-        <w:pStyle w:val="a7"/>
-        <w:rPr>
-          <w:lang w:val="ru-RU" w:eastAsia="en-US"/>
-        </w:rPr>
-      </w:pPr>
-      <w:r>
-        <w:rPr>
-          <w:lang w:val="ru-RU" w:eastAsia="en-US"/>
-        </w:rPr>
-        <w:t xml:space="preserve">Мировое имя первого порта, вошедшего в фабрику, видно в поле N_Port Port_Name: 10:00:00:00:c9:44:49:55 (рисунок 1.4). По имени видно, что порт принадлежит адаптеру производителя Emulex.</w:t>
+        <w:t>FLOGI (Fabric Login) означает вход в фабрику. Это первый запрос, который порт отправляет коммутатору после подключения. В нём порт сообщает своё имя и возможности, а коммутатор в ответе подтверждает вход и выдаёт порту адрес. В трассе запрос FLOGI записан в кадре 7, ответ в кадре 8.</w:t>
+      </w:r>
+    </w:p>
+    <w:p>
+      <w:pPr>
+        <w:pStyle w:val="a7"/>
+        <w:rPr>
+          <w:lang w:val="ru-RU" w:eastAsia="en-US"/>
+        </w:rPr>
+      </w:pPr>
+      <w:r>
+        <w:rPr>
+          <w:lang w:val="ru-RU" w:eastAsia="en-US"/>
+        </w:rPr>
+        <w:t>Мировое имя первого порта, вошедшего в фабрику, видно в поле N_Port Port_Name: 10:00:00:00:c9:44:49:55 (рисунок 1.4). По имени видно, что порт принадлежит адаптеру производителя Emulex.</w:t>
       </w:r>
     </w:p>
     <w:p>
@@ -2929,35 +2929,35 @@
         <w:rPr>
           <w:lang w:val="ru-RU" w:eastAsia="en-US"/>
         </w:rPr>
-        <w:t xml:space="preserve">В кадре FLOGI адрес отправителя (S_ID) состоит из одних нулей, потому что у порта ещё нет адреса: коммутатор выдаёт его только в ответ на этот запрос.</w:t>
-      </w:r>
-    </w:p>
-    <w:p>
-      <w:pPr>
-        <w:pStyle w:val="a7"/>
-        <w:rPr>
-          <w:lang w:val="ru-RU" w:eastAsia="en-US"/>
-        </w:rPr>
-      </w:pPr>
-      <w:r>
-        <w:rPr>
-          <w:lang w:val="ru-RU" w:eastAsia="en-US"/>
-        </w:rPr>
-        <w:t xml:space="preserve">Коммутатор назначил порту адрес 2B.00.0A. Он виден в ответе на FLOGI, а дальше порт указывает его как адрес отправителя во всех своих кадрах (рисунок 1.3).</w:t>
-      </w:r>
-    </w:p>
-    <w:p>
-      <w:pPr>
-        <w:pStyle w:val="a7"/>
-        <w:rPr>
-          <w:lang w:val="ru-RU" w:eastAsia="en-US"/>
-        </w:rPr>
-      </w:pPr>
-      <w:r>
-        <w:rPr>
-          <w:lang w:val="ru-RU" w:eastAsia="en-US"/>
-        </w:rPr>
-        <w:t xml:space="preserve">Кадр 15 содержит запрос GID_FT (рисунок 1.5). Им порт спрашивает у справочной службы коммутатора, какие ещё устройства в сети работают с нужным ему протоколом. Запрашивается тип FC-4 со значением 0x08, это протокол FCP, по которому команды SCSI передаются через Fibre Channel. За запрос отвечает служба каталогов (Directory Service), а именно её сервер имён (Name Server). В ответе сервер перечислил четыре таких устройства.</w:t>
+        <w:t>В кадре FLOGI адрес отправителя (S_ID) состоит из одних нулей, потому что у порта ещё нет адреса: коммутатор выдаёт его только в ответ на этот запрос.</w:t>
+      </w:r>
+    </w:p>
+    <w:p>
+      <w:pPr>
+        <w:pStyle w:val="a7"/>
+        <w:rPr>
+          <w:lang w:val="ru-RU" w:eastAsia="en-US"/>
+        </w:rPr>
+      </w:pPr>
+      <w:r>
+        <w:rPr>
+          <w:lang w:val="ru-RU" w:eastAsia="en-US"/>
+        </w:rPr>
+        <w:t>Коммутатор назначил порту адрес 2B.00.0A. Он виден в ответе на FLOGI, а дальше порт указывает его как адрес отправителя во всех своих кадрах (рисунок 1.3).</w:t>
+      </w:r>
+    </w:p>
+    <w:p>
+      <w:pPr>
+        <w:pStyle w:val="a7"/>
+        <w:rPr>
+          <w:lang w:val="ru-RU" w:eastAsia="en-US"/>
+        </w:rPr>
+      </w:pPr>
+      <w:r>
+        <w:rPr>
+          <w:lang w:val="ru-RU" w:eastAsia="en-US"/>
+        </w:rPr>
+        <w:t>Кадр 15 содержит запрос GID_FT (рисунок 1.5). Им порт спрашивает у справочной службы коммутатора, какие ещё устройства в сети работают с нужным ему протоколом. Запрашивается тип FC-4 со значением 0x08, это протокол FCP, по которому команды SCSI передаются через Fibre Channel. За запрос отвечает служба каталогов (Directory Service), а именно её сервер имён (Name Server). В ответе сервер перечислил четыре таких устройства.</w:t>
       </w:r>
     </w:p>
     <w:p>
@@ -2975,6 +2975,7 @@
         <w:rPr>
           <w:noProof/>
         </w:rPr>
+        <w:lastRenderedPageBreak/>
         <w:drawing>
           <wp:inline distT="0" distB="0" distL="0" distR="0" wp14:anchorId="2EF6844C" wp14:editId="45207FAC">
             <wp:extent cx="5874049" cy="5646095"/>
@@ -3048,7 +3049,7 @@
         <w:rPr>
           <w:lang w:val="ru-RU" w:eastAsia="en-US"/>
         </w:rPr>
-        <w:t xml:space="preserve">Настройка IP SAN начинается с создания iSCSI-интерфейса, то есть сетевого адреса, по которому серверы обращаются к массиву. Для этого открывается раздел Settings → iSCSI Settings → iSCSI Interfaces («Настройки» → «Настройки сервера iSCSI», рисунок 1.6). Порты Ethernet Port 2 и 4 уже настроены, а порт Ethernet Port 3 свободен. Он выбирается в списке, и нажимается кнопка Create.</w:t>
+        <w:t>Настройка IP SAN начинается с создания iSCSI-интерфейса, то есть сетевого адреса, по которому серверы обращаются к массиву. Для этого открывается раздел Settings → iSCSI Settings → iSCSI Interfaces («Настройки» → «Настройки сервера iSCSI», рисунок 1.6). Порты Ethernet Port 2 и 4 уже настроены, а порт Ethernet Port 3 свободен. Он выбирается в списке, и нажимается кнопка Create.</w:t>
       </w:r>
     </w:p>
     <w:p>
@@ -3066,6 +3067,7 @@
         <w:rPr>
           <w:noProof/>
         </w:rPr>
+        <w:lastRenderedPageBreak/>
         <w:drawing>
           <wp:inline distT="0" distB="0" distL="0" distR="0" wp14:anchorId="64163BD0" wp14:editId="3C5082AB">
             <wp:extent cx="5902615" cy="4044875"/>
@@ -3132,7 +3134,7 @@
         <w:rPr>
           <w:lang w:val="ru-RU" w:eastAsia="en-US"/>
         </w:rPr>
-        <w:t xml:space="preserve">В открывшемся окне задаются сетевые настройки для обоих процессоров хранения (рисунок 1.7):</w:t>
+        <w:t>В открывшемся окне задаются сетевые настройки для обоих процессоров хранения (рисунок 1.7):</w:t>
       </w:r>
     </w:p>
     <w:p>
@@ -3254,21 +3256,21 @@
         <w:rPr>
           <w:lang w:val="ru-RU" w:eastAsia="en-US"/>
         </w:rPr>
-        <w:t xml:space="preserve">Имя iSCSI для каждого интерфейса мастер формирует сам. Новые адреса находятся в той же сети, что и уже настроенные интерфейсы, поэтому серверы получат к ним доступ без дополнительной настройки. Интерфейс создаётся кнопкой Create.</w:t>
-      </w:r>
-    </w:p>
-    <w:p>
-      <w:pPr>
-        <w:pStyle w:val="a7"/>
-        <w:rPr>
-          <w:lang w:val="ru-RU" w:eastAsia="en-US"/>
-        </w:rPr>
-      </w:pPr>
-      <w:r>
-        <w:rPr>
-          <w:lang w:val="ru-RU" w:eastAsia="en-US"/>
-        </w:rPr>
-        <w:t xml:space="preserve">Затем создаётся LUN, к которому сервер будет обращаться по iSCSI. Для этого используется тот же мастер, что и во второй лабораторной работе. На первом шаге вводятся имя RomaLun и краткое описание (рисунок 1.8).</w:t>
+        <w:t>Имя iSCSI для каждого интерфейса мастер формирует сам. Новые адреса находятся в той же сети, что и уже настроенные интерфейсы, поэтому серверы получат к ним доступ без дополнительной настройки. Интерфейс создаётся кнопкой Create.</w:t>
+      </w:r>
+    </w:p>
+    <w:p>
+      <w:pPr>
+        <w:pStyle w:val="a7"/>
+        <w:rPr>
+          <w:lang w:val="ru-RU" w:eastAsia="en-US"/>
+        </w:rPr>
+      </w:pPr>
+      <w:r>
+        <w:rPr>
+          <w:lang w:val="ru-RU" w:eastAsia="en-US"/>
+        </w:rPr>
+        <w:t>Затем создаётся LUN, к которому сервер будет обращаться по iSCSI. Для этого используется тот же мастер, что и во второй лабораторной работе. На первом шаге вводятся имя RomaLun и краткое описание (рисунок 1.8).</w:t>
       </w:r>
     </w:p>
     <w:p>
@@ -3352,21 +3354,21 @@
         <w:rPr>
           <w:lang w:val="ru-RU" w:eastAsia="en-US"/>
         </w:rPr>
-        <w:t xml:space="preserve">На втором шаге выбираются пул MultiTier и политика размещения данных Start High Then Auto-Tier, а размер LUN задаётся равным 100 ГБ с тонким выделением (Thin). На третьем шаге расписание снимков не настраивается.</w:t>
-      </w:r>
-    </w:p>
-    <w:p>
-      <w:pPr>
-        <w:pStyle w:val="a7"/>
-        <w:rPr>
-          <w:lang w:val="ru-RU" w:eastAsia="en-US"/>
-        </w:rPr>
-      </w:pPr>
-      <w:r>
-        <w:rPr>
-          <w:lang w:val="ru-RU" w:eastAsia="en-US"/>
-        </w:rPr>
-        <w:t xml:space="preserve">На четвёртом шаге выбирается сервер, который получит доступ к LUN (рисунок 1.9). Фильтр Protocols оставляет в списке только серверы с нужным протоколом, в большой системе это заметно сокращает список. Сервер Windows 2k8 уже подключён к массиву по iSCSI, поэтому напротив него в столбце «Доступ» выбирается значение «Виртуальный диск» (вариант LUN).</w:t>
+        <w:t>На втором шаге выбираются пул MultiTier и политика размещения данных Start High Then Auto-Tier, а размер LUN задаётся равным 100 ГБ с тонким выделением (Thin). На третьем шаге расписание снимков не настраивается.</w:t>
+      </w:r>
+    </w:p>
+    <w:p>
+      <w:pPr>
+        <w:pStyle w:val="a7"/>
+        <w:rPr>
+          <w:lang w:val="ru-RU" w:eastAsia="en-US"/>
+        </w:rPr>
+      </w:pPr>
+      <w:r>
+        <w:rPr>
+          <w:lang w:val="ru-RU" w:eastAsia="en-US"/>
+        </w:rPr>
+        <w:t>На четвёртом шаге выбирается сервер, который получит доступ к LUN (рисунок 1.9). Фильтр Protocols оставляет в списке только серверы с нужным протоколом, в большой системе это заметно сокращает список. Сервер Windows 2k8 уже подключён к массиву по iSCSI, поэтому напротив него в столбце «Доступ» выбирается значение «Виртуальный диск» (вариант LUN).</w:t>
       </w:r>
     </w:p>
     <w:p>
@@ -3450,7 +3452,7 @@
         <w:rPr>
           <w:lang w:val="ru-RU" w:eastAsia="en-US"/>
         </w:rPr>
-        <w:t xml:space="preserve">На пятом шаге мастер показывает сводку (рисунок 1.10): имя LUN, отсутствие расписания снимков и один сервер с доступом. Настройки совпадают с заданием, и нажимается кнопка «Готово» (Finish).</w:t>
+        <w:t>На пятом шаге мастер показывает сводку (рисунок 1.10): имя LUN, отсутствие расписания снимков и один сервер с доступом. Настройки совпадают с заданием, и нажимается кнопка «Готово» (Finish).</w:t>
       </w:r>
     </w:p>
     <w:p>
@@ -3534,7 +3536,7 @@
         <w:rPr>
           <w:lang w:val="ru-RU" w:eastAsia="en-US"/>
         </w:rPr>
-        <w:t xml:space="preserve">После создания LUN проверяется, что сервер его видит. В карточке сервера Windows 2k8 на вкладке LUNs появился RomaLun (рисунок 1.11), значит, доступ настроен.</w:t>
+        <w:t>После создания LUN проверяется, что сервер его видит. В карточке сервера Windows 2k8 на вкладке LUNs появился RomaLun (рисунок 1.11), значит, доступ настроен.</w:t>
       </w:r>
     </w:p>
     <w:p>
@@ -3626,7 +3628,7 @@
         <w:rPr>
           <w:lang w:val="ru-RU" w:eastAsia="en-US"/>
         </w:rPr>
-        <w:t xml:space="preserve">В Wireshark открывается файл iSCSI_SAN_Trace.pcap (рисунок 1.12). Первый кадр в нём является командой входа (Login Command): с неё сервер начинает работу с массивом по iSCSI.</w:t>
+        <w:t>В Wireshark открывается файл iSCSI_SAN_Trace.pcap (рисунок 1.12). Первый кадр в нём является командой входа (Login Command): с неё сервер начинает работу с массивом по iSCSI.</w:t>
       </w:r>
     </w:p>
     <w:p>
@@ -3710,21 +3712,21 @@
         <w:rPr>
           <w:lang w:val="ru-RU" w:eastAsia="en-US"/>
         </w:rPr>
-        <w:t xml:space="preserve">Команду входа отправляет инициатор, поэтому адрес отправителя первого кадра, 172.12.10.10, является адресом инициатора, а адрес получателя, 172.12.12.4, адресом цели. Чтобы видеть только обмен iSCSI, в поле Filter вводится фильтр iscsi.</w:t>
-      </w:r>
-    </w:p>
-    <w:p>
-      <w:pPr>
-        <w:pStyle w:val="a7"/>
-        <w:rPr>
-          <w:lang w:val="ru-RU" w:eastAsia="en-US"/>
-        </w:rPr>
-      </w:pPr>
-      <w:r>
-        <w:rPr>
-          <w:lang w:val="ru-RU" w:eastAsia="en-US"/>
-        </w:rPr>
-        <w:t xml:space="preserve">В команде входа инициатор сообщает своё имя и имя цели. Инициатор называется iqn.1991-05.com.microsoft:pod1-win2 (рисунок 1.13). По имени видно, что это стандартный iSCSI-инициатор Windows на компьютере pod1-win2.</w:t>
+        <w:t>Команду входа отправляет инициатор, поэтому адрес отправителя первого кадра, 172.12.10.10, является адресом инициатора, а адрес получателя, 172.12.12.4, адресом цели. Чтобы видеть только обмен iSCSI, в поле Filter вводится фильтр iscsi.</w:t>
+      </w:r>
+    </w:p>
+    <w:p>
+      <w:pPr>
+        <w:pStyle w:val="a7"/>
+        <w:rPr>
+          <w:lang w:val="ru-RU" w:eastAsia="en-US"/>
+        </w:rPr>
+      </w:pPr>
+      <w:r>
+        <w:rPr>
+          <w:lang w:val="ru-RU" w:eastAsia="en-US"/>
+        </w:rPr>
+        <w:t>В команде входа инициатор сообщает своё имя и имя цели. Инициатор называется iqn.1991-05.com.microsoft:pod1-win2 (рисунок 1.13). По имени видно, что это стандартный iSCSI-инициатор Windows на компьютере pod1-win2.</w:t>
       </w:r>
     </w:p>
     <w:p>
@@ -3808,7 +3810,7 @@
         <w:rPr>
           <w:lang w:val="ru-RU" w:eastAsia="en-US"/>
         </w:rPr>
-        <w:t xml:space="preserve">Цель называется iqn.1992-04.com.emc:cx.apm00112902555.a4 (рисунок 1.14). Это порт массива EMC CLARiiON, окончание a4 обозначает порт 4 процессора SP A.</w:t>
+        <w:t>Цель называется iqn.1992-04.com.emc:cx.apm00112902555.a4 (рисунок 1.14). Это порт массива EMC CLARiiON, окончание a4 обозначает порт 4 процессора SP A.</w:t>
       </w:r>
     </w:p>
     <w:p>
@@ -3892,7 +3894,7 @@
         <w:rPr>
           <w:lang w:val="ru-RU" w:eastAsia="en-US"/>
         </w:rPr>
-        <w:t xml:space="preserve">На рисунке 1.15 раскрыт заголовок той же команды. В нём указаны версия протокола, идентификатор сеанса и длина блока данных, в котором передаются имена и параметры входа.</w:t>
+        <w:t>На рисунке 1.15 раскрыт заголовок той же команды. В нём указаны версия протокола, идентификатор сеанса и длина блока данных, в котором передаются имена и параметры входа.</w:t>
       </w:r>
     </w:p>
     <w:p>
@@ -3912,9 +3914,9 @@
         </w:rPr>
         <w:lastRenderedPageBreak/>
         <w:drawing>
-          <wp:inline distT="0" distB="0" distL="0" distR="0" wp14:anchorId="1CDEA788" wp14:editId="224D1E6C">
-            <wp:extent cx="5719099" cy="5497158"/>
-            <wp:effectExtent l="0" t="0" r="0" b="2540"/>
+          <wp:inline distT="0" distB="0" distL="0" distR="0" wp14:anchorId="1CDEA788" wp14:editId="3C4F573F">
+            <wp:extent cx="5853403" cy="5626250"/>
+            <wp:effectExtent l="0" t="0" r="1905" b="0"/>
             <wp:docPr id="1017" name="Рисунок 1017"/>
             <wp:cNvGraphicFramePr>
               <a:graphicFrameLocks xmlns:a="http://schemas.openxmlformats.org/drawingml/2006/main" noChangeAspect="1"/>
@@ -3935,7 +3937,7 @@
                   <pic:spPr>
                     <a:xfrm>
                       <a:off x="0" y="0"/>
-                      <a:ext cx="5759471" cy="5535963"/>
+                      <a:ext cx="5897255" cy="5668400"/>
                     </a:xfrm>
                     <a:prstGeom prst="rect">
                       <a:avLst/>
@@ -3976,21 +3978,21 @@
         <w:rPr>
           <w:lang w:val="ru-RU" w:eastAsia="en-US"/>
         </w:rPr>
-        <w:t xml:space="preserve">Параметры HeaderDigest, DataDigest и MaxRecvDataSegmentLength стороны согласуют чуть позже, на втором шаге входа. HeaderDigest и DataDigest включают контрольные суммы для заголовков и данных. Инициатор готов работать как с ними, так и без них, а цель выбирает вариант None, то есть контрольные суммы не используются. MaxRecvDataSegmentLength задаёт наибольший блок данных, который сторона принимает за один раз. Обе стороны установили его равным 65536 байт (64 КБ).</w:t>
-      </w:r>
-    </w:p>
-    <w:p>
-      <w:pPr>
-        <w:pStyle w:val="a7"/>
-        <w:rPr>
-          <w:lang w:val="ru-RU" w:eastAsia="en-US"/>
-        </w:rPr>
-      </w:pPr>
-      <w:r>
-        <w:rPr>
-          <w:lang w:val="ru-RU" w:eastAsia="en-US"/>
-        </w:rPr>
-        <w:t xml:space="preserve">Сколько LUN доступно инициатору, видно из ответа на команду Report LUNs: массив перечисляет шесть LUN с номерами от 0 до 5.</w:t>
+        <w:t>Параметры HeaderDigest, DataDigest и MaxRecvDataSegmentLength стороны согласуют чуть позже, на втором шаге входа. HeaderDigest и DataDigest включают контрольные суммы для заголовков и данных. Инициатор готов работать как с ними, так и без них, а цель выбирает вариант None, то есть контрольные суммы не используются. MaxRecvDataSegmentLength задаёт наибольший блок данных, который сторона принимает за один раз. Обе стороны установили его равным 65536 байт (64 КБ).</w:t>
+      </w:r>
+    </w:p>
+    <w:p>
+      <w:pPr>
+        <w:pStyle w:val="a7"/>
+        <w:rPr>
+          <w:lang w:val="ru-RU" w:eastAsia="en-US"/>
+        </w:rPr>
+      </w:pPr>
+      <w:r>
+        <w:rPr>
+          <w:lang w:val="ru-RU" w:eastAsia="en-US"/>
+        </w:rPr>
+        <w:t>Сколько LUN доступно инициатору, видно из ответа на команду Report LUNs: массив перечисляет шесть LUN с номерами от 0 до 5.</w:t>
       </w:r>
     </w:p>
     <w:p>
@@ -4034,49 +4036,49 @@
         <w:rPr>
           <w:lang w:val="ru-RU" w:eastAsia="en-US"/>
         </w:rPr>
-        <w:t xml:space="preserve">Для сети Fibre Channel определены мировые имена портов массива и серверов. Сравнение с настройками коммутатора показало, что сеть разделена на две независимые части, по одной на каждый процессор хранения. В настройке зон найдены ошибки: неверный адрес порта в одной зоне и одинаковое имя порта сервера HP в обеих сетях. Для них предложены исправления.</w:t>
-      </w:r>
-    </w:p>
-    <w:p>
-      <w:pPr>
-        <w:pStyle w:val="a7"/>
-        <w:rPr>
-          <w:lang w:val="ru-RU" w:eastAsia="en-US"/>
-        </w:rPr>
-      </w:pPr>
-      <w:r>
-        <w:rPr>
-          <w:lang w:val="ru-RU" w:eastAsia="en-US"/>
-        </w:rPr>
-        <w:t xml:space="preserve">Разбор трассы Fibre Channel показал, как порт входит в фабрику: отправляет FLOGI без собственного адреса, получает адрес от коммутатора и запрашивает у сервера имён список устройств с протоколом FCP.</w:t>
-      </w:r>
-    </w:p>
-    <w:p>
-      <w:pPr>
-        <w:pStyle w:val="a7"/>
-        <w:rPr>
-          <w:lang w:val="ru-RU" w:eastAsia="en-US"/>
-        </w:rPr>
-      </w:pPr>
-      <w:r>
-        <w:rPr>
-          <w:lang w:val="ru-RU" w:eastAsia="en-US"/>
-        </w:rPr>
-        <w:t xml:space="preserve">Для IP SAN на массиве создан iSCSI-интерфейс на обоих процессорах хранения, создан LUN объёмом 100 ГБ, и доступ к нему открыт серверу Windows 2k8.</w:t>
-      </w:r>
-    </w:p>
-    <w:p>
-      <w:pPr>
-        <w:pStyle w:val="a7"/>
-        <w:rPr>
-          <w:lang w:val="ru-RU" w:eastAsia="en-US"/>
-        </w:rPr>
-      </w:pPr>
-      <w:r>
-        <w:rPr>
-          <w:lang w:val="ru-RU" w:eastAsia="en-US"/>
-        </w:rPr>
-        <w:t xml:space="preserve">Разбор трассы iSCSI показал, как сервер входит в сеанс с массивом: стороны обмениваются именами, отказываются от контрольных сумм и договариваются о размере блока данных. Инициатору доступно шесть LUN.</w:t>
+        <w:t>Для сети Fibre Channel определены мировые имена портов массива и серверов. Сравнение с настройками коммутатора показало, что сеть разделена на две независимые части, по одной на каждый процессор хранения. В настройке зон найдены ошибки: неверный адрес порта в одной зоне и одинаковое имя порта сервера HP в обеих сетях. Для них предложены исправления.</w:t>
+      </w:r>
+    </w:p>
+    <w:p>
+      <w:pPr>
+        <w:pStyle w:val="a7"/>
+        <w:rPr>
+          <w:lang w:val="ru-RU" w:eastAsia="en-US"/>
+        </w:rPr>
+      </w:pPr>
+      <w:r>
+        <w:rPr>
+          <w:lang w:val="ru-RU" w:eastAsia="en-US"/>
+        </w:rPr>
+        <w:t>Разбор трассы Fibre Channel показал, как порт входит в фабрику: отправляет FLOGI без собственного адреса, получает адрес от коммутатора и запрашивает у сервера имён список устройств с протоколом FCP.</w:t>
+      </w:r>
+    </w:p>
+    <w:p>
+      <w:pPr>
+        <w:pStyle w:val="a7"/>
+        <w:rPr>
+          <w:lang w:val="ru-RU" w:eastAsia="en-US"/>
+        </w:rPr>
+      </w:pPr>
+      <w:r>
+        <w:rPr>
+          <w:lang w:val="ru-RU" w:eastAsia="en-US"/>
+        </w:rPr>
+        <w:t>Для IP SAN на массиве создан iSCSI-интерфейс на обоих процессорах хранения, создан LUN объёмом 100 ГБ, и доступ к нему открыт серверу Windows 2k8.</w:t>
+      </w:r>
+    </w:p>
+    <w:p>
+      <w:pPr>
+        <w:pStyle w:val="a7"/>
+        <w:rPr>
+          <w:lang w:val="ru-RU" w:eastAsia="en-US"/>
+        </w:rPr>
+      </w:pPr>
+      <w:r>
+        <w:rPr>
+          <w:lang w:val="ru-RU" w:eastAsia="en-US"/>
+        </w:rPr>
+        <w:t>Разбор трассы iSCSI показал, как сервер входит в сеанс с массивом: стороны обмениваются именами, отказываются от контрольных сумм и договариваются о размере блока данных. Инициатору доступно шесть LUN.</w:t>
       </w:r>
     </w:p>
     <w:sectPr>
